--- a/api/src/backend/api/v1/report_templates/zh-CN/executive_report/executive_report-template.docx
+++ b/api/src/backend/api/v1/report_templates/zh-CN/executive_report/executive_report-template.docx
@@ -6,9 +6,9 @@
       <w:pPr>
         <w:jc w:val="center"/>
         <w:rPr>
-          <w:rFonts w:asciiTheme="majorHAnsi" w:eastAsia="DengXian" w:hAnsiTheme="majorHAnsi"/>
-          <w:sz w:val="72"/>
-          <w:szCs w:val="72"/>
+          <w:rFonts w:eastAsia="宋体" w:ascii="宋体" w:hAnsi="宋体" w:cs="宋体"/>
+          <w:sz w:val="21"/>
+          <w:szCs w:val="21"/>
           <w:lang w:eastAsia="zh-CN"/>
         </w:rPr>
       </w:pPr>
@@ -20,9 +20,9 @@
       <w:pPr>
         <w:jc w:val="center"/>
         <w:rPr>
-          <w:rFonts w:asciiTheme="majorHAnsi" w:eastAsia="DengXian" w:hAnsiTheme="majorHAnsi"/>
-          <w:sz w:val="72"/>
-          <w:szCs w:val="72"/>
+          <w:rFonts w:eastAsia="宋体" w:ascii="宋体" w:hAnsi="宋体" w:cs="宋体"/>
+          <w:sz w:val="21"/>
+          <w:szCs w:val="21"/>
           <w:lang w:eastAsia="zh-CN"/>
         </w:rPr>
       </w:pPr>
@@ -31,9 +31,9 @@
       <w:pPr>
         <w:jc w:val="center"/>
         <w:rPr>
-          <w:rFonts w:asciiTheme="majorHAnsi" w:eastAsia="DengXian" w:hAnsiTheme="majorHAnsi"/>
-          <w:sz w:val="72"/>
-          <w:szCs w:val="72"/>
+          <w:rFonts w:eastAsia="宋体" w:ascii="宋体" w:hAnsi="宋体" w:cs="宋体"/>
+          <w:sz w:val="21"/>
+          <w:szCs w:val="21"/>
           <w:lang w:eastAsia="zh-CN"/>
         </w:rPr>
       </w:pPr>
@@ -42,14 +42,16 @@
       <w:pPr>
         <w:jc w:val="center"/>
         <w:rPr>
-          <w:rFonts w:asciiTheme="majorHAnsi" w:hAnsiTheme="majorHAnsi"/>
-          <w:sz w:val="72"/>
-          <w:szCs w:val="72"/>
+          <w:rFonts w:ascii="宋体" w:hAnsi="宋体" w:eastAsia="宋体" w:cs="宋体"/>
+          <w:sz w:val="28"/>
+          <w:szCs w:val="28"/>
         </w:rPr>
       </w:pPr>
       <w:r>
         <w:rPr>
-          <w:rFonts w:ascii="Arial" w:hAnsi="Arial" w:eastAsia="PingFang SC"/>
+          <w:rFonts w:ascii="宋体" w:hAnsi="宋体" w:eastAsia="宋体" w:cs="宋体"/>
+          <w:sz w:val="28"/>
+          <w:szCs w:val="28"/>
         </w:rPr>
         <w:t>执行报告</w:t>
       </w:r>
@@ -59,10 +61,12 @@
         <w:pStyle w:val="FirstParagraph"/>
         <w:jc w:val="center"/>
         <w:rPr>
-          <w:rFonts w:eastAsia="DengXian"/>
+          <w:rFonts w:eastAsia="宋体" w:ascii="宋体" w:hAnsi="宋体" w:cs="宋体"/>
           <w:b/>
           <w:bCs/>
           <w:lang w:eastAsia="zh-CN"/>
+          <w:sz w:val="21"/>
+          <w:szCs w:val="21"/>
         </w:rPr>
       </w:pPr>
     </w:p>
@@ -71,10 +75,12 @@
         <w:pStyle w:val="FirstParagraph"/>
         <w:jc w:val="center"/>
         <w:rPr>
-          <w:rFonts w:eastAsia="DengXian"/>
+          <w:rFonts w:eastAsia="宋体" w:ascii="宋体" w:hAnsi="宋体" w:cs="宋体"/>
           <w:b/>
           <w:bCs/>
           <w:lang w:eastAsia="zh-CN"/>
+          <w:sz w:val="21"/>
+          <w:szCs w:val="21"/>
         </w:rPr>
       </w:pPr>
     </w:p>
@@ -83,13 +89,17 @@
         <w:pStyle w:val="FirstParagraph"/>
         <w:jc w:val="center"/>
         <w:rPr>
-          <w:rFonts w:eastAsia="DengXian"/>
+          <w:rFonts w:eastAsia="宋体" w:ascii="宋体" w:hAnsi="宋体" w:cs="宋体"/>
           <w:lang w:eastAsia="zh-CN"/>
+          <w:sz w:val="48"/>
+          <w:szCs w:val="48"/>
         </w:rPr>
       </w:pPr>
       <w:r>
         <w:rPr>
-          <w:rFonts w:ascii="Arial" w:hAnsi="Arial" w:eastAsia="PingFang SC"/>
+          <w:rFonts w:ascii="宋体" w:hAnsi="宋体" w:eastAsia="宋体" w:cs="宋体"/>
+          <w:sz w:val="48"/>
+          <w:szCs w:val="48"/>
         </w:rPr>
         <w:t>评估名称: {{assessment_name}}</w:t>
       </w:r>
@@ -99,13 +109,17 @@
         <w:pStyle w:val="a0"/>
         <w:jc w:val="center"/>
         <w:rPr>
-          <w:rFonts w:eastAsia="DengXian"/>
+          <w:rFonts w:eastAsia="宋体" w:ascii="宋体" w:hAnsi="宋体" w:cs="宋体"/>
           <w:lang w:eastAsia="zh-CN"/>
+          <w:sz w:val="28"/>
+          <w:szCs w:val="28"/>
         </w:rPr>
       </w:pPr>
       <w:r>
         <w:rPr>
-          <w:rFonts w:ascii="Arial" w:hAnsi="Arial" w:eastAsia="PingFang SC"/>
+          <w:rFonts w:ascii="宋体" w:hAnsi="宋体" w:eastAsia="宋体" w:cs="宋体"/>
+          <w:sz w:val="28"/>
+          <w:szCs w:val="28"/>
         </w:rPr>
         <w:t>云提供商: {{cloud_provider}}</w:t>
       </w:r>
@@ -115,13 +129,17 @@
         <w:pStyle w:val="a0"/>
         <w:jc w:val="center"/>
         <w:rPr>
-          <w:rFonts w:eastAsia="DengXian"/>
+          <w:rFonts w:eastAsia="宋体" w:ascii="宋体" w:hAnsi="宋体" w:cs="宋体"/>
           <w:lang w:eastAsia="zh-CN"/>
+          <w:sz w:val="28"/>
+          <w:szCs w:val="28"/>
         </w:rPr>
       </w:pPr>
       <w:r>
         <w:rPr>
-          <w:rFonts w:ascii="Arial" w:hAnsi="Arial" w:eastAsia="PingFang SC"/>
+          <w:rFonts w:ascii="宋体" w:hAnsi="宋体" w:eastAsia="宋体" w:cs="宋体"/>
+          <w:sz w:val="28"/>
+          <w:szCs w:val="28"/>
         </w:rPr>
         <w:t>账号 ID: {{account_id}}</w:t>
       </w:r>
@@ -131,13 +149,17 @@
         <w:pStyle w:val="a0"/>
         <w:jc w:val="center"/>
         <w:rPr>
-          <w:rFonts w:eastAsia="DengXian"/>
+          <w:rFonts w:eastAsia="宋体" w:ascii="宋体" w:hAnsi="宋体" w:cs="宋体"/>
           <w:lang w:eastAsia="zh-CN"/>
+          <w:sz w:val="24"/>
+          <w:szCs w:val="24"/>
         </w:rPr>
       </w:pPr>
       <w:r>
         <w:rPr>
-          <w:rFonts w:ascii="Arial" w:hAnsi="Arial" w:eastAsia="PingFang SC"/>
+          <w:rFonts w:ascii="宋体" w:hAnsi="宋体" w:eastAsia="宋体" w:cs="宋体"/>
+          <w:sz w:val="24"/>
+          <w:szCs w:val="24"/>
         </w:rPr>
         <w:t>评估日期: {{assessment_date}}</w:t>
       </w:r>
@@ -145,14 +167,18 @@
     <w:p>
       <w:pPr>
         <w:rPr>
-          <w:rFonts w:eastAsia="DengXian"/>
+          <w:rFonts w:eastAsia="宋体" w:ascii="宋体" w:hAnsi="宋体" w:cs="宋体"/>
           <w:lang w:eastAsia="zh-CN"/>
+          <w:sz w:val="21"/>
+          <w:szCs w:val="21"/>
         </w:rPr>
       </w:pPr>
       <w:r>
         <w:rPr>
-          <w:rFonts w:eastAsia="PingFang SC" w:ascii="Arial" w:hAnsi="Arial"/>
+          <w:rFonts w:eastAsia="宋体" w:ascii="宋体" w:hAnsi="宋体" w:cs="宋体"/>
           <w:lang w:eastAsia="zh-CN"/>
+          <w:sz w:val="21"/>
+          <w:szCs w:val="21"/>
         </w:rPr>
         <w:br w:type="page"/>
       </w:r>
@@ -163,10 +189,17 @@
       <w:pPr>
         <w:pStyle w:val="1"/>
         <w:spacing w:before="160" w:after="100" w:line="252" w:lineRule="auto"/>
+        <w:rPr>
+          <w:rFonts w:ascii="宋体" w:hAnsi="宋体" w:eastAsia="宋体" w:cs="宋体"/>
+          <w:sz w:val="48"/>
+          <w:szCs w:val="48"/>
+        </w:rPr>
       </w:pPr>
       <w:r>
         <w:rPr>
-          <w:rFonts w:ascii="Arial" w:hAnsi="Arial" w:eastAsia="PingFang SC"/>
+          <w:rFonts w:ascii="宋体" w:hAnsi="宋体" w:eastAsia="宋体" w:cs="宋体"/>
+          <w:sz w:val="48"/>
+          <w:szCs w:val="48"/>
         </w:rPr>
         <w:t>目录</w:t>
       </w:r>
@@ -179,10 +212,17 @@
         </w:tabs>
         <w:spacing w:after="40"/>
         <w:ind w:left="0"/>
+        <w:rPr>
+          <w:rFonts w:ascii="宋体" w:hAnsi="宋体" w:eastAsia="宋体" w:cs="宋体"/>
+          <w:sz w:val="24"/>
+          <w:szCs w:val="24"/>
+        </w:rPr>
       </w:pPr>
       <w:r>
         <w:rPr>
-          <w:rFonts w:ascii="Arial" w:hAnsi="Arial" w:eastAsia="PingFang SC"/>
+          <w:rFonts w:ascii="宋体" w:hAnsi="宋体" w:eastAsia="宋体" w:cs="宋体"/>
+          <w:sz w:val="24"/>
+          <w:szCs w:val="24"/>
         </w:rPr>
         <w:t>1. 执行摘要</w:t>
         <w:tab/>
@@ -196,10 +236,17 @@
         </w:tabs>
         <w:spacing w:after="40"/>
         <w:ind w:left="255"/>
+        <w:rPr>
+          <w:rFonts w:ascii="宋体" w:hAnsi="宋体" w:eastAsia="宋体" w:cs="宋体"/>
+          <w:sz w:val="20"/>
+          <w:szCs w:val="20"/>
+        </w:rPr>
       </w:pPr>
       <w:r>
         <w:rPr>
-          <w:rFonts w:ascii="Arial" w:hAnsi="Arial" w:eastAsia="PingFang SC"/>
+          <w:rFonts w:ascii="宋体" w:hAnsi="宋体" w:eastAsia="宋体" w:cs="宋体"/>
+          <w:sz w:val="20"/>
+          <w:szCs w:val="20"/>
         </w:rPr>
         <w:t>1.1 评估概览</w:t>
         <w:tab/>
@@ -213,10 +260,17 @@
         </w:tabs>
         <w:spacing w:after="40"/>
         <w:ind w:left="255"/>
+        <w:rPr>
+          <w:rFonts w:ascii="宋体" w:hAnsi="宋体" w:eastAsia="宋体" w:cs="宋体"/>
+          <w:sz w:val="20"/>
+          <w:szCs w:val="20"/>
+        </w:rPr>
       </w:pPr>
       <w:r>
         <w:rPr>
-          <w:rFonts w:ascii="Arial" w:hAnsi="Arial" w:eastAsia="PingFang SC"/>
+          <w:rFonts w:ascii="宋体" w:hAnsi="宋体" w:eastAsia="宋体" w:cs="宋体"/>
+          <w:sz w:val="20"/>
+          <w:szCs w:val="20"/>
         </w:rPr>
         <w:t>1.2 风险汇总</w:t>
         <w:tab/>
@@ -230,10 +284,17 @@
         </w:tabs>
         <w:spacing w:after="40"/>
         <w:ind w:left="255"/>
+        <w:rPr>
+          <w:rFonts w:ascii="宋体" w:hAnsi="宋体" w:eastAsia="宋体" w:cs="宋体"/>
+          <w:sz w:val="20"/>
+          <w:szCs w:val="20"/>
+        </w:rPr>
       </w:pPr>
       <w:r>
         <w:rPr>
-          <w:rFonts w:ascii="Arial" w:hAnsi="Arial" w:eastAsia="PingFang SC"/>
+          <w:rFonts w:ascii="宋体" w:hAnsi="宋体" w:eastAsia="宋体" w:cs="宋体"/>
+          <w:sz w:val="20"/>
+          <w:szCs w:val="20"/>
         </w:rPr>
         <w:t>1.3 关键发现</w:t>
         <w:tab/>
@@ -247,10 +308,17 @@
         </w:tabs>
         <w:spacing w:after="40"/>
         <w:ind w:left="255"/>
+        <w:rPr>
+          <w:rFonts w:ascii="宋体" w:hAnsi="宋体" w:eastAsia="宋体" w:cs="宋体"/>
+          <w:sz w:val="20"/>
+          <w:szCs w:val="20"/>
+        </w:rPr>
       </w:pPr>
       <w:r>
         <w:rPr>
-          <w:rFonts w:ascii="Arial" w:hAnsi="Arial" w:eastAsia="PingFang SC"/>
+          <w:rFonts w:ascii="宋体" w:hAnsi="宋体" w:eastAsia="宋体" w:cs="宋体"/>
+          <w:sz w:val="20"/>
+          <w:szCs w:val="20"/>
         </w:rPr>
         <w:t>1.4 主要风险类别</w:t>
         <w:tab/>
@@ -265,10 +333,17 @@
         </w:tabs>
         <w:spacing w:after="40"/>
         <w:ind w:left="0"/>
+        <w:rPr>
+          <w:rFonts w:ascii="宋体" w:hAnsi="宋体" w:eastAsia="宋体" w:cs="宋体"/>
+          <w:sz w:val="24"/>
+          <w:szCs w:val="24"/>
+        </w:rPr>
       </w:pPr>
       <w:r>
         <w:rPr>
-          <w:rFonts w:ascii="Arial" w:hAnsi="Arial" w:eastAsia="PingFang SC"/>
+          <w:rFonts w:ascii="宋体" w:hAnsi="宋体" w:eastAsia="宋体" w:cs="宋体"/>
+          <w:sz w:val="24"/>
+          <w:szCs w:val="24"/>
         </w:rPr>
         <w:t>2. 资产概览</w:t>
         <w:tab/>
@@ -282,10 +357,17 @@
         </w:tabs>
         <w:spacing w:after="40"/>
         <w:ind w:left="255"/>
+        <w:rPr>
+          <w:rFonts w:ascii="宋体" w:hAnsi="宋体" w:eastAsia="宋体" w:cs="宋体"/>
+          <w:sz w:val="20"/>
+          <w:szCs w:val="20"/>
+        </w:rPr>
       </w:pPr>
       <w:r>
         <w:rPr>
-          <w:rFonts w:ascii="Arial" w:hAnsi="Arial" w:eastAsia="PingFang SC"/>
+          <w:rFonts w:ascii="宋体" w:hAnsi="宋体" w:eastAsia="宋体" w:cs="宋体"/>
+          <w:sz w:val="20"/>
+          <w:szCs w:val="20"/>
         </w:rPr>
         <w:t>2.1 云资产汇总</w:t>
         <w:tab/>
@@ -299,10 +381,17 @@
         </w:tabs>
         <w:spacing w:after="40"/>
         <w:ind w:left="255"/>
+        <w:rPr>
+          <w:rFonts w:ascii="宋体" w:hAnsi="宋体" w:eastAsia="宋体" w:cs="宋体"/>
+          <w:sz w:val="20"/>
+          <w:szCs w:val="20"/>
+        </w:rPr>
       </w:pPr>
       <w:r>
         <w:rPr>
-          <w:rFonts w:ascii="Arial" w:hAnsi="Arial" w:eastAsia="PingFang SC"/>
+          <w:rFonts w:ascii="宋体" w:hAnsi="宋体" w:eastAsia="宋体" w:cs="宋体"/>
+          <w:sz w:val="20"/>
+          <w:szCs w:val="20"/>
         </w:rPr>
         <w:t>2.2 按区域分布的资源</w:t>
         <w:tab/>
@@ -317,10 +406,17 @@
         </w:tabs>
         <w:spacing w:after="40"/>
         <w:ind w:left="0"/>
+        <w:rPr>
+          <w:rFonts w:ascii="宋体" w:hAnsi="宋体" w:eastAsia="宋体" w:cs="宋体"/>
+          <w:sz w:val="24"/>
+          <w:szCs w:val="24"/>
+        </w:rPr>
       </w:pPr>
       <w:r>
         <w:rPr>
-          <w:rFonts w:ascii="Arial" w:hAnsi="Arial" w:eastAsia="PingFang SC"/>
+          <w:rFonts w:ascii="宋体" w:hAnsi="宋体" w:eastAsia="宋体" w:cs="宋体"/>
+          <w:sz w:val="24"/>
+          <w:szCs w:val="24"/>
         </w:rPr>
         <w:t>3. 发现概览</w:t>
         <w:tab/>
@@ -334,10 +430,17 @@
         </w:tabs>
         <w:spacing w:after="40"/>
         <w:ind w:left="255"/>
+        <w:rPr>
+          <w:rFonts w:ascii="宋体" w:hAnsi="宋体" w:eastAsia="宋体" w:cs="宋体"/>
+          <w:sz w:val="20"/>
+          <w:szCs w:val="20"/>
+        </w:rPr>
       </w:pPr>
       <w:r>
         <w:rPr>
-          <w:rFonts w:ascii="Arial" w:hAnsi="Arial" w:eastAsia="PingFang SC"/>
+          <w:rFonts w:ascii="宋体" w:hAnsi="宋体" w:eastAsia="宋体" w:cs="宋体"/>
+          <w:sz w:val="20"/>
+          <w:szCs w:val="20"/>
         </w:rPr>
         <w:t>3.1 按服务统计发现</w:t>
         <w:tab/>
@@ -351,10 +454,17 @@
         </w:tabs>
         <w:spacing w:after="40"/>
         <w:ind w:left="255"/>
+        <w:rPr>
+          <w:rFonts w:ascii="宋体" w:hAnsi="宋体" w:eastAsia="宋体" w:cs="宋体"/>
+          <w:sz w:val="20"/>
+          <w:szCs w:val="20"/>
+        </w:rPr>
       </w:pPr>
       <w:r>
         <w:rPr>
-          <w:rFonts w:ascii="Arial" w:hAnsi="Arial" w:eastAsia="PingFang SC"/>
+          <w:rFonts w:ascii="宋体" w:hAnsi="宋体" w:eastAsia="宋体" w:cs="宋体"/>
+          <w:sz w:val="20"/>
+          <w:szCs w:val="20"/>
         </w:rPr>
         <w:t>3.2 按类别统计发现</w:t>
         <w:tab/>
@@ -369,10 +479,17 @@
         </w:tabs>
         <w:spacing w:after="40"/>
         <w:ind w:left="0"/>
+        <w:rPr>
+          <w:rFonts w:ascii="宋体" w:hAnsi="宋体" w:eastAsia="宋体" w:cs="宋体"/>
+          <w:sz w:val="24"/>
+          <w:szCs w:val="24"/>
+        </w:rPr>
       </w:pPr>
       <w:r>
         <w:rPr>
-          <w:rFonts w:ascii="Arial" w:hAnsi="Arial" w:eastAsia="PingFang SC"/>
+          <w:rFonts w:ascii="宋体" w:hAnsi="宋体" w:eastAsia="宋体" w:cs="宋体"/>
+          <w:sz w:val="24"/>
+          <w:szCs w:val="24"/>
         </w:rPr>
         <w:t>4. 修复优先级</w:t>
         <w:tab/>
@@ -386,10 +503,17 @@
         </w:tabs>
         <w:spacing w:after="40"/>
         <w:ind w:left="255"/>
+        <w:rPr>
+          <w:rFonts w:ascii="宋体" w:hAnsi="宋体" w:eastAsia="宋体" w:cs="宋体"/>
+          <w:sz w:val="20"/>
+          <w:szCs w:val="20"/>
+        </w:rPr>
       </w:pPr>
       <w:r>
         <w:rPr>
-          <w:rFonts w:ascii="Arial" w:hAnsi="Arial" w:eastAsia="PingFang SC"/>
+          <w:rFonts w:ascii="宋体" w:hAnsi="宋体" w:eastAsia="宋体" w:cs="宋体"/>
+          <w:sz w:val="20"/>
+          <w:szCs w:val="20"/>
         </w:rPr>
         <w:t>4.1 优先级 1（需立即处理）</w:t>
         <w:tab/>
@@ -403,10 +527,17 @@
         </w:tabs>
         <w:spacing w:after="40"/>
         <w:ind w:left="255"/>
+        <w:rPr>
+          <w:rFonts w:ascii="宋体" w:hAnsi="宋体" w:eastAsia="宋体" w:cs="宋体"/>
+          <w:sz w:val="20"/>
+          <w:szCs w:val="20"/>
+        </w:rPr>
       </w:pPr>
       <w:r>
         <w:rPr>
-          <w:rFonts w:ascii="Arial" w:hAnsi="Arial" w:eastAsia="PingFang SC"/>
+          <w:rFonts w:ascii="宋体" w:hAnsi="宋体" w:eastAsia="宋体" w:cs="宋体"/>
+          <w:sz w:val="20"/>
+          <w:szCs w:val="20"/>
         </w:rPr>
         <w:t>4.2 优先级 2（建议修复）</w:t>
         <w:tab/>
@@ -420,10 +551,17 @@
         </w:tabs>
         <w:spacing w:after="40"/>
         <w:ind w:left="255"/>
+        <w:rPr>
+          <w:rFonts w:ascii="宋体" w:hAnsi="宋体" w:eastAsia="宋体" w:cs="宋体"/>
+          <w:sz w:val="20"/>
+          <w:szCs w:val="20"/>
+        </w:rPr>
       </w:pPr>
       <w:r>
         <w:rPr>
-          <w:rFonts w:ascii="Arial" w:hAnsi="Arial" w:eastAsia="PingFang SC"/>
+          <w:rFonts w:ascii="宋体" w:hAnsi="宋体" w:eastAsia="宋体" w:cs="宋体"/>
+          <w:sz w:val="20"/>
+          <w:szCs w:val="20"/>
         </w:rPr>
         <w:t>4.3 优先级 3（持续改进）</w:t>
         <w:tab/>
@@ -438,10 +576,17 @@
         </w:tabs>
         <w:spacing w:after="40"/>
         <w:ind w:left="0"/>
+        <w:rPr>
+          <w:rFonts w:ascii="宋体" w:hAnsi="宋体" w:eastAsia="宋体" w:cs="宋体"/>
+          <w:sz w:val="24"/>
+          <w:szCs w:val="24"/>
+        </w:rPr>
       </w:pPr>
       <w:r>
         <w:rPr>
-          <w:rFonts w:ascii="Arial" w:hAnsi="Arial" w:eastAsia="PingFang SC"/>
+          <w:rFonts w:ascii="宋体" w:hAnsi="宋体" w:eastAsia="宋体" w:cs="宋体"/>
+          <w:sz w:val="24"/>
+          <w:szCs w:val="24"/>
         </w:rPr>
         <w:t>5. 建议</w:t>
         <w:tab/>
@@ -456,10 +601,17 @@
         </w:tabs>
         <w:spacing w:after="40"/>
         <w:ind w:left="0"/>
+        <w:rPr>
+          <w:rFonts w:ascii="宋体" w:hAnsi="宋体" w:eastAsia="宋体" w:cs="宋体"/>
+          <w:sz w:val="24"/>
+          <w:szCs w:val="24"/>
+        </w:rPr>
       </w:pPr>
       <w:r>
         <w:rPr>
-          <w:rFonts w:ascii="Arial" w:hAnsi="Arial" w:eastAsia="PingFang SC"/>
+          <w:rFonts w:ascii="宋体" w:hAnsi="宋体" w:eastAsia="宋体" w:cs="宋体"/>
+          <w:sz w:val="24"/>
+          <w:szCs w:val="24"/>
         </w:rPr>
         <w:t>附录 A. 评估方法</w:t>
         <w:tab/>
@@ -474,10 +626,17 @@
         </w:tabs>
         <w:spacing w:after="40"/>
         <w:ind w:left="0"/>
+        <w:rPr>
+          <w:rFonts w:ascii="宋体" w:hAnsi="宋体" w:eastAsia="宋体" w:cs="宋体"/>
+          <w:sz w:val="24"/>
+          <w:szCs w:val="24"/>
+        </w:rPr>
       </w:pPr>
       <w:r>
         <w:rPr>
-          <w:rFonts w:ascii="Arial" w:hAnsi="Arial" w:eastAsia="PingFang SC"/>
+          <w:rFonts w:ascii="宋体" w:hAnsi="宋体" w:eastAsia="宋体" w:cs="宋体"/>
+          <w:sz w:val="24"/>
+          <w:szCs w:val="24"/>
         </w:rPr>
         <w:t>附录 B. 严重等级定义</w:t>
         <w:tab/>
@@ -492,10 +651,17 @@
         </w:tabs>
         <w:spacing w:after="40"/>
         <w:ind w:left="0"/>
+        <w:rPr>
+          <w:rFonts w:ascii="宋体" w:hAnsi="宋体" w:eastAsia="宋体" w:cs="宋体"/>
+          <w:sz w:val="24"/>
+          <w:szCs w:val="24"/>
+        </w:rPr>
       </w:pPr>
       <w:r>
         <w:rPr>
-          <w:rFonts w:ascii="Arial" w:hAnsi="Arial" w:eastAsia="PingFang SC"/>
+          <w:rFonts w:ascii="宋体" w:hAnsi="宋体" w:eastAsia="宋体" w:cs="宋体"/>
+          <w:sz w:val="24"/>
+          <w:szCs w:val="24"/>
         </w:rPr>
         <w:t>附录 C. 免责声明</w:t>
         <w:tab/>
@@ -503,9 +669,18 @@
       </w:r>
     </w:p>
     <w:p>
+      <w:pPr>
+        <w:rPr>
+          <w:rFonts w:ascii="宋体" w:hAnsi="宋体" w:eastAsia="宋体" w:cs="宋体"/>
+          <w:sz w:val="21"/>
+          <w:szCs w:val="21"/>
+        </w:rPr>
+      </w:pPr>
       <w:r>
         <w:rPr>
-          <w:rFonts w:ascii="Arial" w:hAnsi="Arial" w:eastAsia="PingFang SC"/>
+          <w:rFonts w:ascii="宋体" w:hAnsi="宋体" w:eastAsia="宋体" w:cs="宋体"/>
+          <w:sz w:val="21"/>
+          <w:szCs w:val="21"/>
         </w:rPr>
         <w:br w:type="page"/>
       </w:r>
@@ -517,10 +692,17 @@
           <w:tab w:pos="9071" w:val="right" w:leader="dot"/>
         </w:tabs>
         <w:spacing w:before="160" w:after="100" w:line="252" w:lineRule="auto"/>
+        <w:rPr>
+          <w:rFonts w:ascii="宋体" w:hAnsi="宋体" w:eastAsia="宋体" w:cs="宋体"/>
+          <w:sz w:val="36"/>
+          <w:szCs w:val="36"/>
+        </w:rPr>
       </w:pPr>
       <w:r>
         <w:rPr>
-          <w:rFonts w:ascii="Arial" w:hAnsi="Arial" w:eastAsia="PingFang SC"/>
+          <w:rFonts w:ascii="宋体" w:hAnsi="宋体" w:eastAsia="宋体" w:cs="宋体"/>
+          <w:sz w:val="36"/>
+          <w:szCs w:val="36"/>
         </w:rPr>
         <w:t>1. 执行摘要</w:t>
       </w:r>
@@ -529,10 +711,17 @@
       <w:pPr>
         <w:pStyle w:val="2"/>
         <w:spacing w:before="160" w:after="100" w:line="252" w:lineRule="auto"/>
+        <w:rPr>
+          <w:rFonts w:ascii="宋体" w:hAnsi="宋体" w:eastAsia="宋体" w:cs="宋体"/>
+          <w:sz w:val="28"/>
+          <w:szCs w:val="28"/>
+        </w:rPr>
       </w:pPr>
       <w:r>
         <w:rPr>
-          <w:rFonts w:ascii="Arial" w:hAnsi="Arial" w:eastAsia="PingFang SC"/>
+          <w:rFonts w:ascii="宋体" w:hAnsi="宋体" w:eastAsia="宋体" w:cs="宋体"/>
+          <w:sz w:val="28"/>
+          <w:szCs w:val="28"/>
         </w:rPr>
         <w:t>1.1 评估概览</w:t>
       </w:r>
@@ -543,10 +732,17 @@
         <w:spacing w:before="120" w:after="120"/>
         <w:ind w:left="0" w:firstLine="0"/>
         <w:jc w:val="center"/>
+        <w:rPr>
+          <w:rFonts w:ascii="宋体" w:hAnsi="宋体" w:eastAsia="宋体" w:cs="宋体"/>
+          <w:sz w:val="21"/>
+          <w:szCs w:val="21"/>
+        </w:rPr>
       </w:pPr>
       <w:r>
         <w:rPr>
-          <w:rFonts w:ascii="Arial" w:hAnsi="Arial" w:eastAsia="PingFang SC"/>
+          <w:rFonts w:ascii="宋体" w:hAnsi="宋体" w:eastAsia="宋体" w:cs="宋体"/>
+          <w:sz w:val="21"/>
+          <w:szCs w:val="21"/>
         </w:rPr>
         <w:t>表 1-1 评估信息</w:t>
       </w:r>
@@ -596,10 +792,17 @@
             <w:pPr>
               <w:pStyle w:val="Compact"/>
               <w:spacing w:before="0" w:after="0" w:line="252" w:lineRule="auto"/>
+              <w:rPr>
+                <w:rFonts w:ascii="宋体" w:hAnsi="宋体" w:eastAsia="宋体" w:cs="宋体"/>
+                <w:sz w:val="21"/>
+                <w:szCs w:val="21"/>
+              </w:rPr>
             </w:pPr>
             <w:r>
               <w:rPr>
-                <w:rFonts w:ascii="Arial" w:hAnsi="Arial" w:eastAsia="PingFang SC"/>
+                <w:rFonts w:ascii="宋体" w:hAnsi="宋体" w:eastAsia="宋体" w:cs="宋体"/>
+                <w:sz w:val="21"/>
+                <w:szCs w:val="21"/>
               </w:rPr>
               <w:t>项目</w:t>
             </w:r>
@@ -624,10 +827,17 @@
             <w:pPr>
               <w:pStyle w:val="Compact"/>
               <w:spacing w:before="0" w:after="0" w:line="252" w:lineRule="auto"/>
+              <w:rPr>
+                <w:rFonts w:ascii="宋体" w:hAnsi="宋体" w:eastAsia="宋体" w:cs="宋体"/>
+                <w:sz w:val="21"/>
+                <w:szCs w:val="21"/>
+              </w:rPr>
             </w:pPr>
             <w:r>
               <w:rPr>
-                <w:rFonts w:ascii="Arial" w:hAnsi="Arial" w:eastAsia="PingFang SC"/>
+                <w:rFonts w:ascii="宋体" w:hAnsi="宋体" w:eastAsia="宋体" w:cs="宋体"/>
+                <w:sz w:val="21"/>
+                <w:szCs w:val="21"/>
               </w:rPr>
               <w:t>值</w:t>
             </w:r>
@@ -650,10 +860,17 @@
             <w:pPr>
               <w:pStyle w:val="Compact"/>
               <w:spacing w:before="0" w:after="0" w:line="252" w:lineRule="auto"/>
+              <w:rPr>
+                <w:rFonts w:ascii="宋体" w:hAnsi="宋体" w:eastAsia="宋体" w:cs="宋体"/>
+                <w:sz w:val="21"/>
+                <w:szCs w:val="21"/>
+              </w:rPr>
             </w:pPr>
             <w:r>
               <w:rPr>
-                <w:rFonts w:ascii="Arial" w:hAnsi="Arial" w:eastAsia="PingFang SC"/>
+                <w:rFonts w:ascii="宋体" w:hAnsi="宋体" w:eastAsia="宋体" w:cs="宋体"/>
+                <w:sz w:val="21"/>
+                <w:szCs w:val="21"/>
               </w:rPr>
               <w:t>评估名称</w:t>
             </w:r>
@@ -674,11 +891,17 @@
             <w:pPr>
               <w:pStyle w:val="Compact"/>
               <w:spacing w:before="0" w:after="0" w:line="252" w:lineRule="auto"/>
+              <w:rPr>
+                <w:rFonts w:ascii="宋体" w:hAnsi="宋体" w:eastAsia="宋体" w:cs="宋体"/>
+                <w:sz w:val="21"/>
+                <w:szCs w:val="21"/>
+              </w:rPr>
             </w:pPr>
             <w:r>
               <w:rPr>
-                <w:rFonts w:ascii="Arial" w:hAnsi="Arial" w:eastAsia="PingFang SC"/>
-                <w:sz w:val="18"/>
+                <w:rFonts w:ascii="宋体" w:hAnsi="宋体" w:eastAsia="宋体" w:cs="宋体"/>
+                <w:sz w:val="21"/>
+                <w:szCs w:val="21"/>
               </w:rPr>
               <w:t>Production AWS Security Assessment</w:t>
             </w:r>
@@ -701,10 +924,17 @@
             <w:pPr>
               <w:pStyle w:val="Compact"/>
               <w:spacing w:before="0" w:after="0" w:line="252" w:lineRule="auto"/>
+              <w:rPr>
+                <w:rFonts w:ascii="宋体" w:hAnsi="宋体" w:eastAsia="宋体" w:cs="宋体"/>
+                <w:sz w:val="21"/>
+                <w:szCs w:val="21"/>
+              </w:rPr>
             </w:pPr>
             <w:r>
               <w:rPr>
-                <w:rFonts w:ascii="Arial" w:hAnsi="Arial" w:eastAsia="PingFang SC"/>
+                <w:rFonts w:ascii="宋体" w:hAnsi="宋体" w:eastAsia="宋体" w:cs="宋体"/>
+                <w:sz w:val="21"/>
+                <w:szCs w:val="21"/>
               </w:rPr>
               <w:t>云提供商</w:t>
             </w:r>
@@ -725,11 +955,17 @@
             <w:pPr>
               <w:pStyle w:val="Compact"/>
               <w:spacing w:before="0" w:after="0" w:line="252" w:lineRule="auto"/>
+              <w:rPr>
+                <w:rFonts w:ascii="宋体" w:hAnsi="宋体" w:eastAsia="宋体" w:cs="宋体"/>
+                <w:sz w:val="21"/>
+                <w:szCs w:val="21"/>
+              </w:rPr>
             </w:pPr>
             <w:r>
               <w:rPr>
-                <w:rFonts w:ascii="Arial" w:hAnsi="Arial" w:eastAsia="PingFang SC"/>
-                <w:sz w:val="18"/>
+                <w:rFonts w:ascii="宋体" w:hAnsi="宋体" w:eastAsia="宋体" w:cs="宋体"/>
+                <w:sz w:val="21"/>
+                <w:szCs w:val="21"/>
               </w:rPr>
               <w:t>AWS</w:t>
             </w:r>
@@ -752,10 +988,17 @@
             <w:pPr>
               <w:pStyle w:val="Compact"/>
               <w:spacing w:before="0" w:after="0" w:line="252" w:lineRule="auto"/>
+              <w:rPr>
+                <w:rFonts w:ascii="宋体" w:hAnsi="宋体" w:eastAsia="宋体" w:cs="宋体"/>
+                <w:sz w:val="21"/>
+                <w:szCs w:val="21"/>
+              </w:rPr>
             </w:pPr>
             <w:r>
               <w:rPr>
-                <w:rFonts w:ascii="Arial" w:hAnsi="Arial" w:eastAsia="PingFang SC"/>
+                <w:rFonts w:ascii="宋体" w:hAnsi="宋体" w:eastAsia="宋体" w:cs="宋体"/>
+                <w:sz w:val="21"/>
+                <w:szCs w:val="21"/>
               </w:rPr>
               <w:t>账号 ID</w:t>
             </w:r>
@@ -776,11 +1019,17 @@
             <w:pPr>
               <w:pStyle w:val="Compact"/>
               <w:spacing w:before="0" w:after="0" w:line="252" w:lineRule="auto"/>
+              <w:rPr>
+                <w:rFonts w:ascii="宋体" w:hAnsi="宋体" w:eastAsia="宋体" w:cs="宋体"/>
+                <w:sz w:val="21"/>
+                <w:szCs w:val="21"/>
+              </w:rPr>
             </w:pPr>
             <w:r>
               <w:rPr>
-                <w:rFonts w:ascii="Arial" w:hAnsi="Arial" w:eastAsia="PingFang SC"/>
-                <w:sz w:val="18"/>
+                <w:rFonts w:ascii="宋体" w:hAnsi="宋体" w:eastAsia="宋体" w:cs="宋体"/>
+                <w:sz w:val="21"/>
+                <w:szCs w:val="21"/>
               </w:rPr>
               <w:t>603620210055</w:t>
             </w:r>
@@ -803,10 +1052,17 @@
             <w:pPr>
               <w:pStyle w:val="Compact"/>
               <w:spacing w:before="0" w:after="0" w:line="252" w:lineRule="auto"/>
+              <w:rPr>
+                <w:rFonts w:ascii="宋体" w:hAnsi="宋体" w:eastAsia="宋体" w:cs="宋体"/>
+                <w:sz w:val="21"/>
+                <w:szCs w:val="21"/>
+              </w:rPr>
             </w:pPr>
             <w:r>
               <w:rPr>
-                <w:rFonts w:ascii="Arial" w:hAnsi="Arial" w:eastAsia="PingFang SC"/>
+                <w:rFonts w:ascii="宋体" w:hAnsi="宋体" w:eastAsia="宋体" w:cs="宋体"/>
+                <w:sz w:val="21"/>
+                <w:szCs w:val="21"/>
               </w:rPr>
               <w:t>评估日期</w:t>
             </w:r>
@@ -827,11 +1083,17 @@
             <w:pPr>
               <w:pStyle w:val="Compact"/>
               <w:spacing w:before="0" w:after="0" w:line="252" w:lineRule="auto"/>
+              <w:rPr>
+                <w:rFonts w:ascii="宋体" w:hAnsi="宋体" w:eastAsia="宋体" w:cs="宋体"/>
+                <w:sz w:val="21"/>
+                <w:szCs w:val="21"/>
+              </w:rPr>
             </w:pPr>
             <w:r>
               <w:rPr>
-                <w:rFonts w:ascii="Arial" w:hAnsi="Arial" w:eastAsia="PingFang SC"/>
-                <w:sz w:val="18"/>
+                <w:rFonts w:ascii="宋体" w:hAnsi="宋体" w:eastAsia="宋体" w:cs="宋体"/>
+                <w:sz w:val="21"/>
+                <w:szCs w:val="21"/>
               </w:rPr>
               <w:t>2026-06-10</w:t>
             </w:r>
@@ -854,10 +1116,17 @@
             <w:pPr>
               <w:pStyle w:val="Compact"/>
               <w:spacing w:before="0" w:after="0" w:line="252" w:lineRule="auto"/>
+              <w:rPr>
+                <w:rFonts w:ascii="宋体" w:hAnsi="宋体" w:eastAsia="宋体" w:cs="宋体"/>
+                <w:sz w:val="21"/>
+                <w:szCs w:val="21"/>
+              </w:rPr>
             </w:pPr>
             <w:r>
               <w:rPr>
-                <w:rFonts w:ascii="Arial" w:hAnsi="Arial" w:eastAsia="PingFang SC"/>
+                <w:rFonts w:ascii="宋体" w:hAnsi="宋体" w:eastAsia="宋体" w:cs="宋体"/>
+                <w:sz w:val="21"/>
+                <w:szCs w:val="21"/>
               </w:rPr>
               <w:t>评估范围</w:t>
             </w:r>
@@ -878,11 +1147,17 @@
             <w:pPr>
               <w:pStyle w:val="Compact"/>
               <w:spacing w:before="0" w:after="0" w:line="252" w:lineRule="auto"/>
+              <w:rPr>
+                <w:rFonts w:ascii="宋体" w:hAnsi="宋体" w:eastAsia="宋体" w:cs="宋体"/>
+                <w:sz w:val="21"/>
+                <w:szCs w:val="21"/>
+              </w:rPr>
             </w:pPr>
             <w:r>
               <w:rPr>
-                <w:rFonts w:ascii="Arial" w:hAnsi="Arial" w:eastAsia="PingFang SC"/>
-                <w:sz w:val="18"/>
+                <w:rFonts w:ascii="宋体" w:hAnsi="宋体" w:eastAsia="宋体" w:cs="宋体"/>
+                <w:sz w:val="21"/>
+                <w:szCs w:val="21"/>
               </w:rPr>
               <w:t>AWS Production Environment</w:t>
             </w:r>
@@ -890,15 +1165,30 @@
         </w:tc>
       </w:tr>
     </w:tbl>
-    <w:p/>
+    <w:p>
+      <w:pPr>
+        <w:rPr>
+          <w:rFonts w:ascii="宋体" w:hAnsi="宋体" w:eastAsia="宋体" w:cs="宋体"/>
+          <w:sz w:val="21"/>
+          <w:szCs w:val="21"/>
+        </w:rPr>
+      </w:pPr>
+    </w:p>
     <w:p>
       <w:pPr>
         <w:pStyle w:val="2"/>
         <w:spacing w:before="160" w:after="100" w:line="252" w:lineRule="auto"/>
+        <w:rPr>
+          <w:rFonts w:ascii="宋体" w:hAnsi="宋体" w:eastAsia="宋体" w:cs="宋体"/>
+          <w:sz w:val="28"/>
+          <w:szCs w:val="28"/>
+        </w:rPr>
       </w:pPr>
       <w:r>
         <w:rPr>
-          <w:rFonts w:ascii="Arial" w:hAnsi="Arial" w:eastAsia="PingFang SC"/>
+          <w:rFonts w:ascii="宋体" w:hAnsi="宋体" w:eastAsia="宋体" w:cs="宋体"/>
+          <w:sz w:val="28"/>
+          <w:szCs w:val="28"/>
         </w:rPr>
         <w:t>1.2 风险汇总</w:t>
       </w:r>
@@ -909,10 +1199,17 @@
         <w:spacing w:before="120" w:after="120"/>
         <w:ind w:left="0" w:firstLine="0"/>
         <w:jc w:val="center"/>
+        <w:rPr>
+          <w:rFonts w:ascii="宋体" w:hAnsi="宋体" w:eastAsia="宋体" w:cs="宋体"/>
+          <w:sz w:val="21"/>
+          <w:szCs w:val="21"/>
+        </w:rPr>
       </w:pPr>
       <w:r>
         <w:rPr>
-          <w:rFonts w:ascii="Arial" w:hAnsi="Arial" w:eastAsia="PingFang SC"/>
+          <w:rFonts w:ascii="宋体" w:hAnsi="宋体" w:eastAsia="宋体" w:cs="宋体"/>
+          <w:sz w:val="21"/>
+          <w:szCs w:val="21"/>
         </w:rPr>
         <w:t>表 1-2 发现汇总</w:t>
       </w:r>
@@ -957,10 +1254,17 @@
             <w:pPr>
               <w:pStyle w:val="Compact"/>
               <w:spacing w:before="0" w:after="0" w:line="252" w:lineRule="auto"/>
+              <w:rPr>
+                <w:rFonts w:ascii="宋体" w:hAnsi="宋体" w:eastAsia="宋体" w:cs="宋体"/>
+                <w:sz w:val="21"/>
+                <w:szCs w:val="21"/>
+              </w:rPr>
             </w:pPr>
             <w:r>
               <w:rPr>
-                <w:rFonts w:ascii="Arial" w:hAnsi="Arial" w:eastAsia="PingFang SC"/>
+                <w:rFonts w:ascii="宋体" w:hAnsi="宋体" w:eastAsia="宋体" w:cs="宋体"/>
+                <w:sz w:val="21"/>
+                <w:szCs w:val="21"/>
               </w:rPr>
               <w:t>严重性</w:t>
             </w:r>
@@ -988,10 +1292,17 @@
             <w:pPr>
               <w:pStyle w:val="Compact"/>
               <w:spacing w:before="0" w:after="0" w:line="252" w:lineRule="auto"/>
+              <w:rPr>
+                <w:rFonts w:ascii="宋体" w:hAnsi="宋体" w:eastAsia="宋体" w:cs="宋体"/>
+                <w:sz w:val="21"/>
+                <w:szCs w:val="21"/>
+              </w:rPr>
             </w:pPr>
             <w:r>
               <w:rPr>
-                <w:rFonts w:ascii="Arial" w:hAnsi="Arial" w:eastAsia="PingFang SC"/>
+                <w:rFonts w:ascii="宋体" w:hAnsi="宋体" w:eastAsia="宋体" w:cs="宋体"/>
+                <w:sz w:val="21"/>
+                <w:szCs w:val="21"/>
               </w:rPr>
               <w:t>数量</w:t>
             </w:r>
@@ -1020,10 +1331,17 @@
             <w:pPr>
               <w:pStyle w:val="Compact"/>
               <w:spacing w:before="0" w:after="0" w:line="252" w:lineRule="auto"/>
+              <w:rPr>
+                <w:rFonts w:ascii="宋体" w:hAnsi="宋体" w:eastAsia="宋体" w:cs="宋体"/>
+                <w:sz w:val="21"/>
+                <w:szCs w:val="21"/>
+              </w:rPr>
             </w:pPr>
             <w:r>
               <w:rPr>
-                <w:rFonts w:ascii="Arial" w:hAnsi="Arial" w:eastAsia="PingFang SC"/>
+                <w:rFonts w:ascii="宋体" w:hAnsi="宋体" w:eastAsia="宋体" w:cs="宋体"/>
+                <w:sz w:val="21"/>
+                <w:szCs w:val="21"/>
               </w:rPr>
               <w:t>严重</w:t>
             </w:r>
@@ -1051,15 +1369,18 @@
               <w:pStyle w:val="Compact"/>
               <w:spacing w:before="0" w:after="0" w:line="252" w:lineRule="auto"/>
               <w:rPr>
-                <w:rFonts w:eastAsia="DengXian"/>
+                <w:rFonts w:eastAsia="宋体" w:ascii="宋体" w:hAnsi="宋体" w:cs="宋体"/>
                 <w:lang w:eastAsia="zh-CN"/>
+                <w:sz w:val="21"/>
+                <w:szCs w:val="21"/>
               </w:rPr>
             </w:pPr>
             <w:r>
               <w:rPr>
-                <w:rFonts w:eastAsia="PingFang SC" w:hint="eastAsia" w:ascii="Arial" w:hAnsi="Arial"/>
-                <w:sz w:val="18"/>
+                <w:rFonts w:eastAsia="宋体" w:hint="eastAsia" w:ascii="宋体" w:hAnsi="宋体" w:cs="宋体"/>
+                <w:sz w:val="21"/>
                 <w:lang w:eastAsia="zh-CN"/>
+                <w:szCs w:val="21"/>
               </w:rPr>
               <w:t>0</w:t>
             </w:r>
@@ -1088,10 +1409,17 @@
             <w:pPr>
               <w:pStyle w:val="Compact"/>
               <w:spacing w:before="0" w:after="0" w:line="252" w:lineRule="auto"/>
+              <w:rPr>
+                <w:rFonts w:ascii="宋体" w:hAnsi="宋体" w:eastAsia="宋体" w:cs="宋体"/>
+                <w:sz w:val="21"/>
+                <w:szCs w:val="21"/>
+              </w:rPr>
             </w:pPr>
             <w:r>
               <w:rPr>
-                <w:rFonts w:ascii="Arial" w:hAnsi="Arial" w:eastAsia="PingFang SC"/>
+                <w:rFonts w:ascii="宋体" w:hAnsi="宋体" w:eastAsia="宋体" w:cs="宋体"/>
+                <w:sz w:val="21"/>
+                <w:szCs w:val="21"/>
               </w:rPr>
               <w:t>高</w:t>
             </w:r>
@@ -1119,15 +1447,18 @@
               <w:pStyle w:val="Compact"/>
               <w:spacing w:before="0" w:after="0" w:line="252" w:lineRule="auto"/>
               <w:rPr>
-                <w:rFonts w:eastAsia="DengXian"/>
+                <w:rFonts w:eastAsia="宋体" w:ascii="宋体" w:hAnsi="宋体" w:cs="宋体"/>
                 <w:lang w:eastAsia="zh-CN"/>
+                <w:sz w:val="21"/>
+                <w:szCs w:val="21"/>
               </w:rPr>
             </w:pPr>
             <w:r>
               <w:rPr>
-                <w:rFonts w:eastAsia="PingFang SC" w:hint="eastAsia" w:ascii="Arial" w:hAnsi="Arial"/>
-                <w:sz w:val="18"/>
+                <w:rFonts w:eastAsia="宋体" w:hint="eastAsia" w:ascii="宋体" w:hAnsi="宋体" w:cs="宋体"/>
+                <w:sz w:val="21"/>
                 <w:lang w:eastAsia="zh-CN"/>
+                <w:szCs w:val="21"/>
               </w:rPr>
               <w:t>2</w:t>
             </w:r>
@@ -1156,10 +1487,17 @@
             <w:pPr>
               <w:pStyle w:val="Compact"/>
               <w:spacing w:before="0" w:after="0" w:line="252" w:lineRule="auto"/>
+              <w:rPr>
+                <w:rFonts w:ascii="宋体" w:hAnsi="宋体" w:eastAsia="宋体" w:cs="宋体"/>
+                <w:sz w:val="21"/>
+                <w:szCs w:val="21"/>
+              </w:rPr>
             </w:pPr>
             <w:r>
               <w:rPr>
-                <w:rFonts w:ascii="Arial" w:hAnsi="Arial" w:eastAsia="PingFang SC"/>
+                <w:rFonts w:ascii="宋体" w:hAnsi="宋体" w:eastAsia="宋体" w:cs="宋体"/>
+                <w:sz w:val="21"/>
+                <w:szCs w:val="21"/>
               </w:rPr>
               <w:t>中</w:t>
             </w:r>
@@ -1187,15 +1525,18 @@
               <w:pStyle w:val="Compact"/>
               <w:spacing w:before="0" w:after="0" w:line="252" w:lineRule="auto"/>
               <w:rPr>
-                <w:rFonts w:eastAsia="DengXian"/>
+                <w:rFonts w:eastAsia="宋体" w:ascii="宋体" w:hAnsi="宋体" w:cs="宋体"/>
                 <w:lang w:eastAsia="zh-CN"/>
+                <w:sz w:val="21"/>
+                <w:szCs w:val="21"/>
               </w:rPr>
             </w:pPr>
             <w:r>
               <w:rPr>
-                <w:rFonts w:eastAsia="PingFang SC" w:hint="eastAsia" w:ascii="Arial" w:hAnsi="Arial"/>
-                <w:sz w:val="18"/>
+                <w:rFonts w:eastAsia="宋体" w:hint="eastAsia" w:ascii="宋体" w:hAnsi="宋体" w:cs="宋体"/>
+                <w:sz w:val="21"/>
                 <w:lang w:eastAsia="zh-CN"/>
+                <w:szCs w:val="21"/>
               </w:rPr>
               <w:t>0</w:t>
             </w:r>
@@ -1224,10 +1565,17 @@
             <w:pPr>
               <w:pStyle w:val="Compact"/>
               <w:spacing w:before="0" w:after="0" w:line="252" w:lineRule="auto"/>
+              <w:rPr>
+                <w:rFonts w:ascii="宋体" w:hAnsi="宋体" w:eastAsia="宋体" w:cs="宋体"/>
+                <w:sz w:val="21"/>
+                <w:szCs w:val="21"/>
+              </w:rPr>
             </w:pPr>
             <w:r>
               <w:rPr>
-                <w:rFonts w:ascii="Arial" w:hAnsi="Arial" w:eastAsia="PingFang SC"/>
+                <w:rFonts w:ascii="宋体" w:hAnsi="宋体" w:eastAsia="宋体" w:cs="宋体"/>
+                <w:sz w:val="21"/>
+                <w:szCs w:val="21"/>
               </w:rPr>
               <w:t>低</w:t>
             </w:r>
@@ -1255,15 +1603,18 @@
               <w:pStyle w:val="Compact"/>
               <w:spacing w:before="0" w:after="0" w:line="252" w:lineRule="auto"/>
               <w:rPr>
-                <w:rFonts w:eastAsia="DengXian"/>
+                <w:rFonts w:eastAsia="宋体" w:ascii="宋体" w:hAnsi="宋体" w:cs="宋体"/>
                 <w:lang w:eastAsia="zh-CN"/>
+                <w:sz w:val="21"/>
+                <w:szCs w:val="21"/>
               </w:rPr>
             </w:pPr>
             <w:r>
               <w:rPr>
-                <w:rFonts w:eastAsia="PingFang SC" w:hint="eastAsia" w:ascii="Arial" w:hAnsi="Arial"/>
-                <w:sz w:val="18"/>
+                <w:rFonts w:eastAsia="宋体" w:hint="eastAsia" w:ascii="宋体" w:hAnsi="宋体" w:cs="宋体"/>
+                <w:sz w:val="21"/>
                 <w:lang w:eastAsia="zh-CN"/>
+                <w:szCs w:val="21"/>
               </w:rPr>
               <w:t>0</w:t>
             </w:r>
@@ -1292,10 +1643,17 @@
             <w:pPr>
               <w:pStyle w:val="Compact"/>
               <w:spacing w:before="0" w:after="0" w:line="252" w:lineRule="auto"/>
+              <w:rPr>
+                <w:rFonts w:ascii="宋体" w:hAnsi="宋体" w:eastAsia="宋体" w:cs="宋体"/>
+                <w:sz w:val="21"/>
+                <w:szCs w:val="21"/>
+              </w:rPr>
             </w:pPr>
             <w:r>
               <w:rPr>
-                <w:rFonts w:ascii="Arial" w:hAnsi="Arial" w:eastAsia="PingFang SC"/>
+                <w:rFonts w:ascii="宋体" w:hAnsi="宋体" w:eastAsia="宋体" w:cs="宋体"/>
+                <w:sz w:val="21"/>
+                <w:szCs w:val="21"/>
               </w:rPr>
               <w:t>信息</w:t>
             </w:r>
@@ -1323,15 +1681,18 @@
               <w:pStyle w:val="Compact"/>
               <w:spacing w:before="0" w:after="0" w:line="252" w:lineRule="auto"/>
               <w:rPr>
-                <w:rFonts w:eastAsia="DengXian"/>
+                <w:rFonts w:eastAsia="宋体" w:ascii="宋体" w:hAnsi="宋体" w:cs="宋体"/>
                 <w:lang w:eastAsia="zh-CN"/>
+                <w:sz w:val="21"/>
+                <w:szCs w:val="21"/>
               </w:rPr>
             </w:pPr>
             <w:r>
               <w:rPr>
-                <w:rFonts w:eastAsia="PingFang SC" w:hint="eastAsia" w:ascii="Arial" w:hAnsi="Arial"/>
-                <w:sz w:val="18"/>
+                <w:rFonts w:eastAsia="宋体" w:hint="eastAsia" w:ascii="宋体" w:hAnsi="宋体" w:cs="宋体"/>
+                <w:sz w:val="21"/>
                 <w:lang w:eastAsia="zh-CN"/>
+                <w:szCs w:val="21"/>
               </w:rPr>
               <w:t>0</w:t>
             </w:r>
@@ -1345,10 +1706,17 @@
         <w:spacing w:before="120" w:after="120"/>
         <w:ind w:left="0" w:firstLine="0"/>
         <w:jc w:val="center"/>
+        <w:rPr>
+          <w:rFonts w:ascii="宋体" w:hAnsi="宋体" w:eastAsia="宋体" w:cs="宋体"/>
+          <w:sz w:val="21"/>
+          <w:szCs w:val="21"/>
+        </w:rPr>
       </w:pPr>
       <w:r>
         <w:rPr>
-          <w:rFonts w:ascii="Arial" w:hAnsi="Arial" w:eastAsia="PingFang SC"/>
+          <w:rFonts w:ascii="宋体" w:hAnsi="宋体" w:eastAsia="宋体" w:cs="宋体"/>
+          <w:sz w:val="21"/>
+          <w:szCs w:val="21"/>
         </w:rPr>
         <w:t>图 1-1 风险分布</w:t>
       </w:r>
@@ -1356,11 +1724,18 @@
     <w:p>
       <w:pPr>
         <w:jc w:val="center"/>
+        <w:rPr>
+          <w:rFonts w:ascii="宋体" w:hAnsi="宋体" w:eastAsia="宋体" w:cs="宋体"/>
+          <w:sz w:val="21"/>
+          <w:szCs w:val="21"/>
+        </w:rPr>
       </w:pPr>
       <w:r>
         <w:rPr>
-          <w:rFonts w:ascii="Arial" w:hAnsi="Arial" w:eastAsia="PingFang SC"/>
+          <w:rFonts w:ascii="宋体" w:hAnsi="宋体" w:eastAsia="宋体" w:cs="宋体"/>
           <w:noProof/>
+          <w:sz w:val="21"/>
+          <w:szCs w:val="21"/>
         </w:rPr>
         <w:drawing>
           <wp:inline distT="0" distB="0" distL="0" distR="0" wp14:anchorId="46922FFF" wp14:editId="1F882A65">
@@ -1381,10 +1756,17 @@
       <w:pPr>
         <w:pStyle w:val="2"/>
         <w:spacing w:before="160" w:after="100" w:line="252" w:lineRule="auto"/>
+        <w:rPr>
+          <w:rFonts w:ascii="宋体" w:hAnsi="宋体" w:eastAsia="宋体" w:cs="宋体"/>
+          <w:sz w:val="28"/>
+          <w:szCs w:val="28"/>
+        </w:rPr>
       </w:pPr>
       <w:r>
         <w:rPr>
-          <w:rFonts w:ascii="Arial" w:hAnsi="Arial" w:eastAsia="PingFang SC"/>
+          <w:rFonts w:ascii="宋体" w:hAnsi="宋体" w:eastAsia="宋体" w:cs="宋体"/>
+          <w:sz w:val="28"/>
+          <w:szCs w:val="28"/>
         </w:rPr>
         <w:t>1.3 关键发现</w:t>
       </w:r>
@@ -1393,10 +1775,17 @@
       <w:pPr>
         <w:pStyle w:val="3"/>
         <w:spacing w:before="160" w:after="100" w:line="252" w:lineRule="auto"/>
+        <w:rPr>
+          <w:rFonts w:ascii="宋体" w:hAnsi="宋体" w:eastAsia="宋体" w:cs="宋体"/>
+          <w:sz w:val="24"/>
+          <w:szCs w:val="24"/>
+        </w:rPr>
       </w:pPr>
       <w:r>
         <w:rPr>
-          <w:rFonts w:ascii="Arial" w:hAnsi="Arial" w:eastAsia="PingFang SC"/>
+          <w:rFonts w:ascii="宋体" w:hAnsi="宋体" w:eastAsia="宋体" w:cs="宋体"/>
+          <w:sz w:val="24"/>
+          <w:szCs w:val="24"/>
         </w:rPr>
         <w:t>1.3.1 严重风险</w:t>
       </w:r>
@@ -1407,10 +1796,17 @@
         <w:spacing w:before="120" w:after="120"/>
         <w:ind w:left="0" w:firstLine="0"/>
         <w:jc w:val="center"/>
+        <w:rPr>
+          <w:rFonts w:ascii="宋体" w:hAnsi="宋体" w:eastAsia="宋体" w:cs="宋体"/>
+          <w:sz w:val="21"/>
+          <w:szCs w:val="21"/>
+        </w:rPr>
       </w:pPr>
       <w:r>
         <w:rPr>
-          <w:rFonts w:ascii="Arial" w:hAnsi="Arial" w:eastAsia="PingFang SC"/>
+          <w:rFonts w:ascii="宋体" w:hAnsi="宋体" w:eastAsia="宋体" w:cs="宋体"/>
+          <w:sz w:val="21"/>
+          <w:szCs w:val="21"/>
         </w:rPr>
         <w:t>表 1-3 严重发现</w:t>
       </w:r>
@@ -1461,10 +1857,17 @@
             <w:pPr>
               <w:pStyle w:val="Compact"/>
               <w:spacing w:before="0" w:after="0" w:line="252" w:lineRule="auto"/>
+              <w:rPr>
+                <w:rFonts w:ascii="宋体" w:hAnsi="宋体" w:eastAsia="宋体" w:cs="宋体"/>
+                <w:sz w:val="21"/>
+                <w:szCs w:val="21"/>
+              </w:rPr>
             </w:pPr>
             <w:r>
               <w:rPr>
-                <w:rFonts w:ascii="Arial" w:hAnsi="Arial" w:eastAsia="PingFang SC"/>
+                <w:rFonts w:ascii="宋体" w:hAnsi="宋体" w:eastAsia="宋体" w:cs="宋体"/>
+                <w:sz w:val="21"/>
+                <w:szCs w:val="21"/>
               </w:rPr>
               <w:t>发现</w:t>
             </w:r>
@@ -1489,10 +1892,17 @@
             <w:pPr>
               <w:pStyle w:val="Compact"/>
               <w:spacing w:before="0" w:after="0" w:line="252" w:lineRule="auto"/>
+              <w:rPr>
+                <w:rFonts w:ascii="宋体" w:hAnsi="宋体" w:eastAsia="宋体" w:cs="宋体"/>
+                <w:sz w:val="21"/>
+                <w:szCs w:val="21"/>
+              </w:rPr>
             </w:pPr>
             <w:r>
               <w:rPr>
-                <w:rFonts w:ascii="Arial" w:hAnsi="Arial" w:eastAsia="PingFang SC"/>
+                <w:rFonts w:ascii="宋体" w:hAnsi="宋体" w:eastAsia="宋体" w:cs="宋体"/>
+                <w:sz w:val="21"/>
+                <w:szCs w:val="21"/>
               </w:rPr>
               <w:t>受影响资产</w:t>
             </w:r>
@@ -1517,10 +1927,17 @@
             <w:pPr>
               <w:pStyle w:val="Compact"/>
               <w:spacing w:before="0" w:after="0" w:line="252" w:lineRule="auto"/>
+              <w:rPr>
+                <w:rFonts w:ascii="宋体" w:hAnsi="宋体" w:eastAsia="宋体" w:cs="宋体"/>
+                <w:sz w:val="21"/>
+                <w:szCs w:val="21"/>
+              </w:rPr>
             </w:pPr>
             <w:r>
               <w:rPr>
-                <w:rFonts w:ascii="Arial" w:hAnsi="Arial" w:eastAsia="PingFang SC"/>
+                <w:rFonts w:ascii="宋体" w:hAnsi="宋体" w:eastAsia="宋体" w:cs="宋体"/>
+                <w:sz w:val="21"/>
+                <w:szCs w:val="21"/>
               </w:rPr>
               <w:t>业务影响</w:t>
             </w:r>
@@ -1544,8 +1961,10 @@
               <w:pStyle w:val="Compact"/>
               <w:spacing w:before="0" w:after="0" w:line="252" w:lineRule="auto"/>
               <w:rPr>
-                <w:rFonts w:eastAsia="DengXian"/>
+                <w:rFonts w:eastAsia="宋体" w:ascii="宋体" w:hAnsi="宋体" w:cs="宋体"/>
                 <w:lang w:eastAsia="zh-CN"/>
+                <w:sz w:val="21"/>
+                <w:szCs w:val="21"/>
               </w:rPr>
             </w:pPr>
           </w:p>
@@ -1566,8 +1985,10 @@
               <w:pStyle w:val="Compact"/>
               <w:spacing w:before="0" w:after="0" w:line="252" w:lineRule="auto"/>
               <w:rPr>
-                <w:rFonts w:eastAsia="DengXian"/>
+                <w:rFonts w:eastAsia="宋体" w:ascii="宋体" w:hAnsi="宋体" w:cs="宋体"/>
                 <w:lang w:eastAsia="zh-CN"/>
+                <w:sz w:val="21"/>
+                <w:szCs w:val="21"/>
               </w:rPr>
             </w:pPr>
           </w:p>
@@ -1588,23 +2009,40 @@
               <w:pStyle w:val="Compact"/>
               <w:spacing w:before="0" w:after="0" w:line="252" w:lineRule="auto"/>
               <w:rPr>
-                <w:rFonts w:eastAsia="DengXian"/>
+                <w:rFonts w:eastAsia="宋体" w:ascii="宋体" w:hAnsi="宋体" w:cs="宋体"/>
                 <w:lang w:eastAsia="zh-CN"/>
+                <w:sz w:val="21"/>
+                <w:szCs w:val="21"/>
               </w:rPr>
             </w:pPr>
           </w:p>
         </w:tc>
       </w:tr>
     </w:tbl>
-    <w:p/>
+    <w:p>
+      <w:pPr>
+        <w:rPr>
+          <w:rFonts w:ascii="宋体" w:hAnsi="宋体" w:eastAsia="宋体" w:cs="宋体"/>
+          <w:sz w:val="21"/>
+          <w:szCs w:val="21"/>
+        </w:rPr>
+      </w:pPr>
+    </w:p>
     <w:p>
       <w:pPr>
         <w:pStyle w:val="3"/>
         <w:spacing w:before="160" w:after="100" w:line="252" w:lineRule="auto"/>
+        <w:rPr>
+          <w:rFonts w:ascii="宋体" w:hAnsi="宋体" w:eastAsia="宋体" w:cs="宋体"/>
+          <w:sz w:val="24"/>
+          <w:szCs w:val="24"/>
+        </w:rPr>
       </w:pPr>
       <w:r>
         <w:rPr>
-          <w:rFonts w:ascii="Arial" w:hAnsi="Arial" w:eastAsia="PingFang SC"/>
+          <w:rFonts w:ascii="宋体" w:hAnsi="宋体" w:eastAsia="宋体" w:cs="宋体"/>
+          <w:sz w:val="24"/>
+          <w:szCs w:val="24"/>
         </w:rPr>
         <w:t>1.3.2 高危风险</w:t>
       </w:r>
@@ -1615,10 +2053,17 @@
         <w:spacing w:before="120" w:after="120"/>
         <w:ind w:left="0" w:firstLine="0"/>
         <w:jc w:val="center"/>
+        <w:rPr>
+          <w:rFonts w:ascii="宋体" w:hAnsi="宋体" w:eastAsia="宋体" w:cs="宋体"/>
+          <w:sz w:val="21"/>
+          <w:szCs w:val="21"/>
+        </w:rPr>
       </w:pPr>
       <w:r>
         <w:rPr>
-          <w:rFonts w:ascii="Arial" w:hAnsi="Arial" w:eastAsia="PingFang SC"/>
+          <w:rFonts w:ascii="宋体" w:hAnsi="宋体" w:eastAsia="宋体" w:cs="宋体"/>
+          <w:sz w:val="21"/>
+          <w:szCs w:val="21"/>
         </w:rPr>
         <w:t>表 1-4 高危发现</w:t>
       </w:r>
@@ -1669,10 +2114,17 @@
             <w:pPr>
               <w:pStyle w:val="Compact"/>
               <w:spacing w:before="0" w:after="0" w:line="252" w:lineRule="auto"/>
+              <w:rPr>
+                <w:rFonts w:ascii="宋体" w:hAnsi="宋体" w:eastAsia="宋体" w:cs="宋体"/>
+                <w:sz w:val="21"/>
+                <w:szCs w:val="21"/>
+              </w:rPr>
             </w:pPr>
             <w:r>
               <w:rPr>
-                <w:rFonts w:ascii="Arial" w:hAnsi="Arial" w:eastAsia="PingFang SC"/>
+                <w:rFonts w:ascii="宋体" w:hAnsi="宋体" w:eastAsia="宋体" w:cs="宋体"/>
+                <w:sz w:val="21"/>
+                <w:szCs w:val="21"/>
               </w:rPr>
               <w:t>发现</w:t>
             </w:r>
@@ -1697,10 +2149,17 @@
             <w:pPr>
               <w:pStyle w:val="Compact"/>
               <w:spacing w:before="0" w:after="0" w:line="252" w:lineRule="auto"/>
+              <w:rPr>
+                <w:rFonts w:ascii="宋体" w:hAnsi="宋体" w:eastAsia="宋体" w:cs="宋体"/>
+                <w:sz w:val="21"/>
+                <w:szCs w:val="21"/>
+              </w:rPr>
             </w:pPr>
             <w:r>
               <w:rPr>
-                <w:rFonts w:ascii="Arial" w:hAnsi="Arial" w:eastAsia="PingFang SC"/>
+                <w:rFonts w:ascii="宋体" w:hAnsi="宋体" w:eastAsia="宋体" w:cs="宋体"/>
+                <w:sz w:val="21"/>
+                <w:szCs w:val="21"/>
               </w:rPr>
               <w:t>受影响资产</w:t>
             </w:r>
@@ -1725,10 +2184,17 @@
             <w:pPr>
               <w:pStyle w:val="Compact"/>
               <w:spacing w:before="0" w:after="0" w:line="252" w:lineRule="auto"/>
+              <w:rPr>
+                <w:rFonts w:ascii="宋体" w:hAnsi="宋体" w:eastAsia="宋体" w:cs="宋体"/>
+                <w:sz w:val="21"/>
+                <w:szCs w:val="21"/>
+              </w:rPr>
             </w:pPr>
             <w:r>
               <w:rPr>
-                <w:rFonts w:ascii="Arial" w:hAnsi="Arial" w:eastAsia="PingFang SC"/>
+                <w:rFonts w:ascii="宋体" w:hAnsi="宋体" w:eastAsia="宋体" w:cs="宋体"/>
+                <w:sz w:val="21"/>
+                <w:szCs w:val="21"/>
               </w:rPr>
               <w:t>业务影响</w:t>
             </w:r>
@@ -1751,11 +2217,17 @@
             <w:pPr>
               <w:pStyle w:val="Compact"/>
               <w:spacing w:before="0" w:after="0" w:line="252" w:lineRule="auto"/>
+              <w:rPr>
+                <w:rFonts w:ascii="宋体" w:hAnsi="宋体" w:eastAsia="宋体" w:cs="宋体"/>
+                <w:sz w:val="21"/>
+                <w:szCs w:val="21"/>
+              </w:rPr>
             </w:pPr>
             <w:r>
               <w:rPr>
-                <w:rFonts w:ascii="Arial" w:hAnsi="Arial" w:eastAsia="PingFang SC"/>
-                <w:sz w:val="18"/>
+                <w:rFonts w:ascii="宋体" w:hAnsi="宋体" w:eastAsia="宋体" w:cs="宋体"/>
+                <w:sz w:val="21"/>
+                <w:szCs w:val="21"/>
               </w:rPr>
               <w:t>CloudTrail Multi-Region Logging Disabled</w:t>
             </w:r>
@@ -1776,11 +2248,17 @@
             <w:pPr>
               <w:pStyle w:val="Compact"/>
               <w:spacing w:before="0" w:after="0" w:line="252" w:lineRule="auto"/>
+              <w:rPr>
+                <w:rFonts w:ascii="宋体" w:hAnsi="宋体" w:eastAsia="宋体" w:cs="宋体"/>
+                <w:sz w:val="21"/>
+                <w:szCs w:val="21"/>
+              </w:rPr>
             </w:pPr>
             <w:r>
               <w:rPr>
-                <w:rFonts w:ascii="Arial" w:hAnsi="Arial" w:eastAsia="PingFang SC"/>
-                <w:sz w:val="18"/>
+                <w:rFonts w:ascii="宋体" w:hAnsi="宋体" w:eastAsia="宋体" w:cs="宋体"/>
+                <w:sz w:val="21"/>
+                <w:szCs w:val="21"/>
               </w:rPr>
               <w:t>AWS Account</w:t>
             </w:r>
@@ -1801,11 +2279,17 @@
             <w:pPr>
               <w:pStyle w:val="Compact"/>
               <w:spacing w:before="0" w:after="0" w:line="252" w:lineRule="auto"/>
+              <w:rPr>
+                <w:rFonts w:ascii="宋体" w:hAnsi="宋体" w:eastAsia="宋体" w:cs="宋体"/>
+                <w:sz w:val="21"/>
+                <w:szCs w:val="21"/>
+              </w:rPr>
             </w:pPr>
             <w:r>
               <w:rPr>
-                <w:rFonts w:ascii="Arial" w:hAnsi="Arial" w:eastAsia="PingFang SC"/>
-                <w:sz w:val="18"/>
+                <w:rFonts w:ascii="宋体" w:hAnsi="宋体" w:eastAsia="宋体" w:cs="宋体"/>
+                <w:sz w:val="21"/>
+                <w:szCs w:val="21"/>
               </w:rPr>
               <w:t>Visibility Gap, Delayed Incident Response</w:t>
             </w:r>
@@ -1828,11 +2312,17 @@
             <w:pPr>
               <w:pStyle w:val="Compact"/>
               <w:spacing w:before="0" w:after="0" w:line="252" w:lineRule="auto"/>
+              <w:rPr>
+                <w:rFonts w:ascii="宋体" w:hAnsi="宋体" w:eastAsia="宋体" w:cs="宋体"/>
+                <w:sz w:val="21"/>
+                <w:szCs w:val="21"/>
+              </w:rPr>
             </w:pPr>
             <w:r>
               <w:rPr>
-                <w:rFonts w:ascii="Arial" w:hAnsi="Arial" w:eastAsia="PingFang SC"/>
-                <w:sz w:val="18"/>
+                <w:rFonts w:ascii="宋体" w:hAnsi="宋体" w:eastAsia="宋体" w:cs="宋体"/>
+                <w:sz w:val="21"/>
+                <w:szCs w:val="21"/>
               </w:rPr>
               <w:t>IAM User Console Access Without MFA</w:t>
             </w:r>
@@ -1853,11 +2343,17 @@
             <w:pPr>
               <w:pStyle w:val="Compact"/>
               <w:spacing w:before="0" w:after="0" w:line="252" w:lineRule="auto"/>
+              <w:rPr>
+                <w:rFonts w:ascii="宋体" w:hAnsi="宋体" w:eastAsia="宋体" w:cs="宋体"/>
+                <w:sz w:val="21"/>
+                <w:szCs w:val="21"/>
+              </w:rPr>
             </w:pPr>
             <w:r>
               <w:rPr>
-                <w:rFonts w:ascii="Arial" w:hAnsi="Arial" w:eastAsia="PingFang SC"/>
-                <w:sz w:val="18"/>
+                <w:rFonts w:ascii="宋体" w:hAnsi="宋体" w:eastAsia="宋体" w:cs="宋体"/>
+                <w:sz w:val="21"/>
+                <w:szCs w:val="21"/>
               </w:rPr>
               <w:t>IAM User (test1)</w:t>
             </w:r>
@@ -1878,11 +2374,17 @@
             <w:pPr>
               <w:pStyle w:val="Compact"/>
               <w:spacing w:before="0" w:after="0" w:line="252" w:lineRule="auto"/>
+              <w:rPr>
+                <w:rFonts w:ascii="宋体" w:hAnsi="宋体" w:eastAsia="宋体" w:cs="宋体"/>
+                <w:sz w:val="21"/>
+                <w:szCs w:val="21"/>
+              </w:rPr>
             </w:pPr>
             <w:r>
               <w:rPr>
-                <w:rFonts w:ascii="Arial" w:hAnsi="Arial" w:eastAsia="PingFang SC"/>
-                <w:sz w:val="18"/>
+                <w:rFonts w:ascii="宋体" w:hAnsi="宋体" w:eastAsia="宋体" w:cs="宋体"/>
+                <w:sz w:val="21"/>
+                <w:szCs w:val="21"/>
               </w:rPr>
               <w:t>Unauthorized Access, Account Compromise</w:t>
             </w:r>
@@ -1890,15 +2392,30 @@
         </w:tc>
       </w:tr>
     </w:tbl>
-    <w:p/>
+    <w:p>
+      <w:pPr>
+        <w:rPr>
+          <w:rFonts w:ascii="宋体" w:hAnsi="宋体" w:eastAsia="宋体" w:cs="宋体"/>
+          <w:sz w:val="21"/>
+          <w:szCs w:val="21"/>
+        </w:rPr>
+      </w:pPr>
+    </w:p>
     <w:p>
       <w:pPr>
         <w:pStyle w:val="2"/>
         <w:spacing w:before="160" w:after="100" w:line="252" w:lineRule="auto"/>
+        <w:rPr>
+          <w:rFonts w:ascii="宋体" w:hAnsi="宋体" w:eastAsia="宋体" w:cs="宋体"/>
+          <w:sz w:val="28"/>
+          <w:szCs w:val="28"/>
+        </w:rPr>
       </w:pPr>
       <w:r>
         <w:rPr>
-          <w:rFonts w:ascii="Arial" w:hAnsi="Arial" w:eastAsia="PingFang SC"/>
+          <w:rFonts w:ascii="宋体" w:hAnsi="宋体" w:eastAsia="宋体" w:cs="宋体"/>
+          <w:sz w:val="28"/>
+          <w:szCs w:val="28"/>
         </w:rPr>
         <w:t>1.4 主要风险类别</w:t>
       </w:r>
@@ -1909,10 +2426,17 @@
         <w:spacing w:before="120" w:after="120"/>
         <w:ind w:left="0" w:firstLine="0"/>
         <w:jc w:val="center"/>
+        <w:rPr>
+          <w:rFonts w:ascii="宋体" w:hAnsi="宋体" w:eastAsia="宋体" w:cs="宋体"/>
+          <w:sz w:val="21"/>
+          <w:szCs w:val="21"/>
+        </w:rPr>
       </w:pPr>
       <w:r>
         <w:rPr>
-          <w:rFonts w:ascii="Arial" w:hAnsi="Arial" w:eastAsia="PingFang SC"/>
+          <w:rFonts w:ascii="宋体" w:hAnsi="宋体" w:eastAsia="宋体" w:cs="宋体"/>
+          <w:sz w:val="21"/>
+          <w:szCs w:val="21"/>
         </w:rPr>
         <w:t>表 1-5 风险类别</w:t>
       </w:r>
@@ -1962,10 +2486,17 @@
             <w:pPr>
               <w:pStyle w:val="Compact"/>
               <w:spacing w:before="0" w:after="0" w:line="252" w:lineRule="auto"/>
+              <w:rPr>
+                <w:rFonts w:ascii="宋体" w:hAnsi="宋体" w:eastAsia="宋体" w:cs="宋体"/>
+                <w:sz w:val="21"/>
+                <w:szCs w:val="21"/>
+              </w:rPr>
             </w:pPr>
             <w:r>
               <w:rPr>
-                <w:rFonts w:ascii="Arial" w:hAnsi="Arial" w:eastAsia="PingFang SC"/>
+                <w:rFonts w:ascii="宋体" w:hAnsi="宋体" w:eastAsia="宋体" w:cs="宋体"/>
+                <w:sz w:val="21"/>
+                <w:szCs w:val="21"/>
               </w:rPr>
               <w:t>类别</w:t>
             </w:r>
@@ -1990,10 +2521,17 @@
             <w:pPr>
               <w:pStyle w:val="Compact"/>
               <w:spacing w:before="0" w:after="0" w:line="252" w:lineRule="auto"/>
+              <w:rPr>
+                <w:rFonts w:ascii="宋体" w:hAnsi="宋体" w:eastAsia="宋体" w:cs="宋体"/>
+                <w:sz w:val="21"/>
+                <w:szCs w:val="21"/>
+              </w:rPr>
             </w:pPr>
             <w:r>
               <w:rPr>
-                <w:rFonts w:ascii="Arial" w:hAnsi="Arial" w:eastAsia="PingFang SC"/>
+                <w:rFonts w:ascii="宋体" w:hAnsi="宋体" w:eastAsia="宋体" w:cs="宋体"/>
+                <w:sz w:val="21"/>
+                <w:szCs w:val="21"/>
               </w:rPr>
               <w:t>发现数</w:t>
             </w:r>
@@ -2016,11 +2554,17 @@
             <w:pPr>
               <w:pStyle w:val="Compact"/>
               <w:spacing w:before="0" w:after="0" w:line="252" w:lineRule="auto"/>
+              <w:rPr>
+                <w:rFonts w:ascii="宋体" w:hAnsi="宋体" w:eastAsia="宋体" w:cs="宋体"/>
+                <w:sz w:val="21"/>
+                <w:szCs w:val="21"/>
+              </w:rPr>
             </w:pPr>
             <w:r>
               <w:rPr>
-                <w:rFonts w:ascii="Arial" w:hAnsi="Arial" w:eastAsia="PingFang SC"/>
-                <w:sz w:val="18"/>
+                <w:rFonts w:ascii="宋体" w:hAnsi="宋体" w:eastAsia="宋体" w:cs="宋体"/>
+                <w:sz w:val="21"/>
+                <w:szCs w:val="21"/>
               </w:rPr>
               <w:t>IAM</w:t>
             </w:r>
@@ -2042,15 +2586,18 @@
               <w:pStyle w:val="Compact"/>
               <w:spacing w:before="0" w:after="0" w:line="252" w:lineRule="auto"/>
               <w:rPr>
-                <w:rFonts w:eastAsia="DengXian"/>
+                <w:rFonts w:eastAsia="宋体" w:ascii="宋体" w:hAnsi="宋体" w:cs="宋体"/>
                 <w:lang w:eastAsia="zh-CN"/>
+                <w:sz w:val="21"/>
+                <w:szCs w:val="21"/>
               </w:rPr>
             </w:pPr>
             <w:r>
               <w:rPr>
-                <w:rFonts w:eastAsia="PingFang SC" w:hint="eastAsia" w:ascii="Arial" w:hAnsi="Arial"/>
-                <w:sz w:val="18"/>
+                <w:rFonts w:eastAsia="宋体" w:hint="eastAsia" w:ascii="宋体" w:hAnsi="宋体" w:cs="宋体"/>
+                <w:sz w:val="21"/>
                 <w:lang w:eastAsia="zh-CN"/>
+                <w:szCs w:val="21"/>
               </w:rPr>
               <w:t>1</w:t>
             </w:r>
@@ -2073,11 +2620,17 @@
             <w:pPr>
               <w:pStyle w:val="Compact"/>
               <w:spacing w:before="0" w:after="0" w:line="252" w:lineRule="auto"/>
+              <w:rPr>
+                <w:rFonts w:ascii="宋体" w:hAnsi="宋体" w:eastAsia="宋体" w:cs="宋体"/>
+                <w:sz w:val="21"/>
+                <w:szCs w:val="21"/>
+              </w:rPr>
             </w:pPr>
             <w:r>
               <w:rPr>
-                <w:rFonts w:ascii="Arial" w:hAnsi="Arial" w:eastAsia="PingFang SC"/>
-                <w:sz w:val="18"/>
+                <w:rFonts w:ascii="宋体" w:hAnsi="宋体" w:eastAsia="宋体" w:cs="宋体"/>
+                <w:sz w:val="21"/>
+                <w:szCs w:val="21"/>
               </w:rPr>
               <w:t>Storage</w:t>
             </w:r>
@@ -2099,15 +2652,18 @@
               <w:pStyle w:val="Compact"/>
               <w:spacing w:before="0" w:after="0" w:line="252" w:lineRule="auto"/>
               <w:rPr>
-                <w:rFonts w:eastAsia="DengXian"/>
+                <w:rFonts w:eastAsia="宋体" w:ascii="宋体" w:hAnsi="宋体" w:cs="宋体"/>
                 <w:lang w:eastAsia="zh-CN"/>
+                <w:sz w:val="21"/>
+                <w:szCs w:val="21"/>
               </w:rPr>
             </w:pPr>
             <w:r>
               <w:rPr>
-                <w:rFonts w:eastAsia="PingFang SC" w:hint="eastAsia" w:ascii="Arial" w:hAnsi="Arial"/>
-                <w:sz w:val="18"/>
+                <w:rFonts w:eastAsia="宋体" w:hint="eastAsia" w:ascii="宋体" w:hAnsi="宋体" w:cs="宋体"/>
+                <w:sz w:val="21"/>
                 <w:lang w:eastAsia="zh-CN"/>
+                <w:szCs w:val="21"/>
               </w:rPr>
               <w:t>0</w:t>
             </w:r>
@@ -2130,11 +2686,17 @@
             <w:pPr>
               <w:pStyle w:val="Compact"/>
               <w:spacing w:before="0" w:after="0" w:line="252" w:lineRule="auto"/>
+              <w:rPr>
+                <w:rFonts w:ascii="宋体" w:hAnsi="宋体" w:eastAsia="宋体" w:cs="宋体"/>
+                <w:sz w:val="21"/>
+                <w:szCs w:val="21"/>
+              </w:rPr>
             </w:pPr>
             <w:r>
               <w:rPr>
-                <w:rFonts w:ascii="Arial" w:hAnsi="Arial" w:eastAsia="PingFang SC"/>
-                <w:sz w:val="18"/>
+                <w:rFonts w:ascii="宋体" w:hAnsi="宋体" w:eastAsia="宋体" w:cs="宋体"/>
+                <w:sz w:val="21"/>
+                <w:szCs w:val="21"/>
               </w:rPr>
               <w:t>Network</w:t>
             </w:r>
@@ -2156,15 +2718,18 @@
               <w:pStyle w:val="Compact"/>
               <w:spacing w:before="0" w:after="0" w:line="252" w:lineRule="auto"/>
               <w:rPr>
-                <w:rFonts w:eastAsia="DengXian"/>
+                <w:rFonts w:eastAsia="宋体" w:ascii="宋体" w:hAnsi="宋体" w:cs="宋体"/>
                 <w:lang w:eastAsia="zh-CN"/>
+                <w:sz w:val="21"/>
+                <w:szCs w:val="21"/>
               </w:rPr>
             </w:pPr>
             <w:r>
               <w:rPr>
-                <w:rFonts w:eastAsia="PingFang SC" w:hint="eastAsia" w:ascii="Arial" w:hAnsi="Arial"/>
-                <w:sz w:val="18"/>
+                <w:rFonts w:eastAsia="宋体" w:hint="eastAsia" w:ascii="宋体" w:hAnsi="宋体" w:cs="宋体"/>
+                <w:sz w:val="21"/>
                 <w:lang w:eastAsia="zh-CN"/>
+                <w:szCs w:val="21"/>
               </w:rPr>
               <w:t>0</w:t>
             </w:r>
@@ -2187,11 +2752,17 @@
             <w:pPr>
               <w:pStyle w:val="Compact"/>
               <w:spacing w:before="0" w:after="0" w:line="252" w:lineRule="auto"/>
+              <w:rPr>
+                <w:rFonts w:ascii="宋体" w:hAnsi="宋体" w:eastAsia="宋体" w:cs="宋体"/>
+                <w:sz w:val="21"/>
+                <w:szCs w:val="21"/>
+              </w:rPr>
             </w:pPr>
             <w:r>
               <w:rPr>
-                <w:rFonts w:ascii="Arial" w:hAnsi="Arial" w:eastAsia="PingFang SC"/>
-                <w:sz w:val="18"/>
+                <w:rFonts w:ascii="宋体" w:hAnsi="宋体" w:eastAsia="宋体" w:cs="宋体"/>
+                <w:sz w:val="21"/>
+                <w:szCs w:val="21"/>
               </w:rPr>
               <w:t>Logging</w:t>
             </w:r>
@@ -2213,15 +2784,18 @@
               <w:pStyle w:val="Compact"/>
               <w:spacing w:before="0" w:after="0" w:line="252" w:lineRule="auto"/>
               <w:rPr>
-                <w:rFonts w:eastAsia="DengXian"/>
+                <w:rFonts w:eastAsia="宋体" w:ascii="宋体" w:hAnsi="宋体" w:cs="宋体"/>
                 <w:lang w:eastAsia="zh-CN"/>
+                <w:sz w:val="21"/>
+                <w:szCs w:val="21"/>
               </w:rPr>
             </w:pPr>
             <w:r>
               <w:rPr>
-                <w:rFonts w:eastAsia="PingFang SC" w:hint="eastAsia" w:ascii="Arial" w:hAnsi="Arial"/>
-                <w:sz w:val="18"/>
+                <w:rFonts w:eastAsia="宋体" w:hint="eastAsia" w:ascii="宋体" w:hAnsi="宋体" w:cs="宋体"/>
+                <w:sz w:val="21"/>
                 <w:lang w:eastAsia="zh-CN"/>
+                <w:szCs w:val="21"/>
               </w:rPr>
               <w:t>1</w:t>
             </w:r>
@@ -2244,11 +2818,17 @@
             <w:pPr>
               <w:pStyle w:val="Compact"/>
               <w:spacing w:before="0" w:after="0" w:line="252" w:lineRule="auto"/>
+              <w:rPr>
+                <w:rFonts w:ascii="宋体" w:hAnsi="宋体" w:eastAsia="宋体" w:cs="宋体"/>
+                <w:sz w:val="21"/>
+                <w:szCs w:val="21"/>
+              </w:rPr>
             </w:pPr>
             <w:r>
               <w:rPr>
-                <w:rFonts w:ascii="Arial" w:hAnsi="Arial" w:eastAsia="PingFang SC"/>
-                <w:sz w:val="18"/>
+                <w:rFonts w:ascii="宋体" w:hAnsi="宋体" w:eastAsia="宋体" w:cs="宋体"/>
+                <w:sz w:val="21"/>
+                <w:szCs w:val="21"/>
               </w:rPr>
               <w:t>Compute</w:t>
             </w:r>
@@ -2270,15 +2850,18 @@
               <w:pStyle w:val="Compact"/>
               <w:spacing w:before="0" w:after="0" w:line="252" w:lineRule="auto"/>
               <w:rPr>
-                <w:rFonts w:eastAsia="DengXian"/>
+                <w:rFonts w:eastAsia="宋体" w:ascii="宋体" w:hAnsi="宋体" w:cs="宋体"/>
                 <w:lang w:eastAsia="zh-CN"/>
+                <w:sz w:val="21"/>
+                <w:szCs w:val="21"/>
               </w:rPr>
             </w:pPr>
             <w:r>
               <w:rPr>
-                <w:rFonts w:eastAsia="PingFang SC" w:hint="eastAsia" w:ascii="Arial" w:hAnsi="Arial"/>
-                <w:sz w:val="18"/>
+                <w:rFonts w:eastAsia="宋体" w:hint="eastAsia" w:ascii="宋体" w:hAnsi="宋体" w:cs="宋体"/>
+                <w:sz w:val="21"/>
                 <w:lang w:eastAsia="zh-CN"/>
+                <w:szCs w:val="21"/>
               </w:rPr>
               <w:t>0</w:t>
             </w:r>
@@ -2294,14 +2877,17 @@
         <w:jc w:val="center"/>
         <w:rPr>
           <w:rStyle w:val="VerbatimChar"/>
-          <w:rFonts w:asciiTheme="minorHAnsi" w:eastAsia="DengXian" w:hAnsiTheme="minorHAnsi"/>
-          <w:sz w:val="24"/>
+          <w:rFonts w:eastAsia="宋体" w:ascii="宋体" w:hAnsi="宋体" w:cs="宋体"/>
+          <w:sz w:val="21"/>
           <w:lang w:eastAsia="zh-CN"/>
+          <w:szCs w:val="21"/>
         </w:rPr>
       </w:pPr>
       <w:r>
         <w:rPr>
-          <w:rFonts w:ascii="Arial" w:hAnsi="Arial" w:eastAsia="PingFang SC"/>
+          <w:rFonts w:ascii="宋体" w:hAnsi="宋体" w:eastAsia="宋体" w:cs="宋体"/>
+          <w:sz w:val="21"/>
+          <w:szCs w:val="21"/>
         </w:rPr>
         <w:t>图 1-2 风险类别</w:t>
       </w:r>
@@ -2311,15 +2897,19 @@
         <w:pStyle w:val="SourceCode"/>
         <w:jc w:val="center"/>
         <w:rPr>
-          <w:rFonts w:eastAsia="DengXian"/>
+          <w:rFonts w:eastAsia="宋体" w:ascii="宋体" w:hAnsi="宋体" w:cs="宋体"/>
           <w:lang w:eastAsia="zh-CN"/>
+          <w:sz w:val="21"/>
+          <w:szCs w:val="21"/>
         </w:rPr>
       </w:pPr>
       <w:r>
         <w:rPr>
-          <w:rFonts w:eastAsia="PingFang SC" w:hint="eastAsia" w:ascii="Arial" w:hAnsi="Arial"/>
+          <w:rFonts w:eastAsia="宋体" w:hint="eastAsia" w:ascii="宋体" w:hAnsi="宋体" w:cs="宋体"/>
           <w:noProof/>
           <w:lang w:eastAsia="zh-CN"/>
+          <w:sz w:val="21"/>
+          <w:szCs w:val="21"/>
         </w:rPr>
         <w:lastRenderedPageBreak/>
         <w:drawing>
@@ -2344,10 +2934,17 @@
           <w:tab w:pos="9071" w:val="right" w:leader="dot"/>
         </w:tabs>
         <w:spacing w:before="160" w:after="100" w:line="252" w:lineRule="auto"/>
+        <w:rPr>
+          <w:rFonts w:ascii="宋体" w:hAnsi="宋体" w:eastAsia="宋体" w:cs="宋体"/>
+          <w:sz w:val="36"/>
+          <w:szCs w:val="36"/>
+        </w:rPr>
       </w:pPr>
       <w:r>
         <w:rPr>
-          <w:rFonts w:ascii="Arial" w:hAnsi="Arial" w:eastAsia="PingFang SC"/>
+          <w:rFonts w:ascii="宋体" w:hAnsi="宋体" w:eastAsia="宋体" w:cs="宋体"/>
+          <w:sz w:val="36"/>
+          <w:szCs w:val="36"/>
         </w:rPr>
         <w:t>2. 资产概览</w:t>
       </w:r>
@@ -2356,10 +2953,17 @@
       <w:pPr>
         <w:pStyle w:val="2"/>
         <w:spacing w:before="160" w:after="100" w:line="252" w:lineRule="auto"/>
+        <w:rPr>
+          <w:rFonts w:ascii="宋体" w:hAnsi="宋体" w:eastAsia="宋体" w:cs="宋体"/>
+          <w:sz w:val="28"/>
+          <w:szCs w:val="28"/>
+        </w:rPr>
       </w:pPr>
       <w:r>
         <w:rPr>
-          <w:rFonts w:ascii="Arial" w:hAnsi="Arial" w:eastAsia="PingFang SC"/>
+          <w:rFonts w:ascii="宋体" w:hAnsi="宋体" w:eastAsia="宋体" w:cs="宋体"/>
+          <w:sz w:val="28"/>
+          <w:szCs w:val="28"/>
         </w:rPr>
         <w:t>2.1 云资产汇总</w:t>
       </w:r>
@@ -2370,10 +2974,17 @@
         <w:spacing w:before="120" w:after="120"/>
         <w:ind w:left="0" w:firstLine="0"/>
         <w:jc w:val="center"/>
+        <w:rPr>
+          <w:rFonts w:ascii="宋体" w:hAnsi="宋体" w:eastAsia="宋体" w:cs="宋体"/>
+          <w:sz w:val="21"/>
+          <w:szCs w:val="21"/>
+        </w:rPr>
       </w:pPr>
       <w:r>
         <w:rPr>
-          <w:rFonts w:ascii="Arial" w:hAnsi="Arial" w:eastAsia="PingFang SC"/>
+          <w:rFonts w:ascii="宋体" w:hAnsi="宋体" w:eastAsia="宋体" w:cs="宋体"/>
+          <w:sz w:val="21"/>
+          <w:szCs w:val="21"/>
         </w:rPr>
         <w:t>表 2-1 资产清单</w:t>
       </w:r>
@@ -2423,10 +3034,17 @@
             <w:pPr>
               <w:pStyle w:val="Compact"/>
               <w:spacing w:before="0" w:after="0" w:line="252" w:lineRule="auto"/>
+              <w:rPr>
+                <w:rFonts w:ascii="宋体" w:hAnsi="宋体" w:eastAsia="宋体" w:cs="宋体"/>
+                <w:sz w:val="21"/>
+                <w:szCs w:val="21"/>
+              </w:rPr>
             </w:pPr>
             <w:r>
               <w:rPr>
-                <w:rFonts w:ascii="Arial" w:hAnsi="Arial" w:eastAsia="PingFang SC"/>
+                <w:rFonts w:ascii="宋体" w:hAnsi="宋体" w:eastAsia="宋体" w:cs="宋体"/>
+                <w:sz w:val="21"/>
+                <w:szCs w:val="21"/>
               </w:rPr>
               <w:t>资源类型</w:t>
             </w:r>
@@ -2451,10 +3069,17 @@
             <w:pPr>
               <w:pStyle w:val="Compact"/>
               <w:spacing w:before="0" w:after="0" w:line="252" w:lineRule="auto"/>
+              <w:rPr>
+                <w:rFonts w:ascii="宋体" w:hAnsi="宋体" w:eastAsia="宋体" w:cs="宋体"/>
+                <w:sz w:val="21"/>
+                <w:szCs w:val="21"/>
+              </w:rPr>
             </w:pPr>
             <w:r>
               <w:rPr>
-                <w:rFonts w:ascii="Arial" w:hAnsi="Arial" w:eastAsia="PingFang SC"/>
+                <w:rFonts w:ascii="宋体" w:hAnsi="宋体" w:eastAsia="宋体" w:cs="宋体"/>
+                <w:sz w:val="21"/>
+                <w:szCs w:val="21"/>
               </w:rPr>
               <w:t>数量</w:t>
             </w:r>
@@ -2477,11 +3102,17 @@
             <w:pPr>
               <w:pStyle w:val="Compact"/>
               <w:spacing w:before="0" w:after="0" w:line="252" w:lineRule="auto"/>
+              <w:rPr>
+                <w:rFonts w:ascii="宋体" w:hAnsi="宋体" w:eastAsia="宋体" w:cs="宋体"/>
+                <w:sz w:val="21"/>
+                <w:szCs w:val="21"/>
+              </w:rPr>
             </w:pPr>
             <w:r>
               <w:rPr>
-                <w:rFonts w:ascii="Arial" w:hAnsi="Arial" w:eastAsia="PingFang SC"/>
-                <w:sz w:val="18"/>
+                <w:rFonts w:ascii="宋体" w:hAnsi="宋体" w:eastAsia="宋体" w:cs="宋体"/>
+                <w:sz w:val="21"/>
+                <w:szCs w:val="21"/>
               </w:rPr>
               <w:t>IAM Users</w:t>
             </w:r>
@@ -2503,15 +3134,18 @@
               <w:pStyle w:val="Compact"/>
               <w:spacing w:before="0" w:after="0" w:line="252" w:lineRule="auto"/>
               <w:rPr>
-                <w:rFonts w:eastAsia="DengXian"/>
+                <w:rFonts w:eastAsia="宋体" w:ascii="宋体" w:hAnsi="宋体" w:cs="宋体"/>
                 <w:lang w:eastAsia="zh-CN"/>
+                <w:sz w:val="21"/>
+                <w:szCs w:val="21"/>
               </w:rPr>
             </w:pPr>
             <w:r>
               <w:rPr>
-                <w:rFonts w:eastAsia="PingFang SC" w:hint="eastAsia" w:ascii="Arial" w:hAnsi="Arial"/>
-                <w:sz w:val="18"/>
+                <w:rFonts w:eastAsia="宋体" w:hint="eastAsia" w:ascii="宋体" w:hAnsi="宋体" w:cs="宋体"/>
+                <w:sz w:val="21"/>
                 <w:lang w:eastAsia="zh-CN"/>
+                <w:szCs w:val="21"/>
               </w:rPr>
               <w:t>1</w:t>
             </w:r>
@@ -2534,11 +3168,17 @@
             <w:pPr>
               <w:pStyle w:val="Compact"/>
               <w:spacing w:before="0" w:after="0" w:line="252" w:lineRule="auto"/>
+              <w:rPr>
+                <w:rFonts w:ascii="宋体" w:hAnsi="宋体" w:eastAsia="宋体" w:cs="宋体"/>
+                <w:sz w:val="21"/>
+                <w:szCs w:val="21"/>
+              </w:rPr>
             </w:pPr>
             <w:r>
               <w:rPr>
-                <w:rFonts w:ascii="Arial" w:hAnsi="Arial" w:eastAsia="PingFang SC"/>
-                <w:sz w:val="18"/>
+                <w:rFonts w:ascii="宋体" w:hAnsi="宋体" w:eastAsia="宋体" w:cs="宋体"/>
+                <w:sz w:val="21"/>
+                <w:szCs w:val="21"/>
               </w:rPr>
               <w:t>IAM Roles</w:t>
             </w:r>
@@ -2560,15 +3200,18 @@
               <w:pStyle w:val="Compact"/>
               <w:spacing w:before="0" w:after="0" w:line="252" w:lineRule="auto"/>
               <w:rPr>
-                <w:rFonts w:eastAsia="DengXian"/>
+                <w:rFonts w:eastAsia="宋体" w:ascii="宋体" w:hAnsi="宋体" w:cs="宋体"/>
                 <w:lang w:eastAsia="zh-CN"/>
+                <w:sz w:val="21"/>
+                <w:szCs w:val="21"/>
               </w:rPr>
             </w:pPr>
             <w:r>
               <w:rPr>
-                <w:rFonts w:eastAsia="PingFang SC" w:hint="eastAsia" w:ascii="Arial" w:hAnsi="Arial"/>
-                <w:sz w:val="18"/>
+                <w:rFonts w:eastAsia="宋体" w:hint="eastAsia" w:ascii="宋体" w:hAnsi="宋体" w:cs="宋体"/>
+                <w:sz w:val="21"/>
                 <w:lang w:eastAsia="zh-CN"/>
+                <w:szCs w:val="21"/>
               </w:rPr>
               <w:t>1</w:t>
             </w:r>
@@ -2591,11 +3234,17 @@
             <w:pPr>
               <w:pStyle w:val="Compact"/>
               <w:spacing w:before="0" w:after="0" w:line="252" w:lineRule="auto"/>
+              <w:rPr>
+                <w:rFonts w:ascii="宋体" w:hAnsi="宋体" w:eastAsia="宋体" w:cs="宋体"/>
+                <w:sz w:val="21"/>
+                <w:szCs w:val="21"/>
+              </w:rPr>
             </w:pPr>
             <w:r>
               <w:rPr>
-                <w:rFonts w:ascii="Arial" w:hAnsi="Arial" w:eastAsia="PingFang SC"/>
-                <w:sz w:val="18"/>
+                <w:rFonts w:ascii="宋体" w:hAnsi="宋体" w:eastAsia="宋体" w:cs="宋体"/>
+                <w:sz w:val="21"/>
+                <w:szCs w:val="21"/>
               </w:rPr>
               <w:t>S3 Buckets</w:t>
             </w:r>
@@ -2617,15 +3266,18 @@
               <w:pStyle w:val="Compact"/>
               <w:spacing w:before="0" w:after="0" w:line="252" w:lineRule="auto"/>
               <w:rPr>
-                <w:rFonts w:eastAsia="DengXian"/>
+                <w:rFonts w:eastAsia="宋体" w:ascii="宋体" w:hAnsi="宋体" w:cs="宋体"/>
                 <w:lang w:eastAsia="zh-CN"/>
+                <w:sz w:val="21"/>
+                <w:szCs w:val="21"/>
               </w:rPr>
             </w:pPr>
             <w:r>
               <w:rPr>
-                <w:rFonts w:eastAsia="PingFang SC" w:hint="eastAsia" w:ascii="Arial" w:hAnsi="Arial"/>
-                <w:sz w:val="18"/>
+                <w:rFonts w:eastAsia="宋体" w:hint="eastAsia" w:ascii="宋体" w:hAnsi="宋体" w:cs="宋体"/>
+                <w:sz w:val="21"/>
                 <w:lang w:eastAsia="zh-CN"/>
+                <w:szCs w:val="21"/>
               </w:rPr>
               <w:t>1</w:t>
             </w:r>
@@ -2648,11 +3300,17 @@
             <w:pPr>
               <w:pStyle w:val="Compact"/>
               <w:spacing w:before="0" w:after="0" w:line="252" w:lineRule="auto"/>
+              <w:rPr>
+                <w:rFonts w:ascii="宋体" w:hAnsi="宋体" w:eastAsia="宋体" w:cs="宋体"/>
+                <w:sz w:val="21"/>
+                <w:szCs w:val="21"/>
+              </w:rPr>
             </w:pPr>
             <w:r>
               <w:rPr>
-                <w:rFonts w:ascii="Arial" w:hAnsi="Arial" w:eastAsia="PingFang SC"/>
-                <w:sz w:val="18"/>
+                <w:rFonts w:ascii="宋体" w:hAnsi="宋体" w:eastAsia="宋体" w:cs="宋体"/>
+                <w:sz w:val="21"/>
+                <w:szCs w:val="21"/>
               </w:rPr>
               <w:t>EC2 Instances</w:t>
             </w:r>
@@ -2674,15 +3332,18 @@
               <w:pStyle w:val="Compact"/>
               <w:spacing w:before="0" w:after="0" w:line="252" w:lineRule="auto"/>
               <w:rPr>
-                <w:rFonts w:eastAsia="DengXian"/>
+                <w:rFonts w:eastAsia="宋体" w:ascii="宋体" w:hAnsi="宋体" w:cs="宋体"/>
                 <w:lang w:eastAsia="zh-CN"/>
+                <w:sz w:val="21"/>
+                <w:szCs w:val="21"/>
               </w:rPr>
             </w:pPr>
             <w:r>
               <w:rPr>
-                <w:rFonts w:eastAsia="PingFang SC" w:hint="eastAsia" w:ascii="Arial" w:hAnsi="Arial"/>
-                <w:sz w:val="18"/>
+                <w:rFonts w:eastAsia="宋体" w:hint="eastAsia" w:ascii="宋体" w:hAnsi="宋体" w:cs="宋体"/>
+                <w:sz w:val="21"/>
                 <w:lang w:eastAsia="zh-CN"/>
+                <w:szCs w:val="21"/>
               </w:rPr>
               <w:t>1</w:t>
             </w:r>
@@ -2705,11 +3366,17 @@
             <w:pPr>
               <w:pStyle w:val="Compact"/>
               <w:spacing w:before="0" w:after="0" w:line="252" w:lineRule="auto"/>
+              <w:rPr>
+                <w:rFonts w:ascii="宋体" w:hAnsi="宋体" w:eastAsia="宋体" w:cs="宋体"/>
+                <w:sz w:val="21"/>
+                <w:szCs w:val="21"/>
+              </w:rPr>
             </w:pPr>
             <w:r>
               <w:rPr>
-                <w:rFonts w:ascii="Arial" w:hAnsi="Arial" w:eastAsia="PingFang SC"/>
-                <w:sz w:val="18"/>
+                <w:rFonts w:ascii="宋体" w:hAnsi="宋体" w:eastAsia="宋体" w:cs="宋体"/>
+                <w:sz w:val="21"/>
+                <w:szCs w:val="21"/>
               </w:rPr>
               <w:t>RDS Instances</w:t>
             </w:r>
@@ -2731,15 +3398,18 @@
               <w:pStyle w:val="Compact"/>
               <w:spacing w:before="0" w:after="0" w:line="252" w:lineRule="auto"/>
               <w:rPr>
-                <w:rFonts w:eastAsia="DengXian"/>
+                <w:rFonts w:eastAsia="宋体" w:ascii="宋体" w:hAnsi="宋体" w:cs="宋体"/>
                 <w:lang w:eastAsia="zh-CN"/>
+                <w:sz w:val="21"/>
+                <w:szCs w:val="21"/>
               </w:rPr>
             </w:pPr>
             <w:r>
               <w:rPr>
-                <w:rFonts w:eastAsia="PingFang SC" w:hint="eastAsia" w:ascii="Arial" w:hAnsi="Arial"/>
-                <w:sz w:val="18"/>
+                <w:rFonts w:eastAsia="宋体" w:hint="eastAsia" w:ascii="宋体" w:hAnsi="宋体" w:cs="宋体"/>
+                <w:sz w:val="21"/>
                 <w:lang w:eastAsia="zh-CN"/>
+                <w:szCs w:val="21"/>
               </w:rPr>
               <w:t>0</w:t>
             </w:r>
@@ -2762,11 +3432,17 @@
             <w:pPr>
               <w:pStyle w:val="Compact"/>
               <w:spacing w:before="0" w:after="0" w:line="252" w:lineRule="auto"/>
+              <w:rPr>
+                <w:rFonts w:ascii="宋体" w:hAnsi="宋体" w:eastAsia="宋体" w:cs="宋体"/>
+                <w:sz w:val="21"/>
+                <w:szCs w:val="21"/>
+              </w:rPr>
             </w:pPr>
             <w:r>
               <w:rPr>
-                <w:rFonts w:ascii="Arial" w:hAnsi="Arial" w:eastAsia="PingFang SC"/>
-                <w:sz w:val="18"/>
+                <w:rFonts w:ascii="宋体" w:hAnsi="宋体" w:eastAsia="宋体" w:cs="宋体"/>
+                <w:sz w:val="21"/>
+                <w:szCs w:val="21"/>
               </w:rPr>
               <w:t>Lambda Functions</w:t>
             </w:r>
@@ -2788,15 +3464,18 @@
               <w:pStyle w:val="Compact"/>
               <w:spacing w:before="0" w:after="0" w:line="252" w:lineRule="auto"/>
               <w:rPr>
-                <w:rFonts w:eastAsia="DengXian"/>
+                <w:rFonts w:eastAsia="宋体" w:ascii="宋体" w:hAnsi="宋体" w:cs="宋体"/>
                 <w:lang w:eastAsia="zh-CN"/>
+                <w:sz w:val="21"/>
+                <w:szCs w:val="21"/>
               </w:rPr>
             </w:pPr>
             <w:r>
               <w:rPr>
-                <w:rFonts w:eastAsia="PingFang SC" w:hint="eastAsia" w:ascii="Arial" w:hAnsi="Arial"/>
-                <w:sz w:val="18"/>
+                <w:rFonts w:eastAsia="宋体" w:hint="eastAsia" w:ascii="宋体" w:hAnsi="宋体" w:cs="宋体"/>
+                <w:sz w:val="21"/>
                 <w:lang w:eastAsia="zh-CN"/>
+                <w:szCs w:val="21"/>
               </w:rPr>
               <w:t>0</w:t>
             </w:r>
@@ -2819,11 +3498,17 @@
             <w:pPr>
               <w:pStyle w:val="Compact"/>
               <w:spacing w:before="0" w:after="0" w:line="252" w:lineRule="auto"/>
+              <w:rPr>
+                <w:rFonts w:ascii="宋体" w:hAnsi="宋体" w:eastAsia="宋体" w:cs="宋体"/>
+                <w:sz w:val="21"/>
+                <w:szCs w:val="21"/>
+              </w:rPr>
             </w:pPr>
             <w:r>
               <w:rPr>
-                <w:rFonts w:ascii="Arial" w:hAnsi="Arial" w:eastAsia="PingFang SC"/>
-                <w:sz w:val="18"/>
+                <w:rFonts w:ascii="宋体" w:hAnsi="宋体" w:eastAsia="宋体" w:cs="宋体"/>
+                <w:sz w:val="21"/>
+                <w:szCs w:val="21"/>
               </w:rPr>
               <w:t>Security Groups</w:t>
             </w:r>
@@ -2845,15 +3530,18 @@
               <w:pStyle w:val="Compact"/>
               <w:spacing w:before="0" w:after="0" w:line="252" w:lineRule="auto"/>
               <w:rPr>
-                <w:rFonts w:eastAsia="DengXian"/>
+                <w:rFonts w:eastAsia="宋体" w:ascii="宋体" w:hAnsi="宋体" w:cs="宋体"/>
                 <w:lang w:eastAsia="zh-CN"/>
+                <w:sz w:val="21"/>
+                <w:szCs w:val="21"/>
               </w:rPr>
             </w:pPr>
             <w:r>
               <w:rPr>
-                <w:rFonts w:eastAsia="PingFang SC" w:hint="eastAsia" w:ascii="Arial" w:hAnsi="Arial"/>
-                <w:sz w:val="18"/>
+                <w:rFonts w:eastAsia="宋体" w:hint="eastAsia" w:ascii="宋体" w:hAnsi="宋体" w:cs="宋体"/>
+                <w:sz w:val="21"/>
                 <w:lang w:eastAsia="zh-CN"/>
+                <w:szCs w:val="21"/>
               </w:rPr>
               <w:t>1</w:t>
             </w:r>
@@ -2868,13 +3556,17 @@
         <w:ind w:left="0" w:firstLine="0"/>
         <w:jc w:val="center"/>
         <w:rPr>
-          <w:rFonts w:eastAsia="DengXian"/>
+          <w:rFonts w:eastAsia="宋体" w:ascii="宋体" w:hAnsi="宋体" w:cs="宋体"/>
           <w:lang w:eastAsia="zh-CN"/>
+          <w:sz w:val="21"/>
+          <w:szCs w:val="21"/>
         </w:rPr>
       </w:pPr>
       <w:r>
         <w:rPr>
-          <w:rFonts w:ascii="Arial" w:hAnsi="Arial" w:eastAsia="PingFang SC"/>
+          <w:rFonts w:ascii="宋体" w:hAnsi="宋体" w:eastAsia="宋体" w:cs="宋体"/>
+          <w:sz w:val="21"/>
+          <w:szCs w:val="21"/>
         </w:rPr>
         <w:t>图 2-1 资产分布</w:t>
       </w:r>
@@ -2882,11 +3574,18 @@
     <w:p>
       <w:pPr>
         <w:jc w:val="center"/>
+        <w:rPr>
+          <w:rFonts w:ascii="宋体" w:hAnsi="宋体" w:eastAsia="宋体" w:cs="宋体"/>
+          <w:sz w:val="21"/>
+          <w:szCs w:val="21"/>
+        </w:rPr>
       </w:pPr>
       <w:r>
         <w:rPr>
-          <w:rFonts w:ascii="Arial" w:hAnsi="Arial" w:eastAsia="PingFang SC"/>
+          <w:rFonts w:ascii="宋体" w:hAnsi="宋体" w:eastAsia="宋体" w:cs="宋体"/>
           <w:noProof/>
+          <w:sz w:val="21"/>
+          <w:szCs w:val="21"/>
         </w:rPr>
         <w:drawing>
           <wp:inline distT="0" distB="0" distL="0" distR="0" wp14:anchorId="78F4C4D2" wp14:editId="3CC726C4">
@@ -2907,10 +3606,17 @@
       <w:pPr>
         <w:pStyle w:val="2"/>
         <w:spacing w:before="160" w:after="100" w:line="252" w:lineRule="auto"/>
+        <w:rPr>
+          <w:rFonts w:ascii="宋体" w:hAnsi="宋体" w:eastAsia="宋体" w:cs="宋体"/>
+          <w:sz w:val="28"/>
+          <w:szCs w:val="28"/>
+        </w:rPr>
       </w:pPr>
       <w:r>
         <w:rPr>
-          <w:rFonts w:ascii="Arial" w:hAnsi="Arial" w:eastAsia="PingFang SC"/>
+          <w:rFonts w:ascii="宋体" w:hAnsi="宋体" w:eastAsia="宋体" w:cs="宋体"/>
+          <w:sz w:val="28"/>
+          <w:szCs w:val="28"/>
         </w:rPr>
         <w:t>2.2 按区域分布的资源</w:t>
       </w:r>
@@ -2921,10 +3627,17 @@
         <w:spacing w:before="120" w:after="120"/>
         <w:ind w:left="0" w:firstLine="0"/>
         <w:jc w:val="center"/>
+        <w:rPr>
+          <w:rFonts w:ascii="宋体" w:hAnsi="宋体" w:eastAsia="宋体" w:cs="宋体"/>
+          <w:sz w:val="21"/>
+          <w:szCs w:val="21"/>
+        </w:rPr>
       </w:pPr>
       <w:r>
         <w:rPr>
-          <w:rFonts w:ascii="Arial" w:hAnsi="Arial" w:eastAsia="PingFang SC"/>
+          <w:rFonts w:ascii="宋体" w:hAnsi="宋体" w:eastAsia="宋体" w:cs="宋体"/>
+          <w:sz w:val="21"/>
+          <w:szCs w:val="21"/>
         </w:rPr>
         <w:t>表 2-2 区域分布</w:t>
       </w:r>
@@ -2974,10 +3687,17 @@
             <w:pPr>
               <w:pStyle w:val="Compact"/>
               <w:spacing w:before="0" w:after="0" w:line="252" w:lineRule="auto"/>
+              <w:rPr>
+                <w:rFonts w:ascii="宋体" w:hAnsi="宋体" w:eastAsia="宋体" w:cs="宋体"/>
+                <w:sz w:val="21"/>
+                <w:szCs w:val="21"/>
+              </w:rPr>
             </w:pPr>
             <w:r>
               <w:rPr>
-                <w:rFonts w:ascii="Arial" w:hAnsi="Arial" w:eastAsia="PingFang SC"/>
+                <w:rFonts w:ascii="宋体" w:hAnsi="宋体" w:eastAsia="宋体" w:cs="宋体"/>
+                <w:sz w:val="21"/>
+                <w:szCs w:val="21"/>
               </w:rPr>
               <w:t>区域</w:t>
             </w:r>
@@ -3002,10 +3722,17 @@
             <w:pPr>
               <w:pStyle w:val="Compact"/>
               <w:spacing w:before="0" w:after="0" w:line="252" w:lineRule="auto"/>
+              <w:rPr>
+                <w:rFonts w:ascii="宋体" w:hAnsi="宋体" w:eastAsia="宋体" w:cs="宋体"/>
+                <w:sz w:val="21"/>
+                <w:szCs w:val="21"/>
+              </w:rPr>
             </w:pPr>
             <w:r>
               <w:rPr>
-                <w:rFonts w:ascii="Arial" w:hAnsi="Arial" w:eastAsia="PingFang SC"/>
+                <w:rFonts w:ascii="宋体" w:hAnsi="宋体" w:eastAsia="宋体" w:cs="宋体"/>
+                <w:sz w:val="21"/>
+                <w:szCs w:val="21"/>
               </w:rPr>
               <w:t>资源数量</w:t>
             </w:r>
@@ -3028,11 +3755,17 @@
             <w:pPr>
               <w:pStyle w:val="Compact"/>
               <w:spacing w:before="0" w:after="0" w:line="252" w:lineRule="auto"/>
+              <w:rPr>
+                <w:rFonts w:ascii="宋体" w:hAnsi="宋体" w:eastAsia="宋体" w:cs="宋体"/>
+                <w:sz w:val="21"/>
+                <w:szCs w:val="21"/>
+              </w:rPr>
             </w:pPr>
             <w:r>
               <w:rPr>
-                <w:rFonts w:ascii="Arial" w:hAnsi="Arial" w:eastAsia="PingFang SC"/>
-                <w:sz w:val="18"/>
+                <w:rFonts w:ascii="宋体" w:hAnsi="宋体" w:eastAsia="宋体" w:cs="宋体"/>
+                <w:sz w:val="21"/>
+                <w:szCs w:val="21"/>
               </w:rPr>
               <w:lastRenderedPageBreak/>
               <w:t>ap-northeast-1</w:t>
@@ -3055,15 +3788,18 @@
               <w:pStyle w:val="Compact"/>
               <w:spacing w:before="0" w:after="0" w:line="252" w:lineRule="auto"/>
               <w:rPr>
-                <w:rFonts w:eastAsia="DengXian"/>
+                <w:rFonts w:eastAsia="宋体" w:ascii="宋体" w:hAnsi="宋体" w:cs="宋体"/>
                 <w:lang w:eastAsia="zh-CN"/>
+                <w:sz w:val="21"/>
+                <w:szCs w:val="21"/>
               </w:rPr>
             </w:pPr>
             <w:r>
               <w:rPr>
-                <w:rFonts w:eastAsia="PingFang SC" w:hint="eastAsia" w:ascii="Arial" w:hAnsi="Arial"/>
-                <w:sz w:val="18"/>
+                <w:rFonts w:eastAsia="宋体" w:hint="eastAsia" w:ascii="宋体" w:hAnsi="宋体" w:cs="宋体"/>
+                <w:sz w:val="21"/>
                 <w:lang w:eastAsia="zh-CN"/>
+                <w:szCs w:val="21"/>
               </w:rPr>
               <w:t>2</w:t>
             </w:r>
@@ -3078,13 +3814,17 @@
         <w:ind w:left="0" w:firstLine="0"/>
         <w:jc w:val="center"/>
         <w:rPr>
-          <w:rFonts w:eastAsia="DengXian"/>
+          <w:rFonts w:eastAsia="宋体" w:ascii="宋体" w:hAnsi="宋体" w:cs="宋体"/>
           <w:lang w:eastAsia="zh-CN"/>
+          <w:sz w:val="21"/>
+          <w:szCs w:val="21"/>
         </w:rPr>
       </w:pPr>
       <w:r>
         <w:rPr>
-          <w:rFonts w:ascii="Arial" w:hAnsi="Arial" w:eastAsia="PingFang SC"/>
+          <w:rFonts w:ascii="宋体" w:hAnsi="宋体" w:eastAsia="宋体" w:cs="宋体"/>
+          <w:sz w:val="21"/>
+          <w:szCs w:val="21"/>
         </w:rPr>
         <w:t>图 2-2 按区域分布的资源</w:t>
       </w:r>
@@ -3092,11 +3832,18 @@
     <w:p>
       <w:pPr>
         <w:jc w:val="center"/>
+        <w:rPr>
+          <w:rFonts w:ascii="宋体" w:hAnsi="宋体" w:eastAsia="宋体" w:cs="宋体"/>
+          <w:sz w:val="21"/>
+          <w:szCs w:val="21"/>
+        </w:rPr>
       </w:pPr>
       <w:r>
         <w:rPr>
-          <w:rFonts w:ascii="Arial" w:hAnsi="Arial" w:eastAsia="PingFang SC"/>
+          <w:rFonts w:ascii="宋体" w:hAnsi="宋体" w:eastAsia="宋体" w:cs="宋体"/>
           <w:noProof/>
+          <w:sz w:val="21"/>
+          <w:szCs w:val="21"/>
         </w:rPr>
         <w:drawing>
           <wp:inline distT="0" distB="0" distL="0" distR="0" wp14:anchorId="7947D275" wp14:editId="68FA462C">
@@ -3120,10 +3867,17 @@
           <w:tab w:pos="9071" w:val="right" w:leader="dot"/>
         </w:tabs>
         <w:spacing w:before="160" w:after="100" w:line="252" w:lineRule="auto"/>
+        <w:rPr>
+          <w:rFonts w:ascii="宋体" w:hAnsi="宋体" w:eastAsia="宋体" w:cs="宋体"/>
+          <w:sz w:val="36"/>
+          <w:szCs w:val="36"/>
+        </w:rPr>
       </w:pPr>
       <w:r>
         <w:rPr>
-          <w:rFonts w:ascii="Arial" w:hAnsi="Arial" w:eastAsia="PingFang SC"/>
+          <w:rFonts w:ascii="宋体" w:hAnsi="宋体" w:eastAsia="宋体" w:cs="宋体"/>
+          <w:sz w:val="36"/>
+          <w:szCs w:val="36"/>
         </w:rPr>
         <w:t>3. 发现概览</w:t>
       </w:r>
@@ -3132,10 +3886,17 @@
       <w:pPr>
         <w:pStyle w:val="2"/>
         <w:spacing w:before="160" w:after="100" w:line="252" w:lineRule="auto"/>
+        <w:rPr>
+          <w:rFonts w:ascii="宋体" w:hAnsi="宋体" w:eastAsia="宋体" w:cs="宋体"/>
+          <w:sz w:val="28"/>
+          <w:szCs w:val="28"/>
+        </w:rPr>
       </w:pPr>
       <w:r>
         <w:rPr>
-          <w:rFonts w:ascii="Arial" w:hAnsi="Arial" w:eastAsia="PingFang SC"/>
+          <w:rFonts w:ascii="宋体" w:hAnsi="宋体" w:eastAsia="宋体" w:cs="宋体"/>
+          <w:sz w:val="28"/>
+          <w:szCs w:val="28"/>
         </w:rPr>
         <w:t>3.1 按服务统计发现</w:t>
       </w:r>
@@ -3146,10 +3907,17 @@
         <w:spacing w:before="120" w:after="120"/>
         <w:ind w:left="0" w:firstLine="0"/>
         <w:jc w:val="center"/>
+        <w:rPr>
+          <w:rFonts w:ascii="宋体" w:hAnsi="宋体" w:eastAsia="宋体" w:cs="宋体"/>
+          <w:sz w:val="21"/>
+          <w:szCs w:val="21"/>
+        </w:rPr>
       </w:pPr>
       <w:r>
         <w:rPr>
-          <w:rFonts w:ascii="Arial" w:hAnsi="Arial" w:eastAsia="PingFang SC"/>
+          <w:rFonts w:ascii="宋体" w:hAnsi="宋体" w:eastAsia="宋体" w:cs="宋体"/>
+          <w:sz w:val="21"/>
+          <w:szCs w:val="21"/>
         </w:rPr>
         <w:t>表 3-1 按服务统计发现</w:t>
       </w:r>
@@ -3202,10 +3970,17 @@
             <w:pPr>
               <w:pStyle w:val="Compact"/>
               <w:spacing w:before="0" w:after="0" w:line="252" w:lineRule="auto"/>
+              <w:rPr>
+                <w:rFonts w:ascii="宋体" w:hAnsi="宋体" w:eastAsia="宋体" w:cs="宋体"/>
+                <w:sz w:val="21"/>
+                <w:szCs w:val="21"/>
+              </w:rPr>
             </w:pPr>
             <w:r>
               <w:rPr>
-                <w:rFonts w:ascii="Arial" w:hAnsi="Arial" w:eastAsia="PingFang SC"/>
+                <w:rFonts w:ascii="宋体" w:hAnsi="宋体" w:eastAsia="宋体" w:cs="宋体"/>
+                <w:sz w:val="21"/>
+                <w:szCs w:val="21"/>
               </w:rPr>
               <w:t>服务</w:t>
             </w:r>
@@ -3230,10 +4005,17 @@
             <w:pPr>
               <w:pStyle w:val="Compact"/>
               <w:spacing w:before="0" w:after="0" w:line="252" w:lineRule="auto"/>
+              <w:rPr>
+                <w:rFonts w:ascii="宋体" w:hAnsi="宋体" w:eastAsia="宋体" w:cs="宋体"/>
+                <w:sz w:val="21"/>
+                <w:szCs w:val="21"/>
+              </w:rPr>
             </w:pPr>
             <w:r>
               <w:rPr>
-                <w:rFonts w:ascii="Arial" w:hAnsi="Arial" w:eastAsia="PingFang SC"/>
+                <w:rFonts w:ascii="宋体" w:hAnsi="宋体" w:eastAsia="宋体" w:cs="宋体"/>
+                <w:sz w:val="21"/>
+                <w:szCs w:val="21"/>
               </w:rPr>
               <w:t>严重</w:t>
             </w:r>
@@ -3258,10 +4040,17 @@
             <w:pPr>
               <w:pStyle w:val="Compact"/>
               <w:spacing w:before="0" w:after="0" w:line="252" w:lineRule="auto"/>
+              <w:rPr>
+                <w:rFonts w:ascii="宋体" w:hAnsi="宋体" w:eastAsia="宋体" w:cs="宋体"/>
+                <w:sz w:val="21"/>
+                <w:szCs w:val="21"/>
+              </w:rPr>
             </w:pPr>
             <w:r>
               <w:rPr>
-                <w:rFonts w:ascii="Arial" w:hAnsi="Arial" w:eastAsia="PingFang SC"/>
+                <w:rFonts w:ascii="宋体" w:hAnsi="宋体" w:eastAsia="宋体" w:cs="宋体"/>
+                <w:sz w:val="21"/>
+                <w:szCs w:val="21"/>
               </w:rPr>
               <w:t>高</w:t>
             </w:r>
@@ -3286,10 +4075,17 @@
             <w:pPr>
               <w:pStyle w:val="Compact"/>
               <w:spacing w:before="0" w:after="0" w:line="252" w:lineRule="auto"/>
+              <w:rPr>
+                <w:rFonts w:ascii="宋体" w:hAnsi="宋体" w:eastAsia="宋体" w:cs="宋体"/>
+                <w:sz w:val="21"/>
+                <w:szCs w:val="21"/>
+              </w:rPr>
             </w:pPr>
             <w:r>
               <w:rPr>
-                <w:rFonts w:ascii="Arial" w:hAnsi="Arial" w:eastAsia="PingFang SC"/>
+                <w:rFonts w:ascii="宋体" w:hAnsi="宋体" w:eastAsia="宋体" w:cs="宋体"/>
+                <w:sz w:val="21"/>
+                <w:szCs w:val="21"/>
               </w:rPr>
               <w:t>中</w:t>
             </w:r>
@@ -3314,10 +4110,17 @@
             <w:pPr>
               <w:pStyle w:val="Compact"/>
               <w:spacing w:before="0" w:after="0" w:line="252" w:lineRule="auto"/>
+              <w:rPr>
+                <w:rFonts w:ascii="宋体" w:hAnsi="宋体" w:eastAsia="宋体" w:cs="宋体"/>
+                <w:sz w:val="21"/>
+                <w:szCs w:val="21"/>
+              </w:rPr>
             </w:pPr>
             <w:r>
               <w:rPr>
-                <w:rFonts w:ascii="Arial" w:hAnsi="Arial" w:eastAsia="PingFang SC"/>
+                <w:rFonts w:ascii="宋体" w:hAnsi="宋体" w:eastAsia="宋体" w:cs="宋体"/>
+                <w:sz w:val="21"/>
+                <w:szCs w:val="21"/>
               </w:rPr>
               <w:t>低</w:t>
             </w:r>
@@ -3340,11 +4143,17 @@
             <w:pPr>
               <w:pStyle w:val="Compact"/>
               <w:spacing w:before="0" w:after="0" w:line="252" w:lineRule="auto"/>
+              <w:rPr>
+                <w:rFonts w:ascii="宋体" w:hAnsi="宋体" w:eastAsia="宋体" w:cs="宋体"/>
+                <w:sz w:val="21"/>
+                <w:szCs w:val="21"/>
+              </w:rPr>
             </w:pPr>
             <w:r>
               <w:rPr>
-                <w:rFonts w:ascii="Arial" w:hAnsi="Arial" w:eastAsia="PingFang SC"/>
-                <w:sz w:val="18"/>
+                <w:rFonts w:ascii="宋体" w:hAnsi="宋体" w:eastAsia="宋体" w:cs="宋体"/>
+                <w:sz w:val="21"/>
+                <w:szCs w:val="21"/>
               </w:rPr>
               <w:t>IAM</w:t>
             </w:r>
@@ -3366,15 +4175,18 @@
               <w:pStyle w:val="Compact"/>
               <w:spacing w:before="0" w:after="0" w:line="252" w:lineRule="auto"/>
               <w:rPr>
-                <w:rFonts w:eastAsia="DengXian"/>
+                <w:rFonts w:eastAsia="宋体" w:ascii="宋体" w:hAnsi="宋体" w:cs="宋体"/>
                 <w:lang w:eastAsia="zh-CN"/>
+                <w:sz w:val="21"/>
+                <w:szCs w:val="21"/>
               </w:rPr>
             </w:pPr>
             <w:r>
               <w:rPr>
-                <w:rFonts w:eastAsia="PingFang SC" w:hint="eastAsia" w:ascii="Arial" w:hAnsi="Arial"/>
-                <w:sz w:val="18"/>
+                <w:rFonts w:eastAsia="宋体" w:hint="eastAsia" w:ascii="宋体" w:hAnsi="宋体" w:cs="宋体"/>
+                <w:sz w:val="21"/>
                 <w:lang w:eastAsia="zh-CN"/>
+                <w:szCs w:val="21"/>
               </w:rPr>
               <w:t>0</w:t>
             </w:r>
@@ -3396,15 +4208,18 @@
               <w:pStyle w:val="Compact"/>
               <w:spacing w:before="0" w:after="0" w:line="252" w:lineRule="auto"/>
               <w:rPr>
-                <w:rFonts w:eastAsia="DengXian"/>
+                <w:rFonts w:eastAsia="宋体" w:ascii="宋体" w:hAnsi="宋体" w:cs="宋体"/>
                 <w:lang w:eastAsia="zh-CN"/>
+                <w:sz w:val="21"/>
+                <w:szCs w:val="21"/>
               </w:rPr>
             </w:pPr>
             <w:r>
               <w:rPr>
-                <w:rFonts w:eastAsia="PingFang SC" w:hint="eastAsia" w:ascii="Arial" w:hAnsi="Arial"/>
-                <w:sz w:val="18"/>
+                <w:rFonts w:eastAsia="宋体" w:hint="eastAsia" w:ascii="宋体" w:hAnsi="宋体" w:cs="宋体"/>
+                <w:sz w:val="21"/>
                 <w:lang w:eastAsia="zh-CN"/>
+                <w:szCs w:val="21"/>
               </w:rPr>
               <w:t>1</w:t>
             </w:r>
@@ -3426,15 +4241,18 @@
               <w:pStyle w:val="Compact"/>
               <w:spacing w:before="0" w:after="0" w:line="252" w:lineRule="auto"/>
               <w:rPr>
-                <w:rFonts w:eastAsia="DengXian"/>
+                <w:rFonts w:eastAsia="宋体" w:ascii="宋体" w:hAnsi="宋体" w:cs="宋体"/>
                 <w:lang w:eastAsia="zh-CN"/>
+                <w:sz w:val="21"/>
+                <w:szCs w:val="21"/>
               </w:rPr>
             </w:pPr>
             <w:r>
               <w:rPr>
-                <w:rFonts w:eastAsia="PingFang SC" w:hint="eastAsia" w:ascii="Arial" w:hAnsi="Arial"/>
-                <w:sz w:val="18"/>
+                <w:rFonts w:eastAsia="宋体" w:hint="eastAsia" w:ascii="宋体" w:hAnsi="宋体" w:cs="宋体"/>
+                <w:sz w:val="21"/>
                 <w:lang w:eastAsia="zh-CN"/>
+                <w:szCs w:val="21"/>
               </w:rPr>
               <w:t>0</w:t>
             </w:r>
@@ -3456,15 +4274,18 @@
               <w:pStyle w:val="Compact"/>
               <w:spacing w:before="0" w:after="0" w:line="252" w:lineRule="auto"/>
               <w:rPr>
-                <w:rFonts w:eastAsia="DengXian"/>
+                <w:rFonts w:eastAsia="宋体" w:ascii="宋体" w:hAnsi="宋体" w:cs="宋体"/>
                 <w:lang w:eastAsia="zh-CN"/>
+                <w:sz w:val="21"/>
+                <w:szCs w:val="21"/>
               </w:rPr>
             </w:pPr>
             <w:r>
               <w:rPr>
-                <w:rFonts w:eastAsia="PingFang SC" w:hint="eastAsia" w:ascii="Arial" w:hAnsi="Arial"/>
-                <w:sz w:val="18"/>
+                <w:rFonts w:eastAsia="宋体" w:hint="eastAsia" w:ascii="宋体" w:hAnsi="宋体" w:cs="宋体"/>
+                <w:sz w:val="21"/>
                 <w:lang w:eastAsia="zh-CN"/>
+                <w:szCs w:val="21"/>
               </w:rPr>
               <w:t>0</w:t>
             </w:r>
@@ -3488,15 +4309,18 @@
               <w:pStyle w:val="Compact"/>
               <w:spacing w:before="0" w:after="0" w:line="252" w:lineRule="auto"/>
               <w:rPr>
-                <w:rFonts w:eastAsia="DengXian"/>
+                <w:rFonts w:eastAsia="宋体" w:ascii="宋体" w:hAnsi="宋体" w:cs="宋体"/>
                 <w:lang w:eastAsia="zh-CN"/>
+                <w:sz w:val="21"/>
+                <w:szCs w:val="21"/>
               </w:rPr>
             </w:pPr>
             <w:r>
               <w:rPr>
-                <w:rFonts w:eastAsia="PingFang SC" w:hint="eastAsia" w:ascii="Arial" w:hAnsi="Arial"/>
-                <w:sz w:val="18"/>
+                <w:rFonts w:eastAsia="宋体" w:hint="eastAsia" w:ascii="宋体" w:hAnsi="宋体" w:cs="宋体"/>
+                <w:sz w:val="21"/>
                 <w:lang w:eastAsia="zh-CN"/>
+                <w:szCs w:val="21"/>
               </w:rPr>
               <w:t>CloudTrail</w:t>
             </w:r>
@@ -3518,15 +4342,18 @@
               <w:pStyle w:val="Compact"/>
               <w:spacing w:before="0" w:after="0" w:line="252" w:lineRule="auto"/>
               <w:rPr>
-                <w:rFonts w:eastAsia="DengXian"/>
+                <w:rFonts w:eastAsia="宋体" w:ascii="宋体" w:hAnsi="宋体" w:cs="宋体"/>
                 <w:lang w:eastAsia="zh-CN"/>
+                <w:sz w:val="21"/>
+                <w:szCs w:val="21"/>
               </w:rPr>
             </w:pPr>
             <w:r>
               <w:rPr>
-                <w:rFonts w:eastAsia="PingFang SC" w:hint="eastAsia" w:ascii="Arial" w:hAnsi="Arial"/>
-                <w:sz w:val="18"/>
+                <w:rFonts w:eastAsia="宋体" w:hint="eastAsia" w:ascii="宋体" w:hAnsi="宋体" w:cs="宋体"/>
+                <w:sz w:val="21"/>
                 <w:lang w:eastAsia="zh-CN"/>
+                <w:szCs w:val="21"/>
               </w:rPr>
               <w:t>0</w:t>
             </w:r>
@@ -3548,15 +4375,18 @@
               <w:pStyle w:val="Compact"/>
               <w:spacing w:before="0" w:after="0" w:line="252" w:lineRule="auto"/>
               <w:rPr>
-                <w:rFonts w:eastAsia="DengXian"/>
+                <w:rFonts w:eastAsia="宋体" w:ascii="宋体" w:hAnsi="宋体" w:cs="宋体"/>
                 <w:lang w:eastAsia="zh-CN"/>
+                <w:sz w:val="21"/>
+                <w:szCs w:val="21"/>
               </w:rPr>
             </w:pPr>
             <w:r>
               <w:rPr>
-                <w:rFonts w:eastAsia="PingFang SC" w:hint="eastAsia" w:ascii="Arial" w:hAnsi="Arial"/>
-                <w:sz w:val="18"/>
+                <w:rFonts w:eastAsia="宋体" w:hint="eastAsia" w:ascii="宋体" w:hAnsi="宋体" w:cs="宋体"/>
+                <w:sz w:val="21"/>
                 <w:lang w:eastAsia="zh-CN"/>
+                <w:szCs w:val="21"/>
               </w:rPr>
               <w:t>1</w:t>
             </w:r>
@@ -3578,15 +4408,18 @@
               <w:pStyle w:val="Compact"/>
               <w:spacing w:before="0" w:after="0" w:line="252" w:lineRule="auto"/>
               <w:rPr>
-                <w:rFonts w:eastAsia="DengXian"/>
+                <w:rFonts w:eastAsia="宋体" w:ascii="宋体" w:hAnsi="宋体" w:cs="宋体"/>
                 <w:lang w:eastAsia="zh-CN"/>
+                <w:sz w:val="21"/>
+                <w:szCs w:val="21"/>
               </w:rPr>
             </w:pPr>
             <w:r>
               <w:rPr>
-                <w:rFonts w:eastAsia="PingFang SC" w:hint="eastAsia" w:ascii="Arial" w:hAnsi="Arial"/>
-                <w:sz w:val="18"/>
+                <w:rFonts w:eastAsia="宋体" w:hint="eastAsia" w:ascii="宋体" w:hAnsi="宋体" w:cs="宋体"/>
+                <w:sz w:val="21"/>
                 <w:lang w:eastAsia="zh-CN"/>
+                <w:szCs w:val="21"/>
               </w:rPr>
               <w:t>0</w:t>
             </w:r>
@@ -3608,15 +4441,18 @@
               <w:pStyle w:val="Compact"/>
               <w:spacing w:before="0" w:after="0" w:line="252" w:lineRule="auto"/>
               <w:rPr>
-                <w:rFonts w:eastAsia="DengXian"/>
+                <w:rFonts w:eastAsia="宋体" w:ascii="宋体" w:hAnsi="宋体" w:cs="宋体"/>
                 <w:lang w:eastAsia="zh-CN"/>
+                <w:sz w:val="21"/>
+                <w:szCs w:val="21"/>
               </w:rPr>
             </w:pPr>
             <w:r>
               <w:rPr>
-                <w:rFonts w:eastAsia="PingFang SC" w:hint="eastAsia" w:ascii="Arial" w:hAnsi="Arial"/>
-                <w:sz w:val="18"/>
+                <w:rFonts w:eastAsia="宋体" w:hint="eastAsia" w:ascii="宋体" w:hAnsi="宋体" w:cs="宋体"/>
+                <w:sz w:val="21"/>
                 <w:lang w:eastAsia="zh-CN"/>
+                <w:szCs w:val="21"/>
               </w:rPr>
               <w:t>0</w:t>
             </w:r>
@@ -3631,13 +4467,17 @@
         <w:ind w:left="0" w:firstLine="0"/>
         <w:jc w:val="center"/>
         <w:rPr>
-          <w:rFonts w:eastAsia="DengXian"/>
+          <w:rFonts w:eastAsia="宋体" w:ascii="宋体" w:hAnsi="宋体" w:cs="宋体"/>
           <w:lang w:eastAsia="zh-CN"/>
+          <w:sz w:val="21"/>
+          <w:szCs w:val="21"/>
         </w:rPr>
       </w:pPr>
       <w:r>
         <w:rPr>
-          <w:rFonts w:ascii="Arial" w:hAnsi="Arial" w:eastAsia="PingFang SC"/>
+          <w:rFonts w:ascii="宋体" w:hAnsi="宋体" w:eastAsia="宋体" w:cs="宋体"/>
+          <w:sz w:val="21"/>
+          <w:szCs w:val="21"/>
         </w:rPr>
         <w:t>图 3-1 按服务统计发现</w:t>
       </w:r>
@@ -3645,11 +4485,18 @@
     <w:p>
       <w:pPr>
         <w:jc w:val="center"/>
+        <w:rPr>
+          <w:rFonts w:ascii="宋体" w:hAnsi="宋体" w:eastAsia="宋体" w:cs="宋体"/>
+          <w:sz w:val="21"/>
+          <w:szCs w:val="21"/>
+        </w:rPr>
       </w:pPr>
       <w:r>
         <w:rPr>
-          <w:rFonts w:ascii="Arial" w:hAnsi="Arial" w:eastAsia="PingFang SC"/>
+          <w:rFonts w:ascii="宋体" w:hAnsi="宋体" w:eastAsia="宋体" w:cs="宋体"/>
           <w:noProof/>
+          <w:sz w:val="21"/>
+          <w:szCs w:val="21"/>
         </w:rPr>
         <w:drawing>
           <wp:inline distT="0" distB="0" distL="0" distR="0" wp14:anchorId="57D36B5D" wp14:editId="13BB19B8">
@@ -3670,10 +4517,17 @@
       <w:pPr>
         <w:pStyle w:val="2"/>
         <w:spacing w:before="160" w:after="100" w:line="252" w:lineRule="auto"/>
+        <w:rPr>
+          <w:rFonts w:ascii="宋体" w:hAnsi="宋体" w:eastAsia="宋体" w:cs="宋体"/>
+          <w:sz w:val="28"/>
+          <w:szCs w:val="28"/>
+        </w:rPr>
       </w:pPr>
       <w:r>
         <w:rPr>
-          <w:rFonts w:ascii="Arial" w:hAnsi="Arial" w:eastAsia="PingFang SC"/>
+          <w:rFonts w:ascii="宋体" w:hAnsi="宋体" w:eastAsia="宋体" w:cs="宋体"/>
+          <w:sz w:val="28"/>
+          <w:szCs w:val="28"/>
         </w:rPr>
         <w:t>3.2 按类别统计发现</w:t>
       </w:r>
@@ -3684,10 +4538,17 @@
         <w:spacing w:before="120" w:after="120"/>
         <w:ind w:left="0" w:firstLine="0"/>
         <w:jc w:val="center"/>
+        <w:rPr>
+          <w:rFonts w:ascii="宋体" w:hAnsi="宋体" w:eastAsia="宋体" w:cs="宋体"/>
+          <w:sz w:val="21"/>
+          <w:szCs w:val="21"/>
+        </w:rPr>
       </w:pPr>
       <w:r>
         <w:rPr>
-          <w:rFonts w:ascii="Arial" w:hAnsi="Arial" w:eastAsia="PingFang SC"/>
+          <w:rFonts w:ascii="宋体" w:hAnsi="宋体" w:eastAsia="宋体" w:cs="宋体"/>
+          <w:sz w:val="21"/>
+          <w:szCs w:val="21"/>
         </w:rPr>
         <w:t>表 3-2 按类别统计发现</w:t>
       </w:r>
@@ -3737,10 +4598,17 @@
             <w:pPr>
               <w:pStyle w:val="Compact"/>
               <w:spacing w:before="0" w:after="0" w:line="252" w:lineRule="auto"/>
+              <w:rPr>
+                <w:rFonts w:ascii="宋体" w:hAnsi="宋体" w:eastAsia="宋体" w:cs="宋体"/>
+                <w:sz w:val="21"/>
+                <w:szCs w:val="21"/>
+              </w:rPr>
             </w:pPr>
             <w:r>
               <w:rPr>
-                <w:rFonts w:ascii="Arial" w:hAnsi="Arial" w:eastAsia="PingFang SC"/>
+                <w:rFonts w:ascii="宋体" w:hAnsi="宋体" w:eastAsia="宋体" w:cs="宋体"/>
+                <w:sz w:val="21"/>
+                <w:szCs w:val="21"/>
               </w:rPr>
               <w:t>类别</w:t>
             </w:r>
@@ -3765,10 +4633,17 @@
             <w:pPr>
               <w:pStyle w:val="Compact"/>
               <w:spacing w:before="0" w:after="0" w:line="252" w:lineRule="auto"/>
+              <w:rPr>
+                <w:rFonts w:ascii="宋体" w:hAnsi="宋体" w:eastAsia="宋体" w:cs="宋体"/>
+                <w:sz w:val="21"/>
+                <w:szCs w:val="21"/>
+              </w:rPr>
             </w:pPr>
             <w:r>
               <w:rPr>
-                <w:rFonts w:ascii="Arial" w:hAnsi="Arial" w:eastAsia="PingFang SC"/>
+                <w:rFonts w:ascii="宋体" w:hAnsi="宋体" w:eastAsia="宋体" w:cs="宋体"/>
+                <w:sz w:val="21"/>
+                <w:szCs w:val="21"/>
               </w:rPr>
               <w:t>发现数</w:t>
             </w:r>
@@ -3791,11 +4666,17 @@
             <w:pPr>
               <w:pStyle w:val="Compact"/>
               <w:spacing w:before="0" w:after="0" w:line="252" w:lineRule="auto"/>
+              <w:rPr>
+                <w:rFonts w:ascii="宋体" w:hAnsi="宋体" w:eastAsia="宋体" w:cs="宋体"/>
+                <w:sz w:val="21"/>
+                <w:szCs w:val="21"/>
+              </w:rPr>
             </w:pPr>
             <w:r>
               <w:rPr>
-                <w:rFonts w:ascii="Arial" w:hAnsi="Arial" w:eastAsia="PingFang SC"/>
-                <w:sz w:val="18"/>
+                <w:rFonts w:ascii="宋体" w:hAnsi="宋体" w:eastAsia="宋体" w:cs="宋体"/>
+                <w:sz w:val="21"/>
+                <w:szCs w:val="21"/>
               </w:rPr>
               <w:t>IAM</w:t>
             </w:r>
@@ -3817,15 +4698,18 @@
               <w:pStyle w:val="Compact"/>
               <w:spacing w:before="0" w:after="0" w:line="252" w:lineRule="auto"/>
               <w:rPr>
-                <w:rFonts w:eastAsia="DengXian"/>
+                <w:rFonts w:eastAsia="宋体" w:ascii="宋体" w:hAnsi="宋体" w:cs="宋体"/>
                 <w:lang w:eastAsia="zh-CN"/>
+                <w:sz w:val="21"/>
+                <w:szCs w:val="21"/>
               </w:rPr>
             </w:pPr>
             <w:r>
               <w:rPr>
-                <w:rFonts w:eastAsia="PingFang SC" w:hint="eastAsia" w:ascii="Arial" w:hAnsi="Arial"/>
-                <w:sz w:val="18"/>
+                <w:rFonts w:eastAsia="宋体" w:hint="eastAsia" w:ascii="宋体" w:hAnsi="宋体" w:cs="宋体"/>
+                <w:sz w:val="21"/>
                 <w:lang w:eastAsia="zh-CN"/>
+                <w:szCs w:val="21"/>
               </w:rPr>
               <w:t>1</w:t>
             </w:r>
@@ -3849,15 +4733,18 @@
               <w:pStyle w:val="Compact"/>
               <w:spacing w:before="0" w:after="0" w:line="252" w:lineRule="auto"/>
               <w:rPr>
-                <w:rFonts w:eastAsia="DengXian"/>
+                <w:rFonts w:eastAsia="宋体" w:ascii="宋体" w:hAnsi="宋体" w:cs="宋体"/>
                 <w:lang w:eastAsia="zh-CN"/>
+                <w:sz w:val="21"/>
+                <w:szCs w:val="21"/>
               </w:rPr>
             </w:pPr>
             <w:r>
               <w:rPr>
-                <w:rFonts w:eastAsia="PingFang SC" w:hint="eastAsia" w:ascii="Arial" w:hAnsi="Arial"/>
-                <w:sz w:val="18"/>
+                <w:rFonts w:eastAsia="宋体" w:hint="eastAsia" w:ascii="宋体" w:hAnsi="宋体" w:cs="宋体"/>
+                <w:sz w:val="21"/>
                 <w:lang w:eastAsia="zh-CN"/>
+                <w:szCs w:val="21"/>
               </w:rPr>
               <w:t>Logging</w:t>
             </w:r>
@@ -3879,15 +4766,18 @@
               <w:pStyle w:val="Compact"/>
               <w:spacing w:before="0" w:after="0" w:line="252" w:lineRule="auto"/>
               <w:rPr>
-                <w:rFonts w:eastAsia="DengXian"/>
+                <w:rFonts w:eastAsia="宋体" w:ascii="宋体" w:hAnsi="宋体" w:cs="宋体"/>
                 <w:lang w:eastAsia="zh-CN"/>
+                <w:sz w:val="21"/>
+                <w:szCs w:val="21"/>
               </w:rPr>
             </w:pPr>
             <w:r>
               <w:rPr>
-                <w:rFonts w:eastAsia="PingFang SC" w:hint="eastAsia" w:ascii="Arial" w:hAnsi="Arial"/>
-                <w:sz w:val="18"/>
+                <w:rFonts w:eastAsia="宋体" w:hint="eastAsia" w:ascii="宋体" w:hAnsi="宋体" w:cs="宋体"/>
+                <w:sz w:val="21"/>
                 <w:lang w:eastAsia="zh-CN"/>
+                <w:szCs w:val="21"/>
               </w:rPr>
               <w:t>1</w:t>
             </w:r>
@@ -3901,10 +4791,17 @@
         <w:spacing w:before="120" w:after="120"/>
         <w:ind w:left="0" w:firstLine="0"/>
         <w:jc w:val="center"/>
+        <w:rPr>
+          <w:rFonts w:ascii="宋体" w:hAnsi="宋体" w:eastAsia="宋体" w:cs="宋体"/>
+          <w:sz w:val="21"/>
+          <w:szCs w:val="21"/>
+        </w:rPr>
       </w:pPr>
       <w:r>
         <w:rPr>
-          <w:rFonts w:ascii="Arial" w:hAnsi="Arial" w:eastAsia="PingFang SC"/>
+          <w:rFonts w:ascii="宋体" w:hAnsi="宋体" w:eastAsia="宋体" w:cs="宋体"/>
+          <w:sz w:val="21"/>
+          <w:szCs w:val="21"/>
         </w:rPr>
         <w:t>图 3-2 按类别统计发现</w:t>
       </w:r>
@@ -3914,15 +4811,19 @@
         <w:pStyle w:val="SourceCode"/>
         <w:jc w:val="center"/>
         <w:rPr>
-          <w:rFonts w:eastAsia="DengXian"/>
+          <w:rFonts w:eastAsia="宋体" w:ascii="宋体" w:hAnsi="宋体" w:cs="宋体"/>
           <w:lang w:eastAsia="zh-CN"/>
+          <w:sz w:val="21"/>
+          <w:szCs w:val="21"/>
         </w:rPr>
       </w:pPr>
       <w:r>
         <w:rPr>
-          <w:rFonts w:eastAsia="PingFang SC" w:hint="eastAsia" w:ascii="Arial" w:hAnsi="Arial"/>
+          <w:rFonts w:eastAsia="宋体" w:hint="eastAsia" w:ascii="宋体" w:hAnsi="宋体" w:cs="宋体"/>
           <w:noProof/>
           <w:lang w:eastAsia="zh-CN"/>
+          <w:sz w:val="21"/>
+          <w:szCs w:val="21"/>
         </w:rPr>
         <w:lastRenderedPageBreak/>
         <w:drawing>
@@ -3947,10 +4848,17 @@
           <w:tab w:pos="9071" w:val="right" w:leader="dot"/>
         </w:tabs>
         <w:spacing w:before="160" w:after="100" w:line="252" w:lineRule="auto"/>
+        <w:rPr>
+          <w:rFonts w:ascii="宋体" w:hAnsi="宋体" w:eastAsia="宋体" w:cs="宋体"/>
+          <w:sz w:val="36"/>
+          <w:szCs w:val="36"/>
+        </w:rPr>
       </w:pPr>
       <w:r>
         <w:rPr>
-          <w:rFonts w:ascii="Arial" w:hAnsi="Arial" w:eastAsia="PingFang SC"/>
+          <w:rFonts w:ascii="宋体" w:hAnsi="宋体" w:eastAsia="宋体" w:cs="宋体"/>
+          <w:sz w:val="36"/>
+          <w:szCs w:val="36"/>
         </w:rPr>
         <w:t>4. 修复优先级</w:t>
       </w:r>
@@ -3959,10 +4867,17 @@
       <w:pPr>
         <w:pStyle w:val="2"/>
         <w:spacing w:before="160" w:after="100" w:line="252" w:lineRule="auto"/>
+        <w:rPr>
+          <w:rFonts w:ascii="宋体" w:hAnsi="宋体" w:eastAsia="宋体" w:cs="宋体"/>
+          <w:sz w:val="28"/>
+          <w:szCs w:val="28"/>
+        </w:rPr>
       </w:pPr>
       <w:r>
         <w:rPr>
-          <w:rFonts w:ascii="Arial" w:hAnsi="Arial" w:eastAsia="PingFang SC"/>
+          <w:rFonts w:ascii="宋体" w:hAnsi="宋体" w:eastAsia="宋体" w:cs="宋体"/>
+          <w:sz w:val="28"/>
+          <w:szCs w:val="28"/>
         </w:rPr>
         <w:t>4.1 优先级 1（需立即处理）</w:t>
       </w:r>
@@ -3973,10 +4888,17 @@
         <w:spacing w:before="120" w:after="120"/>
         <w:ind w:left="0" w:firstLine="0"/>
         <w:jc w:val="center"/>
+        <w:rPr>
+          <w:rFonts w:ascii="宋体" w:hAnsi="宋体" w:eastAsia="宋体" w:cs="宋体"/>
+          <w:sz w:val="21"/>
+          <w:szCs w:val="21"/>
+        </w:rPr>
       </w:pPr>
       <w:r>
         <w:rPr>
-          <w:rFonts w:ascii="Arial" w:hAnsi="Arial" w:eastAsia="PingFang SC"/>
+          <w:rFonts w:ascii="宋体" w:hAnsi="宋体" w:eastAsia="宋体" w:cs="宋体"/>
+          <w:sz w:val="21"/>
+          <w:szCs w:val="21"/>
         </w:rPr>
         <w:t>表 4-1 优先级 1 发现</w:t>
       </w:r>
@@ -4027,10 +4949,17 @@
             <w:pPr>
               <w:pStyle w:val="Compact"/>
               <w:spacing w:before="0" w:after="0" w:line="252" w:lineRule="auto"/>
+              <w:rPr>
+                <w:rFonts w:ascii="宋体" w:hAnsi="宋体" w:eastAsia="宋体" w:cs="宋体"/>
+                <w:sz w:val="21"/>
+                <w:szCs w:val="21"/>
+              </w:rPr>
             </w:pPr>
             <w:r>
               <w:rPr>
-                <w:rFonts w:ascii="Arial" w:hAnsi="Arial" w:eastAsia="PingFang SC"/>
+                <w:rFonts w:ascii="宋体" w:hAnsi="宋体" w:eastAsia="宋体" w:cs="宋体"/>
+                <w:sz w:val="21"/>
+                <w:szCs w:val="21"/>
               </w:rPr>
               <w:t>发现</w:t>
             </w:r>
@@ -4055,10 +4984,17 @@
             <w:pPr>
               <w:pStyle w:val="Compact"/>
               <w:spacing w:before="0" w:after="0" w:line="252" w:lineRule="auto"/>
+              <w:rPr>
+                <w:rFonts w:ascii="宋体" w:hAnsi="宋体" w:eastAsia="宋体" w:cs="宋体"/>
+                <w:sz w:val="21"/>
+                <w:szCs w:val="21"/>
+              </w:rPr>
             </w:pPr>
             <w:r>
               <w:rPr>
-                <w:rFonts w:ascii="Arial" w:hAnsi="Arial" w:eastAsia="PingFang SC"/>
+                <w:rFonts w:ascii="宋体" w:hAnsi="宋体" w:eastAsia="宋体" w:cs="宋体"/>
+                <w:sz w:val="21"/>
+                <w:szCs w:val="21"/>
               </w:rPr>
               <w:t>严重性</w:t>
             </w:r>
@@ -4083,10 +5019,17 @@
             <w:pPr>
               <w:pStyle w:val="Compact"/>
               <w:spacing w:before="0" w:after="0" w:line="252" w:lineRule="auto"/>
+              <w:rPr>
+                <w:rFonts w:ascii="宋体" w:hAnsi="宋体" w:eastAsia="宋体" w:cs="宋体"/>
+                <w:sz w:val="21"/>
+                <w:szCs w:val="21"/>
+              </w:rPr>
             </w:pPr>
             <w:r>
               <w:rPr>
-                <w:rFonts w:ascii="Arial" w:hAnsi="Arial" w:eastAsia="PingFang SC"/>
+                <w:rFonts w:ascii="宋体" w:hAnsi="宋体" w:eastAsia="宋体" w:cs="宋体"/>
+                <w:sz w:val="21"/>
+                <w:szCs w:val="21"/>
               </w:rPr>
               <w:t>资产</w:t>
             </w:r>
@@ -4113,14 +5056,17 @@
             <w:pPr>
               <w:spacing w:before="0" w:after="0" w:line="252" w:lineRule="auto"/>
               <w:rPr>
-                <w:rFonts w:eastAsia="DengXian"/>
+                <w:rFonts w:eastAsia="宋体" w:ascii="宋体" w:hAnsi="宋体" w:cs="宋体"/>
                 <w:lang w:eastAsia="zh-CN"/>
+                <w:sz w:val="21"/>
+                <w:szCs w:val="21"/>
               </w:rPr>
             </w:pPr>
             <w:r>
               <w:rPr>
-                <w:rFonts w:ascii="Arial" w:hAnsi="Arial" w:eastAsia="PingFang SC"/>
-                <w:sz w:val="18"/>
+                <w:rFonts w:ascii="宋体" w:hAnsi="宋体" w:eastAsia="宋体" w:cs="宋体"/>
+                <w:sz w:val="21"/>
+                <w:szCs w:val="21"/>
               </w:rPr>
               <w:t>IAM User Console Access Without MFA</w:t>
             </w:r>
@@ -4142,13 +5088,17 @@
               <w:pStyle w:val="Compact"/>
               <w:spacing w:before="0" w:after="0" w:line="252" w:lineRule="auto"/>
               <w:rPr>
-                <w:rFonts w:eastAsia="DengXian"/>
+                <w:rFonts w:eastAsia="宋体" w:ascii="宋体" w:hAnsi="宋体" w:cs="宋体"/>
                 <w:lang w:eastAsia="zh-CN"/>
+                <w:sz w:val="21"/>
+                <w:szCs w:val="21"/>
               </w:rPr>
             </w:pPr>
             <w:r>
               <w:rPr>
-                <w:rFonts w:ascii="Arial" w:hAnsi="Arial" w:eastAsia="PingFang SC"/>
+                <w:rFonts w:ascii="宋体" w:hAnsi="宋体" w:eastAsia="宋体" w:cs="宋体"/>
+                <w:sz w:val="21"/>
+                <w:szCs w:val="21"/>
               </w:rPr>
               <w:t>高</w:t>
             </w:r>
@@ -4170,15 +5120,18 @@
               <w:pStyle w:val="Compact"/>
               <w:spacing w:before="0" w:after="0" w:line="252" w:lineRule="auto"/>
               <w:rPr>
-                <w:rFonts w:eastAsia="DengXian"/>
+                <w:rFonts w:eastAsia="宋体" w:ascii="宋体" w:hAnsi="宋体" w:cs="宋体"/>
                 <w:lang w:eastAsia="zh-CN"/>
+                <w:sz w:val="21"/>
+                <w:szCs w:val="21"/>
               </w:rPr>
             </w:pPr>
             <w:r>
               <w:rPr>
-                <w:rFonts w:eastAsia="PingFang SC" w:hint="eastAsia" w:ascii="Arial" w:hAnsi="Arial"/>
-                <w:sz w:val="18"/>
+                <w:rFonts w:eastAsia="宋体" w:hint="eastAsia" w:ascii="宋体" w:hAnsi="宋体" w:cs="宋体"/>
+                <w:sz w:val="21"/>
                 <w:lang w:eastAsia="zh-CN"/>
+                <w:szCs w:val="21"/>
               </w:rPr>
               <w:t>1</w:t>
             </w:r>
@@ -4204,11 +5157,17 @@
           <w:p>
             <w:pPr>
               <w:spacing w:before="0" w:after="0" w:line="252" w:lineRule="auto"/>
+              <w:rPr>
+                <w:rFonts w:ascii="宋体" w:hAnsi="宋体" w:eastAsia="宋体" w:cs="宋体"/>
+                <w:sz w:val="21"/>
+                <w:szCs w:val="21"/>
+              </w:rPr>
             </w:pPr>
             <w:r>
               <w:rPr>
-                <w:rFonts w:ascii="Arial" w:hAnsi="Arial" w:eastAsia="PingFang SC"/>
-                <w:sz w:val="18"/>
+                <w:rFonts w:ascii="宋体" w:hAnsi="宋体" w:eastAsia="宋体" w:cs="宋体"/>
+                <w:sz w:val="21"/>
+                <w:szCs w:val="21"/>
               </w:rPr>
               <w:t>CloudTrail Multi-Region Logging Disabled</w:t>
             </w:r>
@@ -4230,13 +5189,17 @@
               <w:pStyle w:val="Compact"/>
               <w:spacing w:before="0" w:after="0" w:line="252" w:lineRule="auto"/>
               <w:rPr>
-                <w:rFonts w:eastAsia="DengXian"/>
+                <w:rFonts w:eastAsia="宋体" w:ascii="宋体" w:hAnsi="宋体" w:cs="宋体"/>
                 <w:lang w:eastAsia="zh-CN"/>
+                <w:sz w:val="21"/>
+                <w:szCs w:val="21"/>
               </w:rPr>
             </w:pPr>
             <w:r>
               <w:rPr>
-                <w:rFonts w:ascii="Arial" w:hAnsi="Arial" w:eastAsia="PingFang SC"/>
+                <w:rFonts w:ascii="宋体" w:hAnsi="宋体" w:eastAsia="宋体" w:cs="宋体"/>
+                <w:sz w:val="21"/>
+                <w:szCs w:val="21"/>
               </w:rPr>
               <w:t>高</w:t>
             </w:r>
@@ -4258,15 +5221,18 @@
               <w:pStyle w:val="Compact"/>
               <w:spacing w:before="0" w:after="0" w:line="252" w:lineRule="auto"/>
               <w:rPr>
-                <w:rFonts w:eastAsia="DengXian"/>
+                <w:rFonts w:eastAsia="宋体" w:ascii="宋体" w:hAnsi="宋体" w:cs="宋体"/>
                 <w:lang w:eastAsia="zh-CN"/>
+                <w:sz w:val="21"/>
+                <w:szCs w:val="21"/>
               </w:rPr>
             </w:pPr>
             <w:r>
               <w:rPr>
-                <w:rFonts w:eastAsia="PingFang SC" w:hint="eastAsia" w:ascii="Arial" w:hAnsi="Arial"/>
-                <w:sz w:val="18"/>
+                <w:rFonts w:eastAsia="宋体" w:hint="eastAsia" w:ascii="宋体" w:hAnsi="宋体" w:cs="宋体"/>
+                <w:sz w:val="21"/>
                 <w:lang w:eastAsia="zh-CN"/>
+                <w:szCs w:val="21"/>
               </w:rPr>
               <w:t>1</w:t>
             </w:r>
@@ -4278,10 +5244,17 @@
       <w:pPr>
         <w:pStyle w:val="2"/>
         <w:spacing w:before="160" w:after="100" w:line="252" w:lineRule="auto"/>
+        <w:rPr>
+          <w:rFonts w:ascii="宋体" w:hAnsi="宋体" w:eastAsia="宋体" w:cs="宋体"/>
+          <w:sz w:val="28"/>
+          <w:szCs w:val="28"/>
+        </w:rPr>
       </w:pPr>
       <w:r>
         <w:rPr>
-          <w:rFonts w:ascii="Arial" w:hAnsi="Arial" w:eastAsia="PingFang SC"/>
+          <w:rFonts w:ascii="宋体" w:hAnsi="宋体" w:eastAsia="宋体" w:cs="宋体"/>
+          <w:sz w:val="28"/>
+          <w:szCs w:val="28"/>
         </w:rPr>
         <w:t>4.2 优先级 2（建议修复）</w:t>
       </w:r>
@@ -4292,10 +5265,17 @@
         <w:spacing w:before="120" w:after="120"/>
         <w:ind w:left="0" w:firstLine="0"/>
         <w:jc w:val="center"/>
+        <w:rPr>
+          <w:rFonts w:ascii="宋体" w:hAnsi="宋体" w:eastAsia="宋体" w:cs="宋体"/>
+          <w:sz w:val="21"/>
+          <w:szCs w:val="21"/>
+        </w:rPr>
       </w:pPr>
       <w:r>
         <w:rPr>
-          <w:rFonts w:ascii="Arial" w:hAnsi="Arial" w:eastAsia="PingFang SC"/>
+          <w:rFonts w:ascii="宋体" w:hAnsi="宋体" w:eastAsia="宋体" w:cs="宋体"/>
+          <w:sz w:val="21"/>
+          <w:szCs w:val="21"/>
         </w:rPr>
         <w:t>表 4-2 优先级 2 发现</w:t>
       </w:r>
@@ -4346,10 +5326,17 @@
             <w:pPr>
               <w:pStyle w:val="Compact"/>
               <w:spacing w:before="0" w:after="0" w:line="252" w:lineRule="auto"/>
+              <w:rPr>
+                <w:rFonts w:ascii="宋体" w:hAnsi="宋体" w:eastAsia="宋体" w:cs="宋体"/>
+                <w:sz w:val="21"/>
+                <w:szCs w:val="21"/>
+              </w:rPr>
             </w:pPr>
             <w:r>
               <w:rPr>
-                <w:rFonts w:ascii="Arial" w:hAnsi="Arial" w:eastAsia="PingFang SC"/>
+                <w:rFonts w:ascii="宋体" w:hAnsi="宋体" w:eastAsia="宋体" w:cs="宋体"/>
+                <w:sz w:val="21"/>
+                <w:szCs w:val="21"/>
               </w:rPr>
               <w:t>发现</w:t>
             </w:r>
@@ -4374,10 +5361,17 @@
             <w:pPr>
               <w:pStyle w:val="Compact"/>
               <w:spacing w:before="0" w:after="0" w:line="252" w:lineRule="auto"/>
+              <w:rPr>
+                <w:rFonts w:ascii="宋体" w:hAnsi="宋体" w:eastAsia="宋体" w:cs="宋体"/>
+                <w:sz w:val="21"/>
+                <w:szCs w:val="21"/>
+              </w:rPr>
             </w:pPr>
             <w:r>
               <w:rPr>
-                <w:rFonts w:ascii="Arial" w:hAnsi="Arial" w:eastAsia="PingFang SC"/>
+                <w:rFonts w:ascii="宋体" w:hAnsi="宋体" w:eastAsia="宋体" w:cs="宋体"/>
+                <w:sz w:val="21"/>
+                <w:szCs w:val="21"/>
               </w:rPr>
               <w:t>严重性</w:t>
             </w:r>
@@ -4402,10 +5396,17 @@
             <w:pPr>
               <w:pStyle w:val="Compact"/>
               <w:spacing w:before="0" w:after="0" w:line="252" w:lineRule="auto"/>
+              <w:rPr>
+                <w:rFonts w:ascii="宋体" w:hAnsi="宋体" w:eastAsia="宋体" w:cs="宋体"/>
+                <w:sz w:val="21"/>
+                <w:szCs w:val="21"/>
+              </w:rPr>
             </w:pPr>
             <w:r>
               <w:rPr>
-                <w:rFonts w:ascii="Arial" w:hAnsi="Arial" w:eastAsia="PingFang SC"/>
+                <w:rFonts w:ascii="宋体" w:hAnsi="宋体" w:eastAsia="宋体" w:cs="宋体"/>
+                <w:sz w:val="21"/>
+                <w:szCs w:val="21"/>
               </w:rPr>
               <w:t>资产</w:t>
             </w:r>
@@ -4435,6 +5436,11 @@
             <w:pPr>
               <w:pStyle w:val="Compact"/>
               <w:spacing w:before="0" w:after="0" w:line="252" w:lineRule="auto"/>
+              <w:rPr>
+                <w:rFonts w:ascii="宋体" w:hAnsi="宋体" w:eastAsia="宋体" w:cs="宋体"/>
+                <w:sz w:val="21"/>
+                <w:szCs w:val="21"/>
+              </w:rPr>
             </w:pPr>
           </w:p>
         </w:tc>
@@ -4456,6 +5462,11 @@
             <w:pPr>
               <w:pStyle w:val="Compact"/>
               <w:spacing w:before="0" w:after="0" w:line="252" w:lineRule="auto"/>
+              <w:rPr>
+                <w:rFonts w:ascii="宋体" w:hAnsi="宋体" w:eastAsia="宋体" w:cs="宋体"/>
+                <w:sz w:val="21"/>
+                <w:szCs w:val="21"/>
+              </w:rPr>
             </w:pPr>
           </w:p>
         </w:tc>
@@ -4477,20 +5488,40 @@
             <w:pPr>
               <w:pStyle w:val="Compact"/>
               <w:spacing w:before="0" w:after="0" w:line="252" w:lineRule="auto"/>
+              <w:rPr>
+                <w:rFonts w:ascii="宋体" w:hAnsi="宋体" w:eastAsia="宋体" w:cs="宋体"/>
+                <w:sz w:val="21"/>
+                <w:szCs w:val="21"/>
+              </w:rPr>
             </w:pPr>
           </w:p>
         </w:tc>
       </w:tr>
     </w:tbl>
-    <w:p/>
+    <w:p>
+      <w:pPr>
+        <w:rPr>
+          <w:rFonts w:ascii="宋体" w:hAnsi="宋体" w:eastAsia="宋体" w:cs="宋体"/>
+          <w:sz w:val="21"/>
+          <w:szCs w:val="21"/>
+        </w:rPr>
+      </w:pPr>
+    </w:p>
     <w:p>
       <w:pPr>
         <w:pStyle w:val="2"/>
         <w:spacing w:before="160" w:after="100" w:line="252" w:lineRule="auto"/>
+        <w:rPr>
+          <w:rFonts w:ascii="宋体" w:hAnsi="宋体" w:eastAsia="宋体" w:cs="宋体"/>
+          <w:sz w:val="28"/>
+          <w:szCs w:val="28"/>
+        </w:rPr>
       </w:pPr>
       <w:r>
         <w:rPr>
-          <w:rFonts w:ascii="Arial" w:hAnsi="Arial" w:eastAsia="PingFang SC"/>
+          <w:rFonts w:ascii="宋体" w:hAnsi="宋体" w:eastAsia="宋体" w:cs="宋体"/>
+          <w:sz w:val="28"/>
+          <w:szCs w:val="28"/>
         </w:rPr>
         <w:t>4.3 优先级 3（持续改进）</w:t>
       </w:r>
@@ -4501,10 +5532,17 @@
         <w:spacing w:before="120" w:after="120"/>
         <w:ind w:left="0" w:firstLine="0"/>
         <w:jc w:val="center"/>
+        <w:rPr>
+          <w:rFonts w:ascii="宋体" w:hAnsi="宋体" w:eastAsia="宋体" w:cs="宋体"/>
+          <w:sz w:val="21"/>
+          <w:szCs w:val="21"/>
+        </w:rPr>
       </w:pPr>
       <w:r>
         <w:rPr>
-          <w:rFonts w:ascii="Arial" w:hAnsi="Arial" w:eastAsia="PingFang SC"/>
+          <w:rFonts w:ascii="宋体" w:hAnsi="宋体" w:eastAsia="宋体" w:cs="宋体"/>
+          <w:sz w:val="21"/>
+          <w:szCs w:val="21"/>
         </w:rPr>
         <w:t>表 4-3 优先级 3 发现</w:t>
       </w:r>
@@ -4555,10 +5593,17 @@
             <w:pPr>
               <w:pStyle w:val="Compact"/>
               <w:spacing w:before="0" w:after="0" w:line="252" w:lineRule="auto"/>
+              <w:rPr>
+                <w:rFonts w:ascii="宋体" w:hAnsi="宋体" w:eastAsia="宋体" w:cs="宋体"/>
+                <w:sz w:val="21"/>
+                <w:szCs w:val="21"/>
+              </w:rPr>
             </w:pPr>
             <w:r>
               <w:rPr>
-                <w:rFonts w:ascii="Arial" w:hAnsi="Arial" w:eastAsia="PingFang SC"/>
+                <w:rFonts w:ascii="宋体" w:hAnsi="宋体" w:eastAsia="宋体" w:cs="宋体"/>
+                <w:sz w:val="21"/>
+                <w:szCs w:val="21"/>
               </w:rPr>
               <w:t>发现</w:t>
             </w:r>
@@ -4583,10 +5628,17 @@
             <w:pPr>
               <w:pStyle w:val="Compact"/>
               <w:spacing w:before="0" w:after="0" w:line="252" w:lineRule="auto"/>
+              <w:rPr>
+                <w:rFonts w:ascii="宋体" w:hAnsi="宋体" w:eastAsia="宋体" w:cs="宋体"/>
+                <w:sz w:val="21"/>
+                <w:szCs w:val="21"/>
+              </w:rPr>
             </w:pPr>
             <w:r>
               <w:rPr>
-                <w:rFonts w:ascii="Arial" w:hAnsi="Arial" w:eastAsia="PingFang SC"/>
+                <w:rFonts w:ascii="宋体" w:hAnsi="宋体" w:eastAsia="宋体" w:cs="宋体"/>
+                <w:sz w:val="21"/>
+                <w:szCs w:val="21"/>
               </w:rPr>
               <w:t>严重性</w:t>
             </w:r>
@@ -4611,10 +5663,17 @@
             <w:pPr>
               <w:pStyle w:val="Compact"/>
               <w:spacing w:before="0" w:after="0" w:line="252" w:lineRule="auto"/>
+              <w:rPr>
+                <w:rFonts w:ascii="宋体" w:hAnsi="宋体" w:eastAsia="宋体" w:cs="宋体"/>
+                <w:sz w:val="21"/>
+                <w:szCs w:val="21"/>
+              </w:rPr>
             </w:pPr>
             <w:r>
               <w:rPr>
-                <w:rFonts w:ascii="Arial" w:hAnsi="Arial" w:eastAsia="PingFang SC"/>
+                <w:rFonts w:ascii="宋体" w:hAnsi="宋体" w:eastAsia="宋体" w:cs="宋体"/>
+                <w:sz w:val="21"/>
+                <w:szCs w:val="21"/>
               </w:rPr>
               <w:t>资产</w:t>
             </w:r>
@@ -4644,6 +5703,11 @@
             <w:pPr>
               <w:pStyle w:val="Compact"/>
               <w:spacing w:before="0" w:after="0" w:line="252" w:lineRule="auto"/>
+              <w:rPr>
+                <w:rFonts w:ascii="宋体" w:hAnsi="宋体" w:eastAsia="宋体" w:cs="宋体"/>
+                <w:sz w:val="21"/>
+                <w:szCs w:val="21"/>
+              </w:rPr>
             </w:pPr>
           </w:p>
         </w:tc>
@@ -4665,6 +5729,11 @@
             <w:pPr>
               <w:pStyle w:val="Compact"/>
               <w:spacing w:before="0" w:after="0" w:line="252" w:lineRule="auto"/>
+              <w:rPr>
+                <w:rFonts w:ascii="宋体" w:hAnsi="宋体" w:eastAsia="宋体" w:cs="宋体"/>
+                <w:sz w:val="21"/>
+                <w:szCs w:val="21"/>
+              </w:rPr>
             </w:pPr>
           </w:p>
         </w:tc>
@@ -4686,12 +5755,25 @@
             <w:pPr>
               <w:pStyle w:val="Compact"/>
               <w:spacing w:before="0" w:after="0" w:line="252" w:lineRule="auto"/>
+              <w:rPr>
+                <w:rFonts w:ascii="宋体" w:hAnsi="宋体" w:eastAsia="宋体" w:cs="宋体"/>
+                <w:sz w:val="21"/>
+                <w:szCs w:val="21"/>
+              </w:rPr>
             </w:pPr>
           </w:p>
         </w:tc>
       </w:tr>
     </w:tbl>
-    <w:p/>
+    <w:p>
+      <w:pPr>
+        <w:rPr>
+          <w:rFonts w:ascii="宋体" w:hAnsi="宋体" w:eastAsia="宋体" w:cs="宋体"/>
+          <w:sz w:val="21"/>
+          <w:szCs w:val="21"/>
+        </w:rPr>
+      </w:pPr>
+    </w:p>
     <w:p>
       <w:pPr>
         <w:pStyle w:val="1"/>
@@ -4699,10 +5781,17 @@
           <w:tab w:pos="9071" w:val="right" w:leader="dot"/>
         </w:tabs>
         <w:spacing w:before="160" w:after="100" w:line="252" w:lineRule="auto"/>
+        <w:rPr>
+          <w:rFonts w:ascii="宋体" w:hAnsi="宋体" w:eastAsia="宋体" w:cs="宋体"/>
+          <w:sz w:val="36"/>
+          <w:szCs w:val="36"/>
+        </w:rPr>
       </w:pPr>
       <w:r>
         <w:rPr>
-          <w:rFonts w:ascii="Arial" w:hAnsi="Arial" w:eastAsia="PingFang SC"/>
+          <w:rFonts w:ascii="宋体" w:hAnsi="宋体" w:eastAsia="宋体" w:cs="宋体"/>
+          <w:sz w:val="36"/>
+          <w:szCs w:val="36"/>
         </w:rPr>
         <w:t>5. 建议</w:t>
       </w:r>
@@ -4712,13 +5801,17 @@
         <w:pStyle w:val="2"/>
         <w:spacing w:before="160" w:after="100" w:line="252" w:lineRule="auto"/>
         <w:rPr>
-          <w:rFonts w:eastAsia="DengXian"/>
+          <w:rFonts w:eastAsia="宋体" w:ascii="宋体" w:hAnsi="宋体" w:cs="宋体"/>
           <w:lang w:eastAsia="zh-CN"/>
+          <w:sz w:val="28"/>
+          <w:szCs w:val="28"/>
         </w:rPr>
       </w:pPr>
       <w:r>
         <w:rPr>
-          <w:rFonts w:ascii="Arial" w:hAnsi="Arial" w:eastAsia="PingFang SC"/>
+          <w:rFonts w:ascii="宋体" w:hAnsi="宋体" w:eastAsia="宋体" w:cs="宋体"/>
+          <w:sz w:val="28"/>
+          <w:szCs w:val="28"/>
         </w:rPr>
         <w:t>5.1 立即行动</w:t>
       </w:r>
@@ -4731,13 +5824,17 @@
           <w:numId w:val="8"/>
         </w:numPr>
         <w:rPr>
-          <w:rFonts w:eastAsia="DengXian"/>
+          <w:rFonts w:eastAsia="宋体" w:ascii="宋体" w:hAnsi="宋体" w:cs="宋体"/>
           <w:lang w:eastAsia="zh-CN"/>
+          <w:sz w:val="21"/>
+          <w:szCs w:val="21"/>
         </w:rPr>
       </w:pPr>
       <w:r>
         <w:rPr>
-          <w:rFonts w:ascii="Arial" w:hAnsi="Arial" w:eastAsia="PingFang SC"/>
+          <w:rFonts w:ascii="宋体" w:hAnsi="宋体" w:eastAsia="宋体" w:cs="宋体"/>
+          <w:sz w:val="21"/>
+          <w:szCs w:val="21"/>
         </w:rPr>
         <w:t>为所有具备控制台访问权限的 IAM 用户启用 MFA。</w:t>
       </w:r>
@@ -4750,13 +5847,17 @@
           <w:numId w:val="8"/>
         </w:numPr>
         <w:rPr>
-          <w:rFonts w:eastAsia="DengXian"/>
+          <w:rFonts w:eastAsia="宋体" w:ascii="宋体" w:hAnsi="宋体" w:cs="宋体"/>
           <w:lang w:eastAsia="zh-CN"/>
+          <w:sz w:val="21"/>
+          <w:szCs w:val="21"/>
         </w:rPr>
       </w:pPr>
       <w:r>
         <w:rPr>
-          <w:rFonts w:ascii="Arial" w:hAnsi="Arial" w:eastAsia="PingFang SC"/>
+          <w:rFonts w:ascii="宋体" w:hAnsi="宋体" w:eastAsia="宋体" w:cs="宋体"/>
+          <w:sz w:val="21"/>
+          <w:szCs w:val="21"/>
         </w:rPr>
         <w:t>在所有 AWS 区域启用 CloudTrail 日志记录。</w:t>
       </w:r>
@@ -4769,13 +5870,17 @@
           <w:numId w:val="8"/>
         </w:numPr>
         <w:rPr>
-          <w:rFonts w:eastAsia="DengXian"/>
+          <w:rFonts w:eastAsia="宋体" w:ascii="宋体" w:hAnsi="宋体" w:cs="宋体"/>
           <w:lang w:eastAsia="zh-CN"/>
+          <w:sz w:val="21"/>
+          <w:szCs w:val="21"/>
         </w:rPr>
       </w:pPr>
       <w:r>
         <w:rPr>
-          <w:rFonts w:ascii="Arial" w:hAnsi="Arial" w:eastAsia="PingFang SC"/>
+          <w:rFonts w:ascii="宋体" w:hAnsi="宋体" w:eastAsia="宋体" w:cs="宋体"/>
+          <w:sz w:val="21"/>
+          <w:szCs w:val="21"/>
         </w:rPr>
         <w:t>复核高权限 IAM 权限配置。</w:t>
       </w:r>
@@ -4785,13 +5890,17 @@
         <w:pStyle w:val="2"/>
         <w:spacing w:before="160" w:after="100" w:line="252" w:lineRule="auto"/>
         <w:rPr>
-          <w:rFonts w:eastAsia="DengXian"/>
+          <w:rFonts w:eastAsia="宋体" w:ascii="宋体" w:hAnsi="宋体" w:cs="宋体"/>
           <w:lang w:eastAsia="zh-CN"/>
+          <w:sz w:val="28"/>
+          <w:szCs w:val="28"/>
         </w:rPr>
       </w:pPr>
       <w:r>
         <w:rPr>
-          <w:rFonts w:ascii="Arial" w:hAnsi="Arial" w:eastAsia="PingFang SC"/>
+          <w:rFonts w:ascii="宋体" w:hAnsi="宋体" w:eastAsia="宋体" w:cs="宋体"/>
+          <w:sz w:val="28"/>
+          <w:szCs w:val="28"/>
         </w:rPr>
         <w:t>5.2 短期改进</w:t>
       </w:r>
@@ -4804,13 +5913,17 @@
           <w:numId w:val="9"/>
         </w:numPr>
         <w:rPr>
-          <w:rFonts w:eastAsia="DengXian"/>
+          <w:rFonts w:eastAsia="宋体" w:ascii="宋体" w:hAnsi="宋体" w:cs="宋体"/>
           <w:lang w:eastAsia="zh-CN"/>
+          <w:sz w:val="21"/>
+          <w:szCs w:val="21"/>
         </w:rPr>
       </w:pPr>
       <w:r>
         <w:rPr>
-          <w:rFonts w:ascii="Arial" w:hAnsi="Arial" w:eastAsia="PingFang SC"/>
+          <w:rFonts w:ascii="宋体" w:hAnsi="宋体" w:eastAsia="宋体" w:cs="宋体"/>
+          <w:sz w:val="21"/>
+          <w:szCs w:val="21"/>
         </w:rPr>
         <w:t>实施集中化日志监控。</w:t>
       </w:r>
@@ -4823,13 +5936,17 @@
           <w:numId w:val="9"/>
         </w:numPr>
         <w:rPr>
-          <w:rFonts w:eastAsia="DengXian"/>
+          <w:rFonts w:eastAsia="宋体" w:ascii="宋体" w:hAnsi="宋体" w:cs="宋体"/>
           <w:lang w:eastAsia="zh-CN"/>
+          <w:sz w:val="21"/>
+          <w:szCs w:val="21"/>
         </w:rPr>
       </w:pPr>
       <w:r>
         <w:rPr>
-          <w:rFonts w:ascii="Arial" w:hAnsi="Arial" w:eastAsia="PingFang SC"/>
+          <w:rFonts w:ascii="宋体" w:hAnsi="宋体" w:eastAsia="宋体" w:cs="宋体"/>
+          <w:sz w:val="21"/>
+          <w:szCs w:val="21"/>
         </w:rPr>
         <w:t>定期执行 IAM 访问权限复核。</w:t>
       </w:r>
@@ -4842,13 +5959,17 @@
           <w:numId w:val="9"/>
         </w:numPr>
         <w:rPr>
-          <w:rFonts w:eastAsia="DengXian"/>
+          <w:rFonts w:eastAsia="宋体" w:ascii="宋体" w:hAnsi="宋体" w:cs="宋体"/>
           <w:lang w:eastAsia="zh-CN"/>
+          <w:sz w:val="21"/>
+          <w:szCs w:val="21"/>
         </w:rPr>
       </w:pPr>
       <w:r>
         <w:rPr>
-          <w:rFonts w:ascii="Arial" w:hAnsi="Arial" w:eastAsia="PingFang SC"/>
+          <w:rFonts w:ascii="宋体" w:hAnsi="宋体" w:eastAsia="宋体" w:cs="宋体"/>
+          <w:sz w:val="21"/>
+          <w:szCs w:val="21"/>
         </w:rPr>
         <w:t>强化账号活动告警。</w:t>
       </w:r>
@@ -4858,13 +5979,17 @@
         <w:pStyle w:val="2"/>
         <w:spacing w:before="160" w:after="100" w:line="252" w:lineRule="auto"/>
         <w:rPr>
-          <w:rFonts w:eastAsia="DengXian"/>
+          <w:rFonts w:eastAsia="宋体" w:ascii="宋体" w:hAnsi="宋体" w:cs="宋体"/>
           <w:lang w:eastAsia="zh-CN"/>
+          <w:sz w:val="28"/>
+          <w:szCs w:val="28"/>
         </w:rPr>
       </w:pPr>
       <w:r>
         <w:rPr>
-          <w:rFonts w:ascii="Arial" w:hAnsi="Arial" w:eastAsia="PingFang SC"/>
+          <w:rFonts w:ascii="宋体" w:hAnsi="宋体" w:eastAsia="宋体" w:cs="宋体"/>
+          <w:sz w:val="28"/>
+          <w:szCs w:val="28"/>
         </w:rPr>
         <w:t>5.3 长期安全策略</w:t>
       </w:r>
@@ -4877,13 +6002,17 @@
           <w:numId w:val="10"/>
         </w:numPr>
         <w:rPr>
-          <w:rFonts w:eastAsia="DengXian"/>
+          <w:rFonts w:eastAsia="宋体" w:ascii="宋体" w:hAnsi="宋体" w:cs="宋体"/>
           <w:lang w:eastAsia="zh-CN"/>
+          <w:sz w:val="21"/>
+          <w:szCs w:val="21"/>
         </w:rPr>
       </w:pPr>
       <w:r>
         <w:rPr>
-          <w:rFonts w:ascii="Arial" w:hAnsi="Arial" w:eastAsia="PingFang SC"/>
+          <w:rFonts w:ascii="宋体" w:hAnsi="宋体" w:eastAsia="宋体" w:cs="宋体"/>
+          <w:sz w:val="21"/>
+          <w:szCs w:val="21"/>
         </w:rPr>
         <w:t>采用零信任访问控制。</w:t>
       </w:r>
@@ -4896,13 +6025,17 @@
           <w:numId w:val="10"/>
         </w:numPr>
         <w:rPr>
-          <w:rFonts w:eastAsia="DengXian"/>
+          <w:rFonts w:eastAsia="宋体" w:ascii="宋体" w:hAnsi="宋体" w:cs="宋体"/>
           <w:lang w:eastAsia="zh-CN"/>
+          <w:sz w:val="21"/>
+          <w:szCs w:val="21"/>
         </w:rPr>
       </w:pPr>
       <w:r>
         <w:rPr>
-          <w:rFonts w:ascii="Arial" w:hAnsi="Arial" w:eastAsia="PingFang SC"/>
+          <w:rFonts w:ascii="宋体" w:hAnsi="宋体" w:eastAsia="宋体" w:cs="宋体"/>
+          <w:sz w:val="21"/>
+          <w:szCs w:val="21"/>
         </w:rPr>
         <w:t>实施持续 CSPM 监控。</w:t>
       </w:r>
@@ -4915,13 +6048,17 @@
           <w:numId w:val="10"/>
         </w:numPr>
         <w:rPr>
-          <w:rFonts w:eastAsia="DengXian"/>
+          <w:rFonts w:eastAsia="宋体" w:ascii="宋体" w:hAnsi="宋体" w:cs="宋体"/>
           <w:lang w:eastAsia="zh-CN"/>
+          <w:sz w:val="21"/>
+          <w:szCs w:val="21"/>
         </w:rPr>
       </w:pPr>
       <w:r>
         <w:rPr>
-          <w:rFonts w:ascii="Arial" w:hAnsi="Arial" w:eastAsia="PingFang SC"/>
+          <w:rFonts w:ascii="宋体" w:hAnsi="宋体" w:eastAsia="宋体" w:cs="宋体"/>
+          <w:sz w:val="21"/>
+          <w:szCs w:val="21"/>
         </w:rPr>
         <w:t>将云安全发现接入事件响应流程。</w:t>
       </w:r>
@@ -4934,13 +6071,17 @@
           <w:numId w:val="10"/>
         </w:numPr>
         <w:rPr>
-          <w:rFonts w:eastAsia="DengXian"/>
+          <w:rFonts w:eastAsia="宋体" w:ascii="宋体" w:hAnsi="宋体" w:cs="宋体"/>
           <w:lang w:eastAsia="zh-CN"/>
+          <w:sz w:val="21"/>
+          <w:szCs w:val="21"/>
         </w:rPr>
       </w:pPr>
       <w:r>
         <w:rPr>
-          <w:rFonts w:ascii="Arial" w:hAnsi="Arial" w:eastAsia="PingFang SC"/>
+          <w:rFonts w:ascii="宋体" w:hAnsi="宋体" w:eastAsia="宋体" w:cs="宋体"/>
+          <w:sz w:val="21"/>
+          <w:szCs w:val="21"/>
         </w:rPr>
         <w:t>建立以合规为驱动的云治理机制。</w:t>
       </w:r>
@@ -4952,10 +6093,17 @@
           <w:tab w:pos="9071" w:val="right" w:leader="dot"/>
         </w:tabs>
         <w:spacing w:before="160" w:after="100" w:line="252" w:lineRule="auto"/>
+        <w:rPr>
+          <w:rFonts w:ascii="宋体" w:hAnsi="宋体" w:eastAsia="宋体" w:cs="宋体"/>
+          <w:sz w:val="36"/>
+          <w:szCs w:val="36"/>
+        </w:rPr>
       </w:pPr>
       <w:r>
         <w:rPr>
-          <w:rFonts w:ascii="Arial" w:hAnsi="Arial" w:eastAsia="PingFang SC"/>
+          <w:rFonts w:ascii="宋体" w:hAnsi="宋体" w:eastAsia="宋体" w:cs="宋体"/>
+          <w:sz w:val="36"/>
+          <w:szCs w:val="36"/>
         </w:rPr>
         <w:t>附录 A. 评估方法</w:t>
       </w:r>
@@ -4963,10 +6111,17 @@
     <w:p>
       <w:pPr>
         <w:pStyle w:val="FirstParagraph"/>
+        <w:rPr>
+          <w:rFonts w:ascii="宋体" w:hAnsi="宋体" w:eastAsia="宋体" w:cs="宋体"/>
+          <w:sz w:val="21"/>
+          <w:szCs w:val="21"/>
+        </w:rPr>
       </w:pPr>
       <w:r>
         <w:rPr>
-          <w:rFonts w:ascii="Arial" w:hAnsi="Arial" w:eastAsia="PingFang SC"/>
+          <w:rFonts w:ascii="宋体" w:hAnsi="宋体" w:eastAsia="宋体" w:cs="宋体"/>
+          <w:sz w:val="21"/>
+          <w:szCs w:val="21"/>
         </w:rPr>
         <w:t>评估类型：CSPM 配置评估</w:t>
       </w:r>
@@ -4974,10 +6129,17 @@
     <w:p>
       <w:pPr>
         <w:pStyle w:val="a0"/>
+        <w:rPr>
+          <w:rFonts w:ascii="宋体" w:hAnsi="宋体" w:eastAsia="宋体" w:cs="宋体"/>
+          <w:sz w:val="21"/>
+          <w:szCs w:val="21"/>
+        </w:rPr>
       </w:pPr>
       <w:r>
         <w:rPr>
-          <w:rFonts w:ascii="Arial" w:hAnsi="Arial" w:eastAsia="PingFang SC"/>
+          <w:rFonts w:ascii="宋体" w:hAnsi="宋体" w:eastAsia="宋体" w:cs="宋体"/>
+          <w:sz w:val="21"/>
+          <w:szCs w:val="21"/>
         </w:rPr>
         <w:t>评估范围：AWS 生产环境</w:t>
       </w:r>
@@ -4986,13 +6148,17 @@
       <w:pPr>
         <w:pStyle w:val="a0"/>
         <w:rPr>
-          <w:rFonts w:eastAsia="DengXian"/>
+          <w:rFonts w:eastAsia="宋体" w:ascii="宋体" w:hAnsi="宋体" w:cs="宋体"/>
           <w:lang w:eastAsia="zh-CN"/>
+          <w:sz w:val="21"/>
+          <w:szCs w:val="21"/>
         </w:rPr>
       </w:pPr>
       <w:r>
         <w:rPr>
-          <w:rFonts w:ascii="Arial" w:hAnsi="Arial" w:eastAsia="PingFang SC"/>
+          <w:rFonts w:ascii="宋体" w:hAnsi="宋体" w:eastAsia="宋体" w:cs="宋体"/>
+          <w:sz w:val="21"/>
+          <w:szCs w:val="21"/>
         </w:rPr>
         <w:t>评估标准：</w:t>
       </w:r>
@@ -5005,13 +6171,17 @@
           <w:numId w:val="11"/>
         </w:numPr>
         <w:rPr>
-          <w:rFonts w:eastAsia="DengXian"/>
+          <w:rFonts w:eastAsia="宋体" w:ascii="宋体" w:hAnsi="宋体" w:cs="宋体"/>
           <w:lang w:eastAsia="zh-CN"/>
+          <w:sz w:val="21"/>
+          <w:szCs w:val="21"/>
         </w:rPr>
       </w:pPr>
       <w:r>
         <w:rPr>
-          <w:rFonts w:ascii="Arial" w:hAnsi="Arial" w:eastAsia="PingFang SC"/>
+          <w:rFonts w:ascii="宋体" w:hAnsi="宋体" w:eastAsia="宋体" w:cs="宋体"/>
+          <w:sz w:val="21"/>
+          <w:szCs w:val="21"/>
         </w:rPr>
         <w:t>AWS 安全最佳实践</w:t>
       </w:r>
@@ -5023,10 +6193,17 @@
           <w:tab w:pos="9071" w:val="right" w:leader="dot"/>
         </w:tabs>
         <w:spacing w:before="160" w:after="100" w:line="252" w:lineRule="auto"/>
+        <w:rPr>
+          <w:rFonts w:ascii="宋体" w:hAnsi="宋体" w:eastAsia="宋体" w:cs="宋体"/>
+          <w:sz w:val="36"/>
+          <w:szCs w:val="36"/>
+        </w:rPr>
       </w:pPr>
       <w:r>
         <w:rPr>
-          <w:rFonts w:ascii="Arial" w:hAnsi="Arial" w:eastAsia="PingFang SC"/>
+          <w:rFonts w:ascii="宋体" w:hAnsi="宋体" w:eastAsia="宋体" w:cs="宋体"/>
+          <w:sz w:val="36"/>
+          <w:szCs w:val="36"/>
         </w:rPr>
         <w:t>附录 B. 严重等级定义</w:t>
       </w:r>
@@ -5037,10 +6214,17 @@
         <w:spacing w:before="120" w:after="120"/>
         <w:ind w:left="0" w:firstLine="0"/>
         <w:jc w:val="center"/>
+        <w:rPr>
+          <w:rFonts w:ascii="宋体" w:hAnsi="宋体" w:eastAsia="宋体" w:cs="宋体"/>
+          <w:sz w:val="21"/>
+          <w:szCs w:val="21"/>
+        </w:rPr>
       </w:pPr>
       <w:r>
         <w:rPr>
-          <w:rFonts w:ascii="Arial" w:hAnsi="Arial" w:eastAsia="PingFang SC"/>
+          <w:rFonts w:ascii="宋体" w:hAnsi="宋体" w:eastAsia="宋体" w:cs="宋体"/>
+          <w:sz w:val="21"/>
+          <w:szCs w:val="21"/>
         </w:rPr>
         <w:t>表 B-1 严重等级定义</w:t>
       </w:r>
@@ -5090,10 +6274,17 @@
             <w:pPr>
               <w:pStyle w:val="Compact"/>
               <w:spacing w:before="0" w:after="0" w:line="252" w:lineRule="auto"/>
+              <w:rPr>
+                <w:rFonts w:ascii="宋体" w:hAnsi="宋体" w:eastAsia="宋体" w:cs="宋体"/>
+                <w:sz w:val="21"/>
+                <w:szCs w:val="21"/>
+              </w:rPr>
             </w:pPr>
             <w:r>
               <w:rPr>
-                <w:rFonts w:ascii="Arial" w:hAnsi="Arial" w:eastAsia="PingFang SC"/>
+                <w:rFonts w:ascii="宋体" w:hAnsi="宋体" w:eastAsia="宋体" w:cs="宋体"/>
+                <w:sz w:val="21"/>
+                <w:szCs w:val="21"/>
               </w:rPr>
               <w:t>严重性</w:t>
             </w:r>
@@ -5118,10 +6309,17 @@
             <w:pPr>
               <w:pStyle w:val="Compact"/>
               <w:spacing w:before="0" w:after="0" w:line="252" w:lineRule="auto"/>
+              <w:rPr>
+                <w:rFonts w:ascii="宋体" w:hAnsi="宋体" w:eastAsia="宋体" w:cs="宋体"/>
+                <w:sz w:val="21"/>
+                <w:szCs w:val="21"/>
+              </w:rPr>
             </w:pPr>
             <w:r>
               <w:rPr>
-                <w:rFonts w:ascii="Arial" w:hAnsi="Arial" w:eastAsia="PingFang SC"/>
+                <w:rFonts w:ascii="宋体" w:hAnsi="宋体" w:eastAsia="宋体" w:cs="宋体"/>
+                <w:sz w:val="21"/>
+                <w:szCs w:val="21"/>
               </w:rPr>
               <w:t>说明</w:t>
             </w:r>
@@ -5144,10 +6342,17 @@
             <w:pPr>
               <w:pStyle w:val="Compact"/>
               <w:spacing w:before="0" w:after="0" w:line="252" w:lineRule="auto"/>
+              <w:rPr>
+                <w:rFonts w:ascii="宋体" w:hAnsi="宋体" w:eastAsia="宋体" w:cs="宋体"/>
+                <w:sz w:val="21"/>
+                <w:szCs w:val="21"/>
+              </w:rPr>
             </w:pPr>
             <w:r>
               <w:rPr>
-                <w:rFonts w:ascii="Arial" w:hAnsi="Arial" w:eastAsia="PingFang SC"/>
+                <w:rFonts w:ascii="宋体" w:hAnsi="宋体" w:eastAsia="宋体" w:cs="宋体"/>
+                <w:sz w:val="21"/>
+                <w:szCs w:val="21"/>
               </w:rPr>
               <w:t>严重</w:t>
             </w:r>
@@ -5169,13 +6374,17 @@
               <w:pStyle w:val="Compact"/>
               <w:spacing w:before="0" w:after="0" w:line="252" w:lineRule="auto"/>
               <w:rPr>
-                <w:rFonts w:eastAsia="DengXian"/>
+                <w:rFonts w:eastAsia="宋体" w:ascii="宋体" w:hAnsi="宋体" w:cs="宋体"/>
                 <w:lang w:eastAsia="zh-CN"/>
+                <w:sz w:val="21"/>
+                <w:szCs w:val="21"/>
               </w:rPr>
             </w:pPr>
             <w:r>
               <w:rPr>
-                <w:rFonts w:ascii="Arial" w:hAnsi="Arial" w:eastAsia="PingFang SC"/>
+                <w:rFonts w:ascii="宋体" w:hAnsi="宋体" w:eastAsia="宋体" w:cs="宋体"/>
+                <w:sz w:val="21"/>
+                <w:szCs w:val="21"/>
               </w:rPr>
               <w:t>表示对关键业务资产、敏感数据或云账号存在直接且紧迫的风险。被利用后可能导致完全失陷、重大数据丢失或服务中断。</w:t>
             </w:r>
@@ -5198,10 +6407,17 @@
             <w:pPr>
               <w:pStyle w:val="Compact"/>
               <w:spacing w:before="0" w:after="0" w:line="252" w:lineRule="auto"/>
+              <w:rPr>
+                <w:rFonts w:ascii="宋体" w:hAnsi="宋体" w:eastAsia="宋体" w:cs="宋体"/>
+                <w:sz w:val="21"/>
+                <w:szCs w:val="21"/>
+              </w:rPr>
             </w:pPr>
             <w:r>
               <w:rPr>
-                <w:rFonts w:ascii="Arial" w:hAnsi="Arial" w:eastAsia="PingFang SC"/>
+                <w:rFonts w:ascii="宋体" w:hAnsi="宋体" w:eastAsia="宋体" w:cs="宋体"/>
+                <w:sz w:val="21"/>
+                <w:szCs w:val="21"/>
               </w:rPr>
               <w:t>高</w:t>
             </w:r>
@@ -5223,13 +6439,17 @@
               <w:pStyle w:val="Compact"/>
               <w:spacing w:before="0" w:after="0" w:line="252" w:lineRule="auto"/>
               <w:rPr>
-                <w:rFonts w:eastAsia="DengXian"/>
+                <w:rFonts w:eastAsia="宋体" w:ascii="宋体" w:hAnsi="宋体" w:cs="宋体"/>
                 <w:lang w:eastAsia="zh-CN"/>
+                <w:sz w:val="21"/>
+                <w:szCs w:val="21"/>
               </w:rPr>
             </w:pPr>
             <w:r>
               <w:rPr>
-                <w:rFonts w:ascii="Arial" w:hAnsi="Arial" w:eastAsia="PingFang SC"/>
+                <w:rFonts w:ascii="宋体" w:hAnsi="宋体" w:eastAsia="宋体" w:cs="宋体"/>
+                <w:sz w:val="21"/>
+                <w:szCs w:val="21"/>
               </w:rPr>
               <w:t>表示显著安全风险，可能导致未授权访问、权限提升或敏感资源暴露。</w:t>
             </w:r>
@@ -5252,10 +6472,17 @@
             <w:pPr>
               <w:pStyle w:val="Compact"/>
               <w:spacing w:before="0" w:after="0" w:line="252" w:lineRule="auto"/>
+              <w:rPr>
+                <w:rFonts w:ascii="宋体" w:hAnsi="宋体" w:eastAsia="宋体" w:cs="宋体"/>
+                <w:sz w:val="21"/>
+                <w:szCs w:val="21"/>
+              </w:rPr>
             </w:pPr>
             <w:r>
               <w:rPr>
-                <w:rFonts w:ascii="Arial" w:hAnsi="Arial" w:eastAsia="PingFang SC"/>
+                <w:rFonts w:ascii="宋体" w:hAnsi="宋体" w:eastAsia="宋体" w:cs="宋体"/>
+                <w:sz w:val="21"/>
+                <w:szCs w:val="21"/>
               </w:rPr>
               <w:t>中</w:t>
             </w:r>
@@ -5277,13 +6504,17 @@
               <w:pStyle w:val="Compact"/>
               <w:spacing w:before="0" w:after="0" w:line="252" w:lineRule="auto"/>
               <w:rPr>
-                <w:rFonts w:eastAsia="DengXian"/>
+                <w:rFonts w:eastAsia="宋体" w:ascii="宋体" w:hAnsi="宋体" w:cs="宋体"/>
                 <w:lang w:eastAsia="zh-CN"/>
+                <w:sz w:val="21"/>
+                <w:szCs w:val="21"/>
               </w:rPr>
             </w:pPr>
             <w:r>
               <w:rPr>
-                <w:rFonts w:ascii="Arial" w:hAnsi="Arial" w:eastAsia="PingFang SC"/>
+                <w:rFonts w:ascii="宋体" w:hAnsi="宋体" w:eastAsia="宋体" w:cs="宋体"/>
+                <w:sz w:val="21"/>
+                <w:szCs w:val="21"/>
               </w:rPr>
               <w:t>表示中等安全风险，可能削弱安全控制或扩大攻击面。</w:t>
             </w:r>
@@ -5306,10 +6537,17 @@
             <w:pPr>
               <w:pStyle w:val="Compact"/>
               <w:spacing w:before="0" w:after="0" w:line="252" w:lineRule="auto"/>
+              <w:rPr>
+                <w:rFonts w:ascii="宋体" w:hAnsi="宋体" w:eastAsia="宋体" w:cs="宋体"/>
+                <w:sz w:val="21"/>
+                <w:szCs w:val="21"/>
+              </w:rPr>
             </w:pPr>
             <w:r>
               <w:rPr>
-                <w:rFonts w:ascii="Arial" w:hAnsi="Arial" w:eastAsia="PingFang SC"/>
+                <w:rFonts w:ascii="宋体" w:hAnsi="宋体" w:eastAsia="宋体" w:cs="宋体"/>
+                <w:sz w:val="21"/>
+                <w:szCs w:val="21"/>
               </w:rPr>
               <w:t>低</w:t>
             </w:r>
@@ -5331,13 +6569,17 @@
               <w:pStyle w:val="Compact"/>
               <w:spacing w:before="0" w:after="0" w:line="252" w:lineRule="auto"/>
               <w:rPr>
-                <w:rFonts w:eastAsia="DengXian"/>
+                <w:rFonts w:eastAsia="宋体" w:ascii="宋体" w:hAnsi="宋体" w:cs="宋体"/>
                 <w:lang w:eastAsia="zh-CN"/>
+                <w:sz w:val="21"/>
+                <w:szCs w:val="21"/>
               </w:rPr>
             </w:pPr>
             <w:r>
               <w:rPr>
-                <w:rFonts w:ascii="Arial" w:hAnsi="Arial" w:eastAsia="PingFang SC"/>
+                <w:rFonts w:ascii="宋体" w:hAnsi="宋体" w:eastAsia="宋体" w:cs="宋体"/>
+                <w:sz w:val="21"/>
+                <w:szCs w:val="21"/>
               </w:rPr>
               <w:t>表示较低安全风险，或与安全最佳实践存在偏离，业务影响有限。</w:t>
             </w:r>
@@ -5360,10 +6602,17 @@
             <w:pPr>
               <w:pStyle w:val="Compact"/>
               <w:spacing w:before="0" w:after="0" w:line="252" w:lineRule="auto"/>
+              <w:rPr>
+                <w:rFonts w:ascii="宋体" w:hAnsi="宋体" w:eastAsia="宋体" w:cs="宋体"/>
+                <w:sz w:val="21"/>
+                <w:szCs w:val="21"/>
+              </w:rPr>
             </w:pPr>
             <w:r>
               <w:rPr>
-                <w:rFonts w:ascii="Arial" w:hAnsi="Arial" w:eastAsia="PingFang SC"/>
+                <w:rFonts w:ascii="宋体" w:hAnsi="宋体" w:eastAsia="宋体" w:cs="宋体"/>
+                <w:sz w:val="21"/>
+                <w:szCs w:val="21"/>
               </w:rPr>
               <w:t>信息</w:t>
             </w:r>
@@ -5385,13 +6634,17 @@
               <w:pStyle w:val="Compact"/>
               <w:spacing w:before="0" w:after="0" w:line="252" w:lineRule="auto"/>
               <w:rPr>
-                <w:rFonts w:eastAsia="DengXian"/>
+                <w:rFonts w:eastAsia="宋体" w:ascii="宋体" w:hAnsi="宋体" w:cs="宋体"/>
                 <w:lang w:eastAsia="zh-CN"/>
+                <w:sz w:val="21"/>
+                <w:szCs w:val="21"/>
               </w:rPr>
             </w:pPr>
             <w:r>
               <w:rPr>
-                <w:rFonts w:ascii="Arial" w:hAnsi="Arial" w:eastAsia="PingFang SC"/>
+                <w:rFonts w:ascii="宋体" w:hAnsi="宋体" w:eastAsia="宋体" w:cs="宋体"/>
+                <w:sz w:val="21"/>
+                <w:szCs w:val="21"/>
               </w:rPr>
               <w:t>表示用于改进云安全态势和运营可见性的提示性观察。</w:t>
             </w:r>
@@ -5399,7 +6652,15 @@
         </w:tc>
       </w:tr>
     </w:tbl>
-    <w:p/>
+    <w:p>
+      <w:pPr>
+        <w:rPr>
+          <w:rFonts w:ascii="宋体" w:hAnsi="宋体" w:eastAsia="宋体" w:cs="宋体"/>
+          <w:sz w:val="21"/>
+          <w:szCs w:val="21"/>
+        </w:rPr>
+      </w:pPr>
+    </w:p>
     <w:p>
       <w:pPr>
         <w:pStyle w:val="1"/>
@@ -5407,10 +6668,17 @@
           <w:tab w:pos="9071" w:val="right" w:leader="dot"/>
         </w:tabs>
         <w:spacing w:before="160" w:after="100" w:line="252" w:lineRule="auto"/>
+        <w:rPr>
+          <w:rFonts w:ascii="宋体" w:hAnsi="宋体" w:eastAsia="宋体" w:cs="宋体"/>
+          <w:sz w:val="36"/>
+          <w:szCs w:val="36"/>
+        </w:rPr>
       </w:pPr>
       <w:r>
         <w:rPr>
-          <w:rFonts w:ascii="Arial" w:hAnsi="Arial" w:eastAsia="PingFang SC"/>
+          <w:rFonts w:ascii="宋体" w:hAnsi="宋体" w:eastAsia="宋体" w:cs="宋体"/>
+          <w:sz w:val="36"/>
+          <w:szCs w:val="36"/>
         </w:rPr>
         <w:t>附录 C. 免责声明</w:t>
       </w:r>
@@ -5418,10 +6686,17 @@
     <w:p>
       <w:pPr>
         <w:pStyle w:val="FirstParagraph"/>
+        <w:rPr>
+          <w:rFonts w:ascii="宋体" w:hAnsi="宋体" w:eastAsia="宋体" w:cs="宋体"/>
+          <w:sz w:val="21"/>
+          <w:szCs w:val="21"/>
+        </w:rPr>
       </w:pPr>
       <w:r>
         <w:rPr>
-          <w:rFonts w:ascii="Arial" w:hAnsi="Arial" w:eastAsia="PingFang SC"/>
+          <w:rFonts w:ascii="宋体" w:hAnsi="宋体" w:eastAsia="宋体" w:cs="宋体"/>
+          <w:sz w:val="21"/>
+          <w:szCs w:val="21"/>
         </w:rPr>
         <w:t>本报告反映评估时点的云安全态势。</w:t>
       </w:r>
@@ -6536,9 +7811,9 @@
   <w:docDefaults>
     <w:rPrDefault>
       <w:rPr>
-        <w:rFonts w:asciiTheme="minorHAnsi" w:eastAsiaTheme="minorEastAsia" w:hAnsiTheme="minorHAnsi" w:cstheme="minorBidi"/>
-        <w:sz w:val="24"/>
-        <w:szCs w:val="24"/>
+        <w:rFonts w:ascii="宋体" w:hAnsi="宋体" w:eastAsia="宋体" w:cs="宋体"/>
+        <w:sz w:val="21"/>
+        <w:szCs w:val="21"/>
         <w:lang w:val="en-US" w:eastAsia="en-US" w:bidi="ar-SA"/>
       </w:rPr>
     </w:rPrDefault>
@@ -6804,8 +8079,9 @@
       <w:spacing w:after="80"/>
     </w:pPr>
     <w:rPr>
-      <w:rFonts w:ascii="Arial" w:hAnsi="Arial" w:eastAsia="PingFang SC"/>
+      <w:rFonts w:ascii="宋体" w:hAnsi="宋体" w:eastAsia="宋体" w:cs="宋体"/>
       <w:sz w:val="21"/>
+      <w:szCs w:val="21"/>
     </w:rPr>
   </w:style>
   <w:style w:type="paragraph" w:styleId="1">
@@ -6823,11 +8099,11 @@
       <w:outlineLvl w:val="0"/>
     </w:pPr>
     <w:rPr>
-      <w:rFonts w:asciiTheme="majorHAnsi" w:eastAsiaTheme="majorEastAsia" w:hAnsiTheme="majorHAnsi" w:cstheme="majorBidi" w:ascii="Arial" w:hAnsi="Arial" w:eastAsia="PingFang SC"/>
+      <w:rFonts w:ascii="宋体" w:hAnsi="宋体" w:eastAsia="宋体" w:cs="宋体"/>
       <w:b/>
       <w:color w:val="0F4C5C"/>
-      <w:sz w:val="40"/>
-      <w:szCs w:val="40"/>
+      <w:sz w:val="21"/>
+      <w:szCs w:val="21"/>
     </w:rPr>
   </w:style>
   <w:style w:type="paragraph" w:styleId="2">
@@ -6847,11 +8123,11 @@
       <w:outlineLvl w:val="1"/>
     </w:pPr>
     <w:rPr>
-      <w:rFonts w:asciiTheme="majorHAnsi" w:eastAsiaTheme="majorEastAsia" w:hAnsiTheme="majorHAnsi" w:cstheme="majorBidi" w:ascii="Arial" w:hAnsi="Arial" w:eastAsia="PingFang SC"/>
+      <w:rFonts w:ascii="宋体" w:hAnsi="宋体" w:eastAsia="宋体" w:cs="宋体"/>
       <w:b/>
       <w:color w:val="0F4C5C"/>
-      <w:sz w:val="30"/>
-      <w:szCs w:val="32"/>
+      <w:sz w:val="21"/>
+      <w:szCs w:val="21"/>
     </w:rPr>
   </w:style>
   <w:style w:type="paragraph" w:styleId="3">
@@ -6871,11 +8147,11 @@
       <w:outlineLvl w:val="2"/>
     </w:pPr>
     <w:rPr>
-      <w:rFonts w:eastAsiaTheme="majorEastAsia" w:cstheme="majorBidi" w:ascii="Arial" w:hAnsi="Arial" w:eastAsia="PingFang SC"/>
+      <w:rFonts w:ascii="宋体" w:hAnsi="宋体" w:eastAsia="宋体" w:cs="宋体"/>
       <w:b/>
       <w:color w:val="0F4C5C"/>
-      <w:sz w:val="24"/>
-      <w:szCs w:val="28"/>
+      <w:sz w:val="21"/>
+      <w:szCs w:val="21"/>
     </w:rPr>
   </w:style>
   <w:style w:type="paragraph" w:styleId="4">
@@ -6895,10 +8171,12 @@
       <w:outlineLvl w:val="3"/>
     </w:pPr>
     <w:rPr>
-      <w:rFonts w:eastAsiaTheme="majorEastAsia" w:cstheme="majorBidi"/>
+      <w:rFonts w:ascii="宋体" w:hAnsi="宋体" w:eastAsia="宋体" w:cs="宋体"/>
       <w:i/>
       <w:iCs/>
       <w:color w:val="0F4761" w:themeColor="accent1" w:themeShade="BF"/>
+      <w:sz w:val="21"/>
+      <w:szCs w:val="21"/>
     </w:rPr>
   </w:style>
   <w:style w:type="paragraph" w:styleId="5">
@@ -6918,8 +8196,10 @@
       <w:outlineLvl w:val="4"/>
     </w:pPr>
     <w:rPr>
-      <w:rFonts w:eastAsiaTheme="majorEastAsia" w:cstheme="majorBidi"/>
+      <w:rFonts w:ascii="宋体" w:hAnsi="宋体" w:eastAsia="宋体" w:cs="宋体"/>
       <w:color w:val="0F4761" w:themeColor="accent1" w:themeShade="BF"/>
+      <w:sz w:val="21"/>
+      <w:szCs w:val="21"/>
     </w:rPr>
   </w:style>
   <w:style w:type="paragraph" w:styleId="6">
@@ -6939,10 +8219,12 @@
       <w:outlineLvl w:val="5"/>
     </w:pPr>
     <w:rPr>
-      <w:rFonts w:eastAsiaTheme="majorEastAsia" w:cstheme="majorBidi"/>
+      <w:rFonts w:ascii="宋体" w:hAnsi="宋体" w:eastAsia="宋体" w:cs="宋体"/>
       <w:i/>
       <w:iCs/>
       <w:color w:val="595959" w:themeColor="text1" w:themeTint="A6"/>
+      <w:sz w:val="21"/>
+      <w:szCs w:val="21"/>
     </w:rPr>
   </w:style>
   <w:style w:type="paragraph" w:styleId="7">
@@ -6962,8 +8244,10 @@
       <w:outlineLvl w:val="6"/>
     </w:pPr>
     <w:rPr>
-      <w:rFonts w:eastAsiaTheme="majorEastAsia" w:cstheme="majorBidi"/>
+      <w:rFonts w:ascii="宋体" w:hAnsi="宋体" w:eastAsia="宋体" w:cs="宋体"/>
       <w:color w:val="595959" w:themeColor="text1" w:themeTint="A6"/>
+      <w:sz w:val="21"/>
+      <w:szCs w:val="21"/>
     </w:rPr>
   </w:style>
   <w:style w:type="paragraph" w:styleId="8">
@@ -6983,10 +8267,12 @@
       <w:outlineLvl w:val="7"/>
     </w:pPr>
     <w:rPr>
-      <w:rFonts w:eastAsiaTheme="majorEastAsia" w:cstheme="majorBidi"/>
+      <w:rFonts w:ascii="宋体" w:hAnsi="宋体" w:eastAsia="宋体" w:cs="宋体"/>
       <w:i/>
       <w:iCs/>
       <w:color w:val="272727" w:themeColor="text1" w:themeTint="D8"/>
+      <w:sz w:val="21"/>
+      <w:szCs w:val="21"/>
     </w:rPr>
   </w:style>
   <w:style w:type="paragraph" w:styleId="9">
@@ -7006,8 +8292,10 @@
       <w:outlineLvl w:val="8"/>
     </w:pPr>
     <w:rPr>
-      <w:rFonts w:eastAsiaTheme="majorEastAsia" w:cstheme="majorBidi"/>
+      <w:rFonts w:ascii="宋体" w:hAnsi="宋体" w:eastAsia="宋体" w:cs="宋体"/>
       <w:color w:val="272727" w:themeColor="text1" w:themeTint="D8"/>
+      <w:sz w:val="21"/>
+      <w:szCs w:val="21"/>
     </w:rPr>
   </w:style>
   <w:style w:type="character" w:default="1" w:styleId="a1">
@@ -7073,11 +8361,11 @@
       <w:jc w:val="center"/>
     </w:pPr>
     <w:rPr>
-      <w:rFonts w:asciiTheme="majorHAnsi" w:eastAsiaTheme="majorEastAsia" w:hAnsiTheme="majorHAnsi" w:cstheme="majorBidi"/>
+      <w:rFonts w:ascii="宋体" w:hAnsi="宋体" w:eastAsia="宋体" w:cs="宋体"/>
       <w:spacing w:val="-10"/>
       <w:kern w:val="28"/>
-      <w:sz w:val="56"/>
-      <w:szCs w:val="56"/>
+      <w:sz w:val="21"/>
+      <w:szCs w:val="21"/>
     </w:rPr>
   </w:style>
   <w:style w:type="character" w:customStyle="1" w:styleId="a5">
@@ -7087,11 +8375,11 @@
     <w:uiPriority w:val="10"/>
     <w:rsid w:val="00A10FD9"/>
     <w:rPr>
-      <w:rFonts w:asciiTheme="majorHAnsi" w:eastAsiaTheme="majorEastAsia" w:hAnsiTheme="majorHAnsi" w:cstheme="majorBidi"/>
+      <w:rFonts w:ascii="宋体" w:hAnsi="宋体" w:eastAsia="宋体" w:cs="宋体"/>
       <w:spacing w:val="-10"/>
       <w:kern w:val="28"/>
-      <w:sz w:val="56"/>
-      <w:szCs w:val="56"/>
+      <w:sz w:val="21"/>
+      <w:szCs w:val="21"/>
     </w:rPr>
   </w:style>
   <w:style w:type="paragraph" w:styleId="a6">
@@ -7108,9 +8396,10 @@
       </w:numPr>
     </w:pPr>
     <w:rPr>
+      <w:rFonts w:ascii="宋体" w:hAnsi="宋体" w:eastAsia="宋体" w:cs="宋体"/>
       <w:spacing w:val="15"/>
-      <w:sz w:val="28"/>
-      <w:szCs w:val="28"/>
+      <w:sz w:val="21"/>
+      <w:szCs w:val="21"/>
     </w:rPr>
   </w:style>
   <w:style w:type="character" w:customStyle="1" w:styleId="a7">
@@ -7120,11 +8409,11 @@
     <w:uiPriority w:val="11"/>
     <w:rsid w:val="00A10FD9"/>
     <w:rPr>
-      <w:rFonts w:eastAsiaTheme="majorEastAsia" w:cstheme="majorBidi"/>
+      <w:rFonts w:ascii="宋体" w:hAnsi="宋体" w:eastAsia="宋体" w:cs="宋体"/>
       <w:color w:val="595959" w:themeColor="text1" w:themeTint="A6"/>
       <w:spacing w:val="15"/>
-      <w:sz w:val="28"/>
-      <w:szCs w:val="28"/>
+      <w:sz w:val="21"/>
+      <w:szCs w:val="21"/>
     </w:rPr>
   </w:style>
   <w:style w:type="paragraph" w:customStyle="1" w:styleId="Author">
@@ -7159,9 +8448,10 @@
       <w:jc w:val="center"/>
     </w:pPr>
     <w:rPr>
+      <w:rFonts w:ascii="宋体" w:hAnsi="宋体" w:eastAsia="宋体" w:cs="宋体"/>
       <w:b/>
-      <w:sz w:val="20"/>
-      <w:szCs w:val="20"/>
+      <w:sz w:val="21"/>
+      <w:szCs w:val="21"/>
     </w:rPr>
   </w:style>
   <w:style w:type="paragraph" w:customStyle="1" w:styleId="Abstract">
@@ -7175,8 +8465,9 @@
       <w:spacing w:before="100" w:after="300"/>
     </w:pPr>
     <w:rPr>
-      <w:sz w:val="20"/>
-      <w:szCs w:val="20"/>
+      <w:rFonts w:ascii="宋体" w:hAnsi="宋体" w:eastAsia="宋体" w:cs="宋体"/>
+      <w:sz w:val="21"/>
+      <w:szCs w:val="21"/>
     </w:rPr>
   </w:style>
   <w:style w:type="paragraph" w:styleId="a9">
@@ -7191,10 +8482,10 @@
     <w:uiPriority w:val="9"/>
     <w:rsid w:val="00A10FD9"/>
     <w:rPr>
-      <w:rFonts w:asciiTheme="majorHAnsi" w:eastAsiaTheme="majorEastAsia" w:hAnsiTheme="majorHAnsi" w:cstheme="majorBidi"/>
+      <w:rFonts w:ascii="宋体" w:hAnsi="宋体" w:eastAsia="宋体" w:cs="宋体"/>
       <w:color w:val="0F4761" w:themeColor="accent1" w:themeShade="BF"/>
-      <w:sz w:val="40"/>
-      <w:szCs w:val="40"/>
+      <w:sz w:val="21"/>
+      <w:szCs w:val="21"/>
     </w:rPr>
   </w:style>
   <w:style w:type="character" w:customStyle="1" w:styleId="20">
@@ -7205,10 +8496,10 @@
     <w:semiHidden/>
     <w:rsid w:val="00A10FD9"/>
     <w:rPr>
-      <w:rFonts w:asciiTheme="majorHAnsi" w:eastAsiaTheme="majorEastAsia" w:hAnsiTheme="majorHAnsi" w:cstheme="majorBidi"/>
+      <w:rFonts w:ascii="宋体" w:hAnsi="宋体" w:eastAsia="宋体" w:cs="宋体"/>
       <w:color w:val="0F4761" w:themeColor="accent1" w:themeShade="BF"/>
-      <w:sz w:val="32"/>
-      <w:szCs w:val="32"/>
+      <w:sz w:val="21"/>
+      <w:szCs w:val="21"/>
     </w:rPr>
   </w:style>
   <w:style w:type="character" w:customStyle="1" w:styleId="30">
@@ -7219,10 +8510,10 @@
     <w:semiHidden/>
     <w:rsid w:val="00A10FD9"/>
     <w:rPr>
-      <w:rFonts w:eastAsiaTheme="majorEastAsia" w:cstheme="majorBidi"/>
+      <w:rFonts w:ascii="宋体" w:hAnsi="宋体" w:eastAsia="宋体" w:cs="宋体"/>
       <w:color w:val="0F4761" w:themeColor="accent1" w:themeShade="BF"/>
-      <w:sz w:val="28"/>
-      <w:szCs w:val="28"/>
+      <w:sz w:val="21"/>
+      <w:szCs w:val="21"/>
     </w:rPr>
   </w:style>
   <w:style w:type="character" w:customStyle="1" w:styleId="40">
@@ -7233,10 +8524,12 @@
     <w:semiHidden/>
     <w:rsid w:val="00A10FD9"/>
     <w:rPr>
-      <w:rFonts w:eastAsiaTheme="majorEastAsia" w:cstheme="majorBidi"/>
+      <w:rFonts w:ascii="宋体" w:hAnsi="宋体" w:eastAsia="宋体" w:cs="宋体"/>
       <w:i/>
       <w:iCs/>
       <w:color w:val="0F4761" w:themeColor="accent1" w:themeShade="BF"/>
+      <w:sz w:val="21"/>
+      <w:szCs w:val="21"/>
     </w:rPr>
   </w:style>
   <w:style w:type="character" w:customStyle="1" w:styleId="50">
@@ -7247,8 +8540,10 @@
     <w:semiHidden/>
     <w:rsid w:val="00A10FD9"/>
     <w:rPr>
-      <w:rFonts w:eastAsiaTheme="majorEastAsia" w:cstheme="majorBidi"/>
+      <w:rFonts w:ascii="宋体" w:hAnsi="宋体" w:eastAsia="宋体" w:cs="宋体"/>
       <w:color w:val="0F4761" w:themeColor="accent1" w:themeShade="BF"/>
+      <w:sz w:val="21"/>
+      <w:szCs w:val="21"/>
     </w:rPr>
   </w:style>
   <w:style w:type="character" w:customStyle="1" w:styleId="60">
@@ -7259,10 +8554,12 @@
     <w:semiHidden/>
     <w:rsid w:val="00A10FD9"/>
     <w:rPr>
-      <w:rFonts w:eastAsiaTheme="majorEastAsia" w:cstheme="majorBidi"/>
+      <w:rFonts w:ascii="宋体" w:hAnsi="宋体" w:eastAsia="宋体" w:cs="宋体"/>
       <w:i/>
       <w:iCs/>
       <w:color w:val="595959" w:themeColor="text1" w:themeTint="A6"/>
+      <w:sz w:val="21"/>
+      <w:szCs w:val="21"/>
     </w:rPr>
   </w:style>
   <w:style w:type="character" w:customStyle="1" w:styleId="70">
@@ -7273,8 +8570,10 @@
     <w:semiHidden/>
     <w:rsid w:val="00A10FD9"/>
     <w:rPr>
-      <w:rFonts w:eastAsiaTheme="majorEastAsia" w:cstheme="majorBidi"/>
+      <w:rFonts w:ascii="宋体" w:hAnsi="宋体" w:eastAsia="宋体" w:cs="宋体"/>
       <w:color w:val="595959" w:themeColor="text1" w:themeTint="A6"/>
+      <w:sz w:val="21"/>
+      <w:szCs w:val="21"/>
     </w:rPr>
   </w:style>
   <w:style w:type="character" w:customStyle="1" w:styleId="80">
@@ -7285,10 +8584,12 @@
     <w:semiHidden/>
     <w:rsid w:val="00A10FD9"/>
     <w:rPr>
-      <w:rFonts w:eastAsiaTheme="majorEastAsia" w:cstheme="majorBidi"/>
+      <w:rFonts w:ascii="宋体" w:hAnsi="宋体" w:eastAsia="宋体" w:cs="宋体"/>
       <w:i/>
       <w:iCs/>
       <w:color w:val="272727" w:themeColor="text1" w:themeTint="D8"/>
+      <w:sz w:val="21"/>
+      <w:szCs w:val="21"/>
     </w:rPr>
   </w:style>
   <w:style w:type="character" w:customStyle="1" w:styleId="90">
@@ -7299,8 +8600,10 @@
     <w:semiHidden/>
     <w:rsid w:val="00A10FD9"/>
     <w:rPr>
-      <w:rFonts w:eastAsiaTheme="majorEastAsia" w:cstheme="majorBidi"/>
+      <w:rFonts w:ascii="宋体" w:hAnsi="宋体" w:eastAsia="宋体" w:cs="宋体"/>
       <w:color w:val="272727" w:themeColor="text1" w:themeTint="D8"/>
+      <w:sz w:val="21"/>
+      <w:szCs w:val="21"/>
     </w:rPr>
   </w:style>
   <w:style w:type="paragraph" w:styleId="aa">
@@ -7373,7 +8676,10 @@
       <w:spacing w:after="0"/>
     </w:pPr>
     <w:rPr>
+      <w:rFonts w:ascii="宋体" w:hAnsi="宋体" w:eastAsia="宋体" w:cs="宋体"/>
       <w:b/>
+      <w:sz w:val="21"/>
+      <w:szCs w:val="21"/>
     </w:rPr>
   </w:style>
   <w:style w:type="paragraph" w:customStyle="1" w:styleId="Definition">
@@ -7388,7 +8694,10 @@
       <w:spacing w:after="120"/>
     </w:pPr>
     <w:rPr>
+      <w:rFonts w:ascii="宋体" w:hAnsi="宋体" w:eastAsia="宋体" w:cs="宋体"/>
       <w:i/>
+      <w:sz w:val="21"/>
+      <w:szCs w:val="21"/>
     </w:rPr>
   </w:style>
   <w:style w:type="paragraph" w:customStyle="1" w:styleId="TableCaption">
@@ -7423,8 +8732,9 @@
     <w:basedOn w:val="ad"/>
     <w:link w:val="SourceCode"/>
     <w:rPr>
-      <w:rFonts w:ascii="Consolas" w:hAnsi="Consolas"/>
-      <w:sz w:val="22"/>
+      <w:rFonts w:ascii="宋体" w:hAnsi="宋体" w:eastAsia="宋体" w:cs="宋体"/>
+      <w:sz w:val="21"/>
+      <w:szCs w:val="21"/>
     </w:rPr>
   </w:style>
   <w:style w:type="character" w:customStyle="1" w:styleId="SectionNumber">
@@ -7435,7 +8745,10 @@
     <w:name w:val="footnote reference"/>
     <w:basedOn w:val="ad"/>
     <w:rPr>
+      <w:rFonts w:ascii="宋体" w:hAnsi="宋体" w:eastAsia="宋体" w:cs="宋体"/>
       <w:vertAlign w:val="superscript"/>
+      <w:sz w:val="21"/>
+      <w:szCs w:val="21"/>
     </w:rPr>
   </w:style>
   <w:style w:type="character" w:styleId="af">
@@ -7443,7 +8756,10 @@
     <w:basedOn w:val="ad"/>
     <w:uiPriority w:val="99"/>
     <w:rPr>
+      <w:rFonts w:ascii="宋体" w:hAnsi="宋体" w:eastAsia="宋体" w:cs="宋体"/>
       <w:color w:val="156082" w:themeColor="accent1"/>
+      <w:sz w:val="21"/>
+      <w:szCs w:val="21"/>
     </w:rPr>
   </w:style>
   <w:style w:type="paragraph" w:styleId="TOC">
@@ -7470,291 +8786,322 @@
     <w:name w:val="KeywordTok"/>
     <w:basedOn w:val="VerbatimChar"/>
     <w:rPr>
-      <w:rFonts w:ascii="Consolas" w:hAnsi="Consolas"/>
+      <w:rFonts w:ascii="宋体" w:hAnsi="宋体" w:eastAsia="宋体" w:cs="宋体"/>
       <w:b/>
       <w:color w:val="007020"/>
-      <w:sz w:val="22"/>
+      <w:sz w:val="21"/>
+      <w:szCs w:val="21"/>
     </w:rPr>
   </w:style>
   <w:style w:type="character" w:customStyle="1" w:styleId="DataTypeTok">
     <w:name w:val="DataTypeTok"/>
     <w:basedOn w:val="VerbatimChar"/>
     <w:rPr>
-      <w:rFonts w:ascii="Consolas" w:hAnsi="Consolas"/>
+      <w:rFonts w:ascii="宋体" w:hAnsi="宋体" w:eastAsia="宋体" w:cs="宋体"/>
       <w:color w:val="902000"/>
-      <w:sz w:val="22"/>
+      <w:sz w:val="21"/>
+      <w:szCs w:val="21"/>
     </w:rPr>
   </w:style>
   <w:style w:type="character" w:customStyle="1" w:styleId="DecValTok">
     <w:name w:val="DecValTok"/>
     <w:basedOn w:val="VerbatimChar"/>
     <w:rPr>
-      <w:rFonts w:ascii="Consolas" w:hAnsi="Consolas"/>
+      <w:rFonts w:ascii="宋体" w:hAnsi="宋体" w:eastAsia="宋体" w:cs="宋体"/>
       <w:color w:val="40A070"/>
-      <w:sz w:val="22"/>
+      <w:sz w:val="21"/>
+      <w:szCs w:val="21"/>
     </w:rPr>
   </w:style>
   <w:style w:type="character" w:customStyle="1" w:styleId="BaseNTok">
     <w:name w:val="BaseNTok"/>
     <w:basedOn w:val="VerbatimChar"/>
     <w:rPr>
-      <w:rFonts w:ascii="Consolas" w:hAnsi="Consolas"/>
+      <w:rFonts w:ascii="宋体" w:hAnsi="宋体" w:eastAsia="宋体" w:cs="宋体"/>
       <w:color w:val="40A070"/>
-      <w:sz w:val="22"/>
+      <w:sz w:val="21"/>
+      <w:szCs w:val="21"/>
     </w:rPr>
   </w:style>
   <w:style w:type="character" w:customStyle="1" w:styleId="FloatTok">
     <w:name w:val="FloatTok"/>
     <w:basedOn w:val="VerbatimChar"/>
     <w:rPr>
-      <w:rFonts w:ascii="Consolas" w:hAnsi="Consolas"/>
+      <w:rFonts w:ascii="宋体" w:hAnsi="宋体" w:eastAsia="宋体" w:cs="宋体"/>
       <w:color w:val="40A070"/>
-      <w:sz w:val="22"/>
+      <w:sz w:val="21"/>
+      <w:szCs w:val="21"/>
     </w:rPr>
   </w:style>
   <w:style w:type="character" w:customStyle="1" w:styleId="ConstantTok">
     <w:name w:val="ConstantTok"/>
     <w:basedOn w:val="VerbatimChar"/>
     <w:rPr>
-      <w:rFonts w:ascii="Consolas" w:hAnsi="Consolas"/>
+      <w:rFonts w:ascii="宋体" w:hAnsi="宋体" w:eastAsia="宋体" w:cs="宋体"/>
       <w:color w:val="880000"/>
-      <w:sz w:val="22"/>
+      <w:sz w:val="21"/>
+      <w:szCs w:val="21"/>
     </w:rPr>
   </w:style>
   <w:style w:type="character" w:customStyle="1" w:styleId="CharTok">
     <w:name w:val="CharTok"/>
     <w:basedOn w:val="VerbatimChar"/>
     <w:rPr>
-      <w:rFonts w:ascii="Consolas" w:hAnsi="Consolas"/>
+      <w:rFonts w:ascii="宋体" w:hAnsi="宋体" w:eastAsia="宋体" w:cs="宋体"/>
       <w:color w:val="4070A0"/>
-      <w:sz w:val="22"/>
+      <w:sz w:val="21"/>
+      <w:szCs w:val="21"/>
     </w:rPr>
   </w:style>
   <w:style w:type="character" w:customStyle="1" w:styleId="SpecialCharTok">
     <w:name w:val="SpecialCharTok"/>
     <w:basedOn w:val="VerbatimChar"/>
     <w:rPr>
-      <w:rFonts w:ascii="Consolas" w:hAnsi="Consolas"/>
+      <w:rFonts w:ascii="宋体" w:hAnsi="宋体" w:eastAsia="宋体" w:cs="宋体"/>
       <w:color w:val="4070A0"/>
-      <w:sz w:val="22"/>
+      <w:sz w:val="21"/>
+      <w:szCs w:val="21"/>
     </w:rPr>
   </w:style>
   <w:style w:type="character" w:customStyle="1" w:styleId="StringTok">
     <w:name w:val="StringTok"/>
     <w:basedOn w:val="VerbatimChar"/>
     <w:rPr>
-      <w:rFonts w:ascii="Consolas" w:hAnsi="Consolas"/>
+      <w:rFonts w:ascii="宋体" w:hAnsi="宋体" w:eastAsia="宋体" w:cs="宋体"/>
       <w:color w:val="4070A0"/>
-      <w:sz w:val="22"/>
+      <w:sz w:val="21"/>
+      <w:szCs w:val="21"/>
     </w:rPr>
   </w:style>
   <w:style w:type="character" w:customStyle="1" w:styleId="VerbatimStringTok">
     <w:name w:val="VerbatimStringTok"/>
     <w:basedOn w:val="VerbatimChar"/>
     <w:rPr>
-      <w:rFonts w:ascii="Consolas" w:hAnsi="Consolas"/>
+      <w:rFonts w:ascii="宋体" w:hAnsi="宋体" w:eastAsia="宋体" w:cs="宋体"/>
       <w:color w:val="4070A0"/>
-      <w:sz w:val="22"/>
+      <w:sz w:val="21"/>
+      <w:szCs w:val="21"/>
     </w:rPr>
   </w:style>
   <w:style w:type="character" w:customStyle="1" w:styleId="SpecialStringTok">
     <w:name w:val="SpecialStringTok"/>
     <w:basedOn w:val="VerbatimChar"/>
     <w:rPr>
-      <w:rFonts w:ascii="Consolas" w:hAnsi="Consolas"/>
+      <w:rFonts w:ascii="宋体" w:hAnsi="宋体" w:eastAsia="宋体" w:cs="宋体"/>
       <w:color w:val="BB6688"/>
-      <w:sz w:val="22"/>
+      <w:sz w:val="21"/>
+      <w:szCs w:val="21"/>
     </w:rPr>
   </w:style>
   <w:style w:type="character" w:customStyle="1" w:styleId="ImportTok">
     <w:name w:val="ImportTok"/>
     <w:basedOn w:val="VerbatimChar"/>
     <w:rPr>
-      <w:rFonts w:ascii="Consolas" w:hAnsi="Consolas"/>
+      <w:rFonts w:ascii="宋体" w:hAnsi="宋体" w:eastAsia="宋体" w:cs="宋体"/>
       <w:b/>
       <w:color w:val="008000"/>
-      <w:sz w:val="22"/>
+      <w:sz w:val="21"/>
+      <w:szCs w:val="21"/>
     </w:rPr>
   </w:style>
   <w:style w:type="character" w:customStyle="1" w:styleId="CommentTok">
     <w:name w:val="CommentTok"/>
     <w:basedOn w:val="VerbatimChar"/>
     <w:rPr>
-      <w:rFonts w:ascii="Consolas" w:hAnsi="Consolas"/>
+      <w:rFonts w:ascii="宋体" w:hAnsi="宋体" w:eastAsia="宋体" w:cs="宋体"/>
       <w:i/>
       <w:color w:val="60A0B0"/>
-      <w:sz w:val="22"/>
+      <w:sz w:val="21"/>
+      <w:szCs w:val="21"/>
     </w:rPr>
   </w:style>
   <w:style w:type="character" w:customStyle="1" w:styleId="DocumentationTok">
     <w:name w:val="DocumentationTok"/>
     <w:basedOn w:val="VerbatimChar"/>
     <w:rPr>
-      <w:rFonts w:ascii="Consolas" w:hAnsi="Consolas"/>
+      <w:rFonts w:ascii="宋体" w:hAnsi="宋体" w:eastAsia="宋体" w:cs="宋体"/>
       <w:i/>
       <w:color w:val="BA2121"/>
-      <w:sz w:val="22"/>
+      <w:sz w:val="21"/>
+      <w:szCs w:val="21"/>
     </w:rPr>
   </w:style>
   <w:style w:type="character" w:customStyle="1" w:styleId="AnnotationTok">
     <w:name w:val="AnnotationTok"/>
     <w:basedOn w:val="VerbatimChar"/>
     <w:rPr>
-      <w:rFonts w:ascii="Consolas" w:hAnsi="Consolas"/>
+      <w:rFonts w:ascii="宋体" w:hAnsi="宋体" w:eastAsia="宋体" w:cs="宋体"/>
       <w:b/>
       <w:i/>
       <w:color w:val="60A0B0"/>
-      <w:sz w:val="22"/>
+      <w:sz w:val="21"/>
+      <w:szCs w:val="21"/>
     </w:rPr>
   </w:style>
   <w:style w:type="character" w:customStyle="1" w:styleId="CommentVarTok">
     <w:name w:val="CommentVarTok"/>
     <w:basedOn w:val="VerbatimChar"/>
     <w:rPr>
-      <w:rFonts w:ascii="Consolas" w:hAnsi="Consolas"/>
+      <w:rFonts w:ascii="宋体" w:hAnsi="宋体" w:eastAsia="宋体" w:cs="宋体"/>
       <w:b/>
       <w:i/>
       <w:color w:val="60A0B0"/>
-      <w:sz w:val="22"/>
+      <w:sz w:val="21"/>
+      <w:szCs w:val="21"/>
     </w:rPr>
   </w:style>
   <w:style w:type="character" w:customStyle="1" w:styleId="OtherTok">
     <w:name w:val="OtherTok"/>
     <w:basedOn w:val="VerbatimChar"/>
     <w:rPr>
-      <w:rFonts w:ascii="Consolas" w:hAnsi="Consolas"/>
+      <w:rFonts w:ascii="宋体" w:hAnsi="宋体" w:eastAsia="宋体" w:cs="宋体"/>
       <w:color w:val="007020"/>
-      <w:sz w:val="22"/>
+      <w:sz w:val="21"/>
+      <w:szCs w:val="21"/>
     </w:rPr>
   </w:style>
   <w:style w:type="character" w:customStyle="1" w:styleId="FunctionTok">
     <w:name w:val="FunctionTok"/>
     <w:basedOn w:val="VerbatimChar"/>
     <w:rPr>
-      <w:rFonts w:ascii="Consolas" w:hAnsi="Consolas"/>
+      <w:rFonts w:ascii="宋体" w:hAnsi="宋体" w:eastAsia="宋体" w:cs="宋体"/>
       <w:color w:val="06287E"/>
-      <w:sz w:val="22"/>
+      <w:sz w:val="21"/>
+      <w:szCs w:val="21"/>
     </w:rPr>
   </w:style>
   <w:style w:type="character" w:customStyle="1" w:styleId="VariableTok">
     <w:name w:val="VariableTok"/>
     <w:basedOn w:val="VerbatimChar"/>
     <w:rPr>
-      <w:rFonts w:ascii="Consolas" w:hAnsi="Consolas"/>
+      <w:rFonts w:ascii="宋体" w:hAnsi="宋体" w:eastAsia="宋体" w:cs="宋体"/>
       <w:color w:val="19177C"/>
-      <w:sz w:val="22"/>
+      <w:sz w:val="21"/>
+      <w:szCs w:val="21"/>
     </w:rPr>
   </w:style>
   <w:style w:type="character" w:customStyle="1" w:styleId="ControlFlowTok">
     <w:name w:val="ControlFlowTok"/>
     <w:basedOn w:val="VerbatimChar"/>
     <w:rPr>
-      <w:rFonts w:ascii="Consolas" w:hAnsi="Consolas"/>
+      <w:rFonts w:ascii="宋体" w:hAnsi="宋体" w:eastAsia="宋体" w:cs="宋体"/>
       <w:b/>
       <w:color w:val="007020"/>
-      <w:sz w:val="22"/>
+      <w:sz w:val="21"/>
+      <w:szCs w:val="21"/>
     </w:rPr>
   </w:style>
   <w:style w:type="character" w:customStyle="1" w:styleId="OperatorTok">
     <w:name w:val="OperatorTok"/>
     <w:basedOn w:val="VerbatimChar"/>
     <w:rPr>
-      <w:rFonts w:ascii="Consolas" w:hAnsi="Consolas"/>
+      <w:rFonts w:ascii="宋体" w:hAnsi="宋体" w:eastAsia="宋体" w:cs="宋体"/>
       <w:color w:val="666666"/>
-      <w:sz w:val="22"/>
+      <w:sz w:val="21"/>
+      <w:szCs w:val="21"/>
     </w:rPr>
   </w:style>
   <w:style w:type="character" w:customStyle="1" w:styleId="BuiltInTok">
     <w:name w:val="BuiltInTok"/>
     <w:basedOn w:val="VerbatimChar"/>
     <w:rPr>
-      <w:rFonts w:ascii="Consolas" w:hAnsi="Consolas"/>
+      <w:rFonts w:ascii="宋体" w:hAnsi="宋体" w:eastAsia="宋体" w:cs="宋体"/>
       <w:color w:val="008000"/>
-      <w:sz w:val="22"/>
+      <w:sz w:val="21"/>
+      <w:szCs w:val="21"/>
     </w:rPr>
   </w:style>
   <w:style w:type="character" w:customStyle="1" w:styleId="ExtensionTok">
     <w:name w:val="ExtensionTok"/>
     <w:basedOn w:val="VerbatimChar"/>
     <w:rPr>
-      <w:rFonts w:ascii="Consolas" w:hAnsi="Consolas"/>
-      <w:sz w:val="22"/>
+      <w:rFonts w:ascii="宋体" w:hAnsi="宋体" w:eastAsia="宋体" w:cs="宋体"/>
+      <w:sz w:val="21"/>
+      <w:szCs w:val="21"/>
     </w:rPr>
   </w:style>
   <w:style w:type="character" w:customStyle="1" w:styleId="PreprocessorTok">
     <w:name w:val="PreprocessorTok"/>
     <w:basedOn w:val="VerbatimChar"/>
     <w:rPr>
-      <w:rFonts w:ascii="Consolas" w:hAnsi="Consolas"/>
+      <w:rFonts w:ascii="宋体" w:hAnsi="宋体" w:eastAsia="宋体" w:cs="宋体"/>
       <w:color w:val="BC7A00"/>
-      <w:sz w:val="22"/>
+      <w:sz w:val="21"/>
+      <w:szCs w:val="21"/>
     </w:rPr>
   </w:style>
   <w:style w:type="character" w:customStyle="1" w:styleId="AttributeTok">
     <w:name w:val="AttributeTok"/>
     <w:basedOn w:val="VerbatimChar"/>
     <w:rPr>
-      <w:rFonts w:ascii="Consolas" w:hAnsi="Consolas"/>
+      <w:rFonts w:ascii="宋体" w:hAnsi="宋体" w:eastAsia="宋体" w:cs="宋体"/>
       <w:color w:val="7D9029"/>
-      <w:sz w:val="22"/>
+      <w:sz w:val="21"/>
+      <w:szCs w:val="21"/>
     </w:rPr>
   </w:style>
   <w:style w:type="character" w:customStyle="1" w:styleId="RegionMarkerTok">
     <w:name w:val="RegionMarkerTok"/>
     <w:basedOn w:val="VerbatimChar"/>
     <w:rPr>
-      <w:rFonts w:ascii="Consolas" w:hAnsi="Consolas"/>
-      <w:sz w:val="22"/>
+      <w:rFonts w:ascii="宋体" w:hAnsi="宋体" w:eastAsia="宋体" w:cs="宋体"/>
+      <w:sz w:val="21"/>
+      <w:szCs w:val="21"/>
     </w:rPr>
   </w:style>
   <w:style w:type="character" w:customStyle="1" w:styleId="InformationTok">
     <w:name w:val="InformationTok"/>
     <w:basedOn w:val="VerbatimChar"/>
     <w:rPr>
-      <w:rFonts w:ascii="Consolas" w:hAnsi="Consolas"/>
+      <w:rFonts w:ascii="宋体" w:hAnsi="宋体" w:eastAsia="宋体" w:cs="宋体"/>
       <w:b/>
       <w:i/>
       <w:color w:val="60A0B0"/>
-      <w:sz w:val="22"/>
+      <w:sz w:val="21"/>
+      <w:szCs w:val="21"/>
     </w:rPr>
   </w:style>
   <w:style w:type="character" w:customStyle="1" w:styleId="WarningTok">
     <w:name w:val="WarningTok"/>
     <w:basedOn w:val="VerbatimChar"/>
     <w:rPr>
-      <w:rFonts w:ascii="Consolas" w:hAnsi="Consolas"/>
+      <w:rFonts w:ascii="宋体" w:hAnsi="宋体" w:eastAsia="宋体" w:cs="宋体"/>
       <w:b/>
       <w:i/>
       <w:color w:val="60A0B0"/>
-      <w:sz w:val="22"/>
+      <w:sz w:val="21"/>
+      <w:szCs w:val="21"/>
     </w:rPr>
   </w:style>
   <w:style w:type="character" w:customStyle="1" w:styleId="AlertTok">
     <w:name w:val="AlertTok"/>
     <w:basedOn w:val="VerbatimChar"/>
     <w:rPr>
-      <w:rFonts w:ascii="Consolas" w:hAnsi="Consolas"/>
+      <w:rFonts w:ascii="宋体" w:hAnsi="宋体" w:eastAsia="宋体" w:cs="宋体"/>
       <w:b/>
       <w:color w:val="FF0000"/>
-      <w:sz w:val="22"/>
+      <w:sz w:val="21"/>
+      <w:szCs w:val="21"/>
     </w:rPr>
   </w:style>
   <w:style w:type="character" w:customStyle="1" w:styleId="ErrorTok">
     <w:name w:val="ErrorTok"/>
     <w:basedOn w:val="VerbatimChar"/>
     <w:rPr>
-      <w:rFonts w:ascii="Consolas" w:hAnsi="Consolas"/>
+      <w:rFonts w:ascii="宋体" w:hAnsi="宋体" w:eastAsia="宋体" w:cs="宋体"/>
       <w:b/>
       <w:color w:val="FF0000"/>
-      <w:sz w:val="22"/>
+      <w:sz w:val="21"/>
+      <w:szCs w:val="21"/>
     </w:rPr>
   </w:style>
   <w:style w:type="character" w:customStyle="1" w:styleId="NormalTok">
     <w:name w:val="NormalTok"/>
     <w:basedOn w:val="VerbatimChar"/>
     <w:rPr>
-      <w:rFonts w:ascii="Consolas" w:hAnsi="Consolas"/>
-      <w:sz w:val="22"/>
+      <w:rFonts w:ascii="宋体" w:hAnsi="宋体" w:eastAsia="宋体" w:cs="宋体"/>
+      <w:sz w:val="21"/>
+      <w:szCs w:val="21"/>
     </w:rPr>
   </w:style>
   <w:style w:type="paragraph" w:styleId="af0">

--- a/api/src/backend/api/v1/report_templates/zh-CN/executive_report/executive_report-template.docx
+++ b/api/src/backend/api/v1/report_templates/zh-CN/executive_report/executive_report-template.docx
@@ -296,7 +296,7 @@
           <w:sz w:val="20"/>
           <w:szCs w:val="20"/>
         </w:rPr>
-        <w:t>1.3 关键发现</w:t>
+        <w:t>1.3 关键检测结果</w:t>
         <w:tab/>
         <w:t>4</w:t>
       </w:r>
@@ -418,7 +418,7 @@
           <w:sz w:val="24"/>
           <w:szCs w:val="24"/>
         </w:rPr>
-        <w:t>3. 发现概览</w:t>
+        <w:t>3. 检测结果概览</w:t>
         <w:tab/>
         <w:t>9</w:t>
       </w:r>
@@ -442,7 +442,7 @@
           <w:sz w:val="20"/>
           <w:szCs w:val="20"/>
         </w:rPr>
-        <w:t>3.1 按服务统计发现</w:t>
+        <w:t>3.1 按服务统计检测结果</w:t>
         <w:tab/>
         <w:t>9</w:t>
       </w:r>
@@ -466,7 +466,7 @@
           <w:sz w:val="20"/>
           <w:szCs w:val="20"/>
         </w:rPr>
-        <w:t>3.2 按类别统计发现</w:t>
+        <w:t>3.2 按类别统计检测结果</w:t>
         <w:tab/>
         <w:t>10</w:t>
       </w:r>
@@ -1211,7 +1211,7 @@
           <w:sz w:val="21"/>
           <w:szCs w:val="21"/>
         </w:rPr>
-        <w:t>表 1-2 发现汇总</w:t>
+        <w:t>表 1-2 检测结果汇总</w:t>
       </w:r>
     </w:p>
     <w:tbl>
@@ -1768,7 +1768,7 @@
           <w:sz w:val="28"/>
           <w:szCs w:val="28"/>
         </w:rPr>
-        <w:t>1.3 关键发现</w:t>
+        <w:t>1.3 关键检测结果</w:t>
       </w:r>
     </w:p>
     <w:p>
@@ -1808,7 +1808,7 @@
           <w:sz w:val="21"/>
           <w:szCs w:val="21"/>
         </w:rPr>
-        <w:t>表 1-3 严重发现</w:t>
+        <w:t>表 1-3 严重检测结果</w:t>
       </w:r>
     </w:p>
     <w:tbl>
@@ -1869,7 +1869,7 @@
                 <w:sz w:val="21"/>
                 <w:szCs w:val="21"/>
               </w:rPr>
-              <w:t>发现</w:t>
+              <w:t>检测结果</w:t>
             </w:r>
           </w:p>
         </w:tc>
@@ -2065,7 +2065,7 @@
           <w:sz w:val="21"/>
           <w:szCs w:val="21"/>
         </w:rPr>
-        <w:t>表 1-4 高危发现</w:t>
+        <w:t>表 1-4 高危检测结果</w:t>
       </w:r>
     </w:p>
     <w:tbl>
@@ -2126,7 +2126,7 @@
                 <w:sz w:val="21"/>
                 <w:szCs w:val="21"/>
               </w:rPr>
-              <w:t>发现</w:t>
+              <w:t>检测结果</w:t>
             </w:r>
           </w:p>
         </w:tc>
@@ -2533,7 +2533,7 @@
                 <w:sz w:val="21"/>
                 <w:szCs w:val="21"/>
               </w:rPr>
-              <w:t>发现数</w:t>
+              <w:t>检测结果数</w:t>
             </w:r>
           </w:p>
         </w:tc>
@@ -3879,7 +3879,7 @@
           <w:sz w:val="36"/>
           <w:szCs w:val="36"/>
         </w:rPr>
-        <w:t>3. 发现概览</w:t>
+        <w:t>3. 检测结果概览</w:t>
       </w:r>
     </w:p>
     <w:p>
@@ -3898,7 +3898,7 @@
           <w:sz w:val="28"/>
           <w:szCs w:val="28"/>
         </w:rPr>
-        <w:t>3.1 按服务统计发现</w:t>
+        <w:t>3.1 按服务统计检测结果</w:t>
       </w:r>
     </w:p>
     <w:p>
@@ -3919,7 +3919,7 @@
           <w:sz w:val="21"/>
           <w:szCs w:val="21"/>
         </w:rPr>
-        <w:t>表 3-1 按服务统计发现</w:t>
+        <w:t>表 3-1 按服务统计检测结果</w:t>
       </w:r>
     </w:p>
     <w:tbl>
@@ -4479,7 +4479,7 @@
           <w:sz w:val="21"/>
           <w:szCs w:val="21"/>
         </w:rPr>
-        <w:t>图 3-1 按服务统计发现</w:t>
+        <w:t>图 3-1 按服务统计检测结果</w:t>
       </w:r>
     </w:p>
     <w:p>
@@ -4529,7 +4529,7 @@
           <w:sz w:val="28"/>
           <w:szCs w:val="28"/>
         </w:rPr>
-        <w:t>3.2 按类别统计发现</w:t>
+        <w:t>3.2 按类别统计检测结果</w:t>
       </w:r>
     </w:p>
     <w:p>
@@ -4550,7 +4550,7 @@
           <w:sz w:val="21"/>
           <w:szCs w:val="21"/>
         </w:rPr>
-        <w:t>表 3-2 按类别统计发现</w:t>
+        <w:t>表 3-2 按类别统计检测结果</w:t>
       </w:r>
     </w:p>
     <w:tbl>
@@ -4645,7 +4645,7 @@
                 <w:sz w:val="21"/>
                 <w:szCs w:val="21"/>
               </w:rPr>
-              <w:t>发现数</w:t>
+              <w:t>检测结果数</w:t>
             </w:r>
           </w:p>
         </w:tc>
@@ -4803,7 +4803,7 @@
           <w:sz w:val="21"/>
           <w:szCs w:val="21"/>
         </w:rPr>
-        <w:t>图 3-2 按类别统计发现</w:t>
+        <w:t>图 3-2 按类别统计检测结果</w:t>
       </w:r>
     </w:p>
     <w:p>
@@ -4900,7 +4900,7 @@
           <w:sz w:val="21"/>
           <w:szCs w:val="21"/>
         </w:rPr>
-        <w:t>表 4-1 优先级 1 发现</w:t>
+        <w:t>表 4-1 优先级 1 检测结果</w:t>
       </w:r>
     </w:p>
     <w:tbl>
@@ -4961,7 +4961,7 @@
                 <w:sz w:val="21"/>
                 <w:szCs w:val="21"/>
               </w:rPr>
-              <w:t>发现</w:t>
+              <w:t>检测结果</w:t>
             </w:r>
           </w:p>
         </w:tc>
@@ -5277,7 +5277,7 @@
           <w:sz w:val="21"/>
           <w:szCs w:val="21"/>
         </w:rPr>
-        <w:t>表 4-2 优先级 2 发现</w:t>
+        <w:t>表 4-2 优先级 2 检测结果</w:t>
       </w:r>
     </w:p>
     <w:tbl>
@@ -5338,7 +5338,7 @@
                 <w:sz w:val="21"/>
                 <w:szCs w:val="21"/>
               </w:rPr>
-              <w:t>发现</w:t>
+              <w:t>检测结果</w:t>
             </w:r>
           </w:p>
         </w:tc>
@@ -5544,7 +5544,7 @@
           <w:sz w:val="21"/>
           <w:szCs w:val="21"/>
         </w:rPr>
-        <w:t>表 4-3 优先级 3 发现</w:t>
+        <w:t>表 4-3 优先级 3 检测结果</w:t>
       </w:r>
     </w:p>
     <w:tbl>
@@ -5605,7 +5605,7 @@
                 <w:sz w:val="21"/>
                 <w:szCs w:val="21"/>
               </w:rPr>
-              <w:t>发现</w:t>
+              <w:t>检测结果</w:t>
             </w:r>
           </w:p>
         </w:tc>
@@ -6060,7 +6060,7 @@
           <w:sz w:val="21"/>
           <w:szCs w:val="21"/>
         </w:rPr>
-        <w:t>将云安全发现接入事件响应流程。</w:t>
+        <w:t>将云安全检测结果接入事件响应流程。</w:t>
       </w:r>
     </w:p>
     <w:p>
